--- a/ontology/comercio_electronico.docx
+++ b/ontology/comercio_electronico.docx
@@ -11,8 +11,8 @@
       </w:r>
     </w:p>
     <w:bookmarkStart w:id="458" w:name="content"/>
-    <w:bookmarkStart w:id="20" w:name="metadata"/>
-    <w:bookmarkStart w:id="19" w:name="ontologia-de-comercio-electronico"/>
+    <w:bookmarkStart w:id="18" w:name="metadata"/>
+    <w:bookmarkStart w:id="17" w:name="ontologia-de-comercio-electronico"/>
     <w:p>
       <w:pPr>
         <w:pStyle w:val="Heading1"/>
@@ -21,7 +21,7 @@
         <w:t xml:space="preserve">Ontologia de comercio electronico</w:t>
       </w:r>
     </w:p>
-    <w:bookmarkStart w:id="18" w:name="metadata"/>
+    <w:bookmarkStart w:id="16" w:name="metadata"/>
     <w:p>
       <w:pPr>
         <w:pStyle w:val="Heading2"/>
@@ -181,39 +181,13 @@
         <w:pStyle w:val="Definition"/>
       </w:pPr>
       <w:r>
-        <w:t xml:space="preserve">Ontología del sistema multiagente de comercio electrónico. Define los conceptos compartidos por los agentes para representar productos, ofertas, pedidos, pagos, envíos, devoluciones, valoraciones y recomendaciones. Reusa FOAF para agentes, schema.org para productos/pedidos/direcciones y time para instantes temporales.</w:t>
+        <w:t xml:space="preserve">Ontología del sistema multiagente de comercio electrónico. Define los conceptos compartidos por los agentes para representar productos, ofertas, pedidos, pagos, envíos, devoluciones, valoraciones y recomendaciones. El dominio se modela con vocabulario propio para evitar dependencias innecesarias de ontologías externas; se mantiene time para instantes temporales.</w:t>
       </w:r>
     </w:p>
-    <w:p>
-      <w:pPr>
-        <w:pStyle w:val="DefinitionTerm"/>
-      </w:pPr>
-      <w:hyperlink r:id="rId16">
-        <w:r>
-          <w:rPr>
-            <w:rStyle w:val="Hyperlink"/>
-          </w:rPr>
-          <w:t xml:space="preserve">Imports</w:t>
-        </w:r>
-      </w:hyperlink>
-    </w:p>
-    <w:p>
-      <w:pPr>
-        <w:pStyle w:val="Definition"/>
-      </w:pPr>
-      <w:hyperlink r:id="rId17">
-        <w:r>
-          <w:rPr>
-            <w:rStyle w:val="Hyperlink"/>
-          </w:rPr>
-          <w:t xml:space="preserve">foaf:</w:t>
-        </w:r>
-      </w:hyperlink>
-    </w:p>
+    <w:bookmarkEnd w:id="16"/>
+    <w:bookmarkEnd w:id="17"/>
     <w:bookmarkEnd w:id="18"/>
-    <w:bookmarkEnd w:id="19"/>
-    <w:bookmarkEnd w:id="20"/>
-    <w:bookmarkStart w:id="176" w:name="classes"/>
+    <w:bookmarkStart w:id="174" w:name="classes"/>
     <w:p>
       <w:pPr>
         <w:pStyle w:val="Heading2"/>
@@ -222,8 +196,8 @@
         <w:t xml:space="preserve">Classes</w:t>
       </w:r>
     </w:p>
-    <w:bookmarkStart w:id="30" w:name="Accion"/>
-    <w:bookmarkStart w:id="29" w:name="accion-c"/>
+    <w:bookmarkStart w:id="28" w:name="Accion"/>
+    <w:bookmarkStart w:id="27" w:name="accion-c"/>
     <w:p>
       <w:pPr>
         <w:pStyle w:val="Heading3"/>
@@ -315,7 +289,7 @@
             <w:pPr>
               <w:pStyle w:val="Compact"/>
             </w:pPr>
-            <w:hyperlink r:id="rId21">
+            <w:hyperlink r:id="rId19">
               <w:r>
                 <w:rPr>
                   <w:rStyle w:val="Hyperlink"/>
@@ -528,7 +502,7 @@
             <w:pPr>
               <w:pStyle w:val="Compact"/>
             </w:pPr>
-            <w:hyperlink r:id="rId22">
+            <w:hyperlink r:id="rId20">
               <w:r>
                 <w:rPr>
                   <w:rStyle w:val="Hyperlink"/>
@@ -583,7 +557,7 @@
             <w:r>
               <w:t xml:space="preserve"> </w:t>
             </w:r>
-            <w:hyperlink r:id="rId23">
+            <w:hyperlink r:id="rId21">
               <w:r>
                 <w:rPr>
                   <w:rStyle w:val="Hyperlink"/>
@@ -613,7 +587,7 @@
             <w:pPr>
               <w:pStyle w:val="Compact"/>
             </w:pPr>
-            <w:hyperlink r:id="rId24">
+            <w:hyperlink r:id="rId22">
               <w:r>
                 <w:rPr>
                   <w:rStyle w:val="Hyperlink"/>
@@ -988,7 +962,7 @@
             <w:r>
               <w:t xml:space="preserve"> </w:t>
             </w:r>
-            <w:hyperlink r:id="rId25">
+            <w:hyperlink r:id="rId23">
               <w:r>
                 <w:rPr>
                   <w:rStyle w:val="Hyperlink"/>
@@ -1020,7 +994,7 @@
             <w:r>
               <w:t xml:space="preserve"> </w:t>
             </w:r>
-            <w:hyperlink r:id="rId26">
+            <w:hyperlink r:id="rId24">
               <w:r>
                 <w:rPr>
                   <w:rStyle w:val="Hyperlink"/>
@@ -1052,7 +1026,7 @@
             <w:r>
               <w:t xml:space="preserve"> </w:t>
             </w:r>
-            <w:hyperlink r:id="rId27">
+            <w:hyperlink r:id="rId25">
               <w:r>
                 <w:rPr>
                   <w:rStyle w:val="Hyperlink"/>
@@ -1084,7 +1058,7 @@
             <w:r>
               <w:t xml:space="preserve"> </w:t>
             </w:r>
-            <w:hyperlink r:id="rId28">
+            <w:hyperlink r:id="rId26">
               <w:r>
                 <w:rPr>
                   <w:rStyle w:val="Hyperlink"/>
@@ -1108,10 +1082,10 @@
         </w:tc>
       </w:tr>
     </w:tbl>
-    <w:bookmarkEnd w:id="29"/>
-    <w:bookmarkEnd w:id="30"/>
-    <w:bookmarkStart w:id="34" w:name="Actor"/>
-    <w:bookmarkStart w:id="33" w:name="actor-c"/>
+    <w:bookmarkEnd w:id="27"/>
+    <w:bookmarkEnd w:id="28"/>
+    <w:bookmarkStart w:id="31" w:name="Actor"/>
+    <w:bookmarkStart w:id="30" w:name="actor-c"/>
     <w:p>
       <w:pPr>
         <w:pStyle w:val="Heading3"/>
@@ -1191,19 +1165,19 @@
               <w:pStyle w:val="BodyText"/>
             </w:pPr>
             <w:r>
-              <w:t xml:space="preserve">Representa los actores externos con los que interactúa la tienda. Subclase de foaf:Agent para reutilizar el vocabulario FOAF</w:t>
-            </w:r>
-          </w:p>
-        </w:tc>
-      </w:tr>
-      <w:tr>
-        <w:tc>
-          <w:tcPr/>
-          <w:p>
-            <w:pPr>
-              <w:pStyle w:val="Compact"/>
-            </w:pPr>
-            <w:hyperlink r:id="rId31">
+              <w:t xml:space="preserve">Representa los actores externos con los que interactúa la tienda, modelados con vocabulario propio del dominio</w:t>
+            </w:r>
+          </w:p>
+        </w:tc>
+      </w:tr>
+      <w:tr>
+        <w:tc>
+          <w:tcPr/>
+          <w:p>
+            <w:pPr>
+              <w:pStyle w:val="Compact"/>
+            </w:pPr>
+            <w:hyperlink r:id="rId29">
               <w:r>
                 <w:rPr>
                   <w:rStyle w:val="Hyperlink"/>
@@ -1219,14 +1193,78 @@
             <w:pPr>
               <w:pStyle w:val="Compact"/>
             </w:pPr>
-            <w:hyperlink r:id="rId32">
-              <w:r>
-                <w:rPr>
-                  <w:rStyle w:val="Hyperlink"/>
-                </w:rPr>
-                <w:t xml:space="preserve">foaf:Agent</w:t>
-              </w:r>
-            </w:hyperlink>
+            <w:r>
+              <w:t xml:space="preserve"> </w:t>
+            </w:r>
+            <w:hyperlink w:anchor="AgenteExterno">
+              <w:r>
+                <w:rPr>
+                  <w:rStyle w:val="Hyperlink"/>
+                </w:rPr>
+                <w:t xml:space="preserve">AgenteExterno</w:t>
+              </w:r>
+            </w:hyperlink>
+            <w:r>
+              <w:t xml:space="preserve"> </w:t>
+            </w:r>
+            <w:r>
+              <w:rPr>
+                <w:vertAlign w:val="superscript"/>
+              </w:rPr>
+              <w:t xml:space="preserve">c</w:t>
+            </w:r>
+            <w:r>
+              <w:t xml:space="preserve"> </w:t>
+            </w:r>
+          </w:p>
+        </w:tc>
+      </w:tr>
+      <w:tr>
+        <w:tc>
+          <w:tcPr/>
+          <w:p>
+            <w:pPr>
+              <w:pStyle w:val="Compact"/>
+            </w:pPr>
+            <w:hyperlink r:id="rId20">
+              <w:r>
+                <w:rPr>
+                  <w:rStyle w:val="Hyperlink"/>
+                </w:rPr>
+                <w:t xml:space="preserve">In Range Of</w:t>
+              </w:r>
+            </w:hyperlink>
+          </w:p>
+        </w:tc>
+        <w:tc>
+          <w:tcPr/>
+          <w:p>
+            <w:pPr>
+              <w:pStyle w:val="Compact"/>
+            </w:pPr>
+            <w:r>
+              <w:t xml:space="preserve"> </w:t>
+            </w:r>
+            <w:hyperlink w:anchor="accionSolicitadaPor">
+              <w:r>
+                <w:rPr>
+                  <w:rStyle w:val="Hyperlink"/>
+                </w:rPr>
+                <w:t xml:space="preserve">accionSolicitadaPor</w:t>
+              </w:r>
+            </w:hyperlink>
+            <w:r>
+              <w:t xml:space="preserve"> </w:t>
+            </w:r>
+            <w:r>
+              <w:rPr>
+                <w:vertAlign w:val="superscript"/>
+              </w:rPr>
+              <w:t xml:space="preserve">op</w:t>
+            </w:r>
+            <w:r>
+              <w:t xml:space="preserve"> </w:t>
+            </w:r>
           </w:p>
         </w:tc>
       </w:tr>
@@ -1238,55 +1276,6 @@
               <w:pStyle w:val="Compact"/>
             </w:pPr>
             <w:hyperlink r:id="rId22">
-              <w:r>
-                <w:rPr>
-                  <w:rStyle w:val="Hyperlink"/>
-                </w:rPr>
-                <w:t xml:space="preserve">In Range Of</w:t>
-              </w:r>
-            </w:hyperlink>
-          </w:p>
-        </w:tc>
-        <w:tc>
-          <w:tcPr/>
-          <w:p>
-            <w:pPr>
-              <w:pStyle w:val="Compact"/>
-            </w:pPr>
-            <w:r>
-              <w:t xml:space="preserve"> </w:t>
-            </w:r>
-            <w:hyperlink w:anchor="accionSolicitadaPor">
-              <w:r>
-                <w:rPr>
-                  <w:rStyle w:val="Hyperlink"/>
-                </w:rPr>
-                <w:t xml:space="preserve">accionSolicitadaPor</w:t>
-              </w:r>
-            </w:hyperlink>
-            <w:r>
-              <w:t xml:space="preserve"> </w:t>
-            </w:r>
-            <w:r>
-              <w:rPr>
-                <w:vertAlign w:val="superscript"/>
-              </w:rPr>
-              <w:t xml:space="preserve">op</w:t>
-            </w:r>
-            <w:r>
-              <w:t xml:space="preserve"> </w:t>
-            </w:r>
-          </w:p>
-        </w:tc>
-      </w:tr>
-      <w:tr>
-        <w:tc>
-          <w:tcPr/>
-          <w:p>
-            <w:pPr>
-              <w:pStyle w:val="Compact"/>
-            </w:pPr>
-            <w:hyperlink r:id="rId24">
               <w:r>
                 <w:rPr>
                   <w:rStyle w:val="Hyperlink"/>
@@ -1429,10 +1418,147 @@
         </w:tc>
       </w:tr>
     </w:tbl>
+    <w:bookmarkEnd w:id="30"/>
+    <w:bookmarkEnd w:id="31"/>
+    <w:bookmarkStart w:id="33" w:name="AgenteExterno"/>
+    <w:bookmarkStart w:id="32" w:name="agente-externo-c"/>
+    <w:p>
+      <w:pPr>
+        <w:pStyle w:val="Heading3"/>
+      </w:pPr>
+      <w:r>
+        <w:t xml:space="preserve">Agente Externo</w:t>
+      </w:r>
+      <w:r>
+        <w:t xml:space="preserve"> </w:t>
+      </w:r>
+      <w:r>
+        <w:rPr>
+          <w:vertAlign w:val="superscript"/>
+        </w:rPr>
+        <w:t xml:space="preserve">c</w:t>
+      </w:r>
+    </w:p>
+    <w:tbl>
+      <w:tblPr>
+        <w:tblStyle w:val="Table"/>
+        <w:tblW w:type="auto" w:w="0"/>
+        <w:tblLook w:firstRow="0" w:lastRow="0" w:firstColumn="0" w:lastColumn="0" w:noHBand="0" w:noVBand="0" w:val="0000"/>
+      </w:tblPr>
+      <w:tblGrid>
+        <w:gridCol w:w="3960"/>
+        <w:gridCol w:w="3960"/>
+      </w:tblGrid>
+      <w:tr>
+        <w:tc>
+          <w:tcPr/>
+          <w:p>
+            <w:pPr>
+              <w:pStyle w:val="Compact"/>
+            </w:pPr>
+            <w:r>
+              <w:t xml:space="preserve">IRI</w:t>
+            </w:r>
+          </w:p>
+        </w:tc>
+        <w:tc>
+          <w:tcPr/>
+          <w:p>
+            <w:pPr>
+              <w:pStyle w:val="Compact"/>
+            </w:pPr>
+            <w:r>
+              <w:rPr>
+                <w:rStyle w:val="VerbatimChar"/>
+              </w:rPr>
+              <w:t xml:space="preserve">http://www.semanticweb.org/ecsdi/comercio_electronico/AgenteExterno</w:t>
+            </w:r>
+          </w:p>
+        </w:tc>
+      </w:tr>
+      <w:tr>
+        <w:tc>
+          <w:tcPr/>
+          <w:p>
+            <w:pPr>
+              <w:pStyle w:val="Compact"/>
+            </w:pPr>
+            <w:hyperlink r:id="rId15">
+              <w:r>
+                <w:rPr>
+                  <w:rStyle w:val="Hyperlink"/>
+                </w:rPr>
+                <w:t xml:space="preserve">Description</w:t>
+              </w:r>
+            </w:hyperlink>
+          </w:p>
+        </w:tc>
+        <w:tc>
+          <w:tcPr/>
+          <w:p>
+            <w:pPr>
+              <w:pStyle w:val="BodyText"/>
+            </w:pPr>
+            <w:r>
+              <w:t xml:space="preserve">Agente software o entidad externa que interactúa con la tienda dentro de los protocolos del sistema</w:t>
+            </w:r>
+          </w:p>
+        </w:tc>
+      </w:tr>
+      <w:tr>
+        <w:tc>
+          <w:tcPr/>
+          <w:p>
+            <w:pPr>
+              <w:pStyle w:val="Compact"/>
+            </w:pPr>
+            <w:hyperlink r:id="rId22">
+              <w:r>
+                <w:rPr>
+                  <w:rStyle w:val="Hyperlink"/>
+                </w:rPr>
+                <w:t xml:space="preserve">Super Class Of</w:t>
+              </w:r>
+            </w:hyperlink>
+          </w:p>
+        </w:tc>
+        <w:tc>
+          <w:tcPr/>
+          <w:p>
+            <w:pPr>
+              <w:pStyle w:val="Compact"/>
+            </w:pPr>
+            <w:r>
+              <w:t xml:space="preserve"> </w:t>
+            </w:r>
+            <w:hyperlink w:anchor="Actor">
+              <w:r>
+                <w:rPr>
+                  <w:rStyle w:val="Hyperlink"/>
+                </w:rPr>
+                <w:t xml:space="preserve">Actor</w:t>
+              </w:r>
+            </w:hyperlink>
+            <w:r>
+              <w:t xml:space="preserve"> </w:t>
+            </w:r>
+            <w:r>
+              <w:rPr>
+                <w:vertAlign w:val="superscript"/>
+              </w:rPr>
+              <w:t xml:space="preserve">c</w:t>
+            </w:r>
+            <w:r>
+              <w:t xml:space="preserve"> </w:t>
+            </w:r>
+          </w:p>
+        </w:tc>
+      </w:tr>
+    </w:tbl>
+    <w:bookmarkEnd w:id="32"/>
     <w:bookmarkEnd w:id="33"/>
-    <w:bookmarkEnd w:id="34"/>
-    <w:bookmarkStart w:id="36" w:name="AsistenteVirtual"/>
-    <w:bookmarkStart w:id="35" w:name="asistente-virtual-c"/>
+    <w:bookmarkStart w:id="35" w:name="AsistenteVirtual"/>
+    <w:bookmarkStart w:id="34" w:name="asistente-virtual-c"/>
     <w:p>
       <w:pPr>
         <w:pStyle w:val="Heading3"/>
@@ -1524,7 +1650,7 @@
             <w:pPr>
               <w:pStyle w:val="Compact"/>
             </w:pPr>
-            <w:hyperlink r:id="rId31">
+            <w:hyperlink r:id="rId29">
               <w:r>
                 <w:rPr>
                   <w:rStyle w:val="Hyperlink"/>
@@ -1573,7 +1699,7 @@
             <w:pPr>
               <w:pStyle w:val="Compact"/>
             </w:pPr>
-            <w:hyperlink r:id="rId22">
+            <w:hyperlink r:id="rId20">
               <w:r>
                 <w:rPr>
                   <w:rStyle w:val="Hyperlink"/>
@@ -1716,10 +1842,10 @@
         </w:tc>
       </w:tr>
     </w:tbl>
+    <w:bookmarkEnd w:id="34"/>
     <w:bookmarkEnd w:id="35"/>
-    <w:bookmarkEnd w:id="36"/>
-    <w:bookmarkStart w:id="38" w:name="AvisarCL"/>
-    <w:bookmarkStart w:id="37" w:name="avisar-cl-c"/>
+    <w:bookmarkStart w:id="37" w:name="AvisarCL"/>
+    <w:bookmarkStart w:id="36" w:name="avisar-cl-c"/>
     <w:p>
       <w:pPr>
         <w:pStyle w:val="Heading3"/>
@@ -1810,7 +1936,7 @@
             <w:pPr>
               <w:pStyle w:val="Compact"/>
             </w:pPr>
-            <w:hyperlink r:id="rId31">
+            <w:hyperlink r:id="rId29">
               <w:r>
                 <w:rPr>
                   <w:rStyle w:val="Hyperlink"/>
@@ -1853,10 +1979,10 @@
         </w:tc>
       </w:tr>
     </w:tbl>
+    <w:bookmarkEnd w:id="36"/>
     <w:bookmarkEnd w:id="37"/>
-    <w:bookmarkEnd w:id="38"/>
-    <w:bookmarkStart w:id="40" w:name="BuscarProductos"/>
-    <w:bookmarkStart w:id="39" w:name="buscar-productos-c"/>
+    <w:bookmarkStart w:id="39" w:name="BuscarProductos"/>
+    <w:bookmarkStart w:id="38" w:name="buscar-productos-c"/>
     <w:p>
       <w:pPr>
         <w:pStyle w:val="Heading3"/>
@@ -1948,7 +2074,7 @@
             <w:pPr>
               <w:pStyle w:val="Compact"/>
             </w:pPr>
-            <w:hyperlink r:id="rId31">
+            <w:hyperlink r:id="rId29">
               <w:r>
                 <w:rPr>
                   <w:rStyle w:val="Hyperlink"/>
@@ -1997,7 +2123,7 @@
             <w:pPr>
               <w:pStyle w:val="Compact"/>
             </w:pPr>
-            <w:hyperlink r:id="rId21">
+            <w:hyperlink r:id="rId19">
               <w:r>
                 <w:rPr>
                   <w:rStyle w:val="Hyperlink"/>
@@ -2076,10 +2202,10 @@
         </w:tc>
       </w:tr>
     </w:tbl>
+    <w:bookmarkEnd w:id="38"/>
     <w:bookmarkEnd w:id="39"/>
-    <w:bookmarkEnd w:id="40"/>
-    <w:bookmarkStart w:id="42" w:name="CentroLogistico"/>
-    <w:bookmarkStart w:id="41" w:name="centro-logistico-c"/>
+    <w:bookmarkStart w:id="41" w:name="CentroLogistico"/>
+    <w:bookmarkStart w:id="40" w:name="centro-logistico-c"/>
     <w:p>
       <w:pPr>
         <w:pStyle w:val="Heading3"/>
@@ -2171,7 +2297,7 @@
             <w:pPr>
               <w:pStyle w:val="Compact"/>
             </w:pPr>
-            <w:hyperlink r:id="rId21">
+            <w:hyperlink r:id="rId19">
               <w:r>
                 <w:rPr>
                   <w:rStyle w:val="Hyperlink"/>
@@ -2288,7 +2414,7 @@
             <w:pPr>
               <w:pStyle w:val="Compact"/>
             </w:pPr>
-            <w:hyperlink r:id="rId22">
+            <w:hyperlink r:id="rId20">
               <w:r>
                 <w:rPr>
                   <w:rStyle w:val="Hyperlink"/>
@@ -2431,10 +2557,10 @@
         </w:tc>
       </w:tr>
     </w:tbl>
+    <w:bookmarkEnd w:id="40"/>
     <w:bookmarkEnd w:id="41"/>
-    <w:bookmarkEnd w:id="42"/>
-    <w:bookmarkStart w:id="44" w:name="CobroCliente"/>
-    <w:bookmarkStart w:id="43" w:name="cobro-cliente-c"/>
+    <w:bookmarkStart w:id="43" w:name="CobroCliente"/>
+    <w:bookmarkStart w:id="42" w:name="cobro-cliente-c"/>
     <w:p>
       <w:pPr>
         <w:pStyle w:val="Heading3"/>
@@ -2525,7 +2651,7 @@
             <w:pPr>
               <w:pStyle w:val="Compact"/>
             </w:pPr>
-            <w:hyperlink r:id="rId31">
+            <w:hyperlink r:id="rId29">
               <w:r>
                 <w:rPr>
                   <w:rStyle w:val="Hyperlink"/>
@@ -2568,10 +2694,10 @@
         </w:tc>
       </w:tr>
     </w:tbl>
+    <w:bookmarkEnd w:id="42"/>
     <w:bookmarkEnd w:id="43"/>
-    <w:bookmarkEnd w:id="44"/>
-    <w:bookmarkStart w:id="46" w:name="ComunicarProductosExternosPedidos"/>
-    <w:bookmarkStart w:id="45" w:name="comunicar-productos-externos-pedidos-c"/>
+    <w:bookmarkStart w:id="45" w:name="ComunicarProductosExternosPedidos"/>
+    <w:bookmarkStart w:id="44" w:name="comunicar-productos-externos-pedidos-c"/>
     <w:p>
       <w:pPr>
         <w:pStyle w:val="Heading3"/>
@@ -2662,7 +2788,7 @@
             <w:pPr>
               <w:pStyle w:val="Compact"/>
             </w:pPr>
-            <w:hyperlink r:id="rId31">
+            <w:hyperlink r:id="rId29">
               <w:r>
                 <w:rPr>
                   <w:rStyle w:val="Hyperlink"/>
@@ -2705,10 +2831,10 @@
         </w:tc>
       </w:tr>
     </w:tbl>
+    <w:bookmarkEnd w:id="44"/>
     <w:bookmarkEnd w:id="45"/>
-    <w:bookmarkEnd w:id="46"/>
-    <w:bookmarkStart w:id="48" w:name="ConfirmacionCompra"/>
-    <w:bookmarkStart w:id="47" w:name="confirmacion-compra-c"/>
+    <w:bookmarkStart w:id="47" w:name="ConfirmacionCompra"/>
+    <w:bookmarkStart w:id="46" w:name="confirmacion-compra-c"/>
     <w:p>
       <w:pPr>
         <w:pStyle w:val="Heading3"/>
@@ -2799,7 +2925,7 @@
             <w:pPr>
               <w:pStyle w:val="Compact"/>
             </w:pPr>
-            <w:hyperlink r:id="rId31">
+            <w:hyperlink r:id="rId29">
               <w:r>
                 <w:rPr>
                   <w:rStyle w:val="Hyperlink"/>
@@ -2842,10 +2968,10 @@
         </w:tc>
       </w:tr>
     </w:tbl>
+    <w:bookmarkEnd w:id="46"/>
     <w:bookmarkEnd w:id="47"/>
-    <w:bookmarkEnd w:id="48"/>
-    <w:bookmarkStart w:id="50" w:name="ConfirmacionEnvio"/>
-    <w:bookmarkStart w:id="49" w:name="confirmacion-envio-c"/>
+    <w:bookmarkStart w:id="49" w:name="ConfirmacionEnvio"/>
+    <w:bookmarkStart w:id="48" w:name="confirmacion-envio-c"/>
     <w:p>
       <w:pPr>
         <w:pStyle w:val="Heading3"/>
@@ -2936,7 +3062,7 @@
             <w:pPr>
               <w:pStyle w:val="Compact"/>
             </w:pPr>
-            <w:hyperlink r:id="rId31">
+            <w:hyperlink r:id="rId29">
               <w:r>
                 <w:rPr>
                   <w:rStyle w:val="Hyperlink"/>
@@ -2985,7 +3111,7 @@
             <w:pPr>
               <w:pStyle w:val="Compact"/>
             </w:pPr>
-            <w:hyperlink r:id="rId21">
+            <w:hyperlink r:id="rId19">
               <w:r>
                 <w:rPr>
                   <w:rStyle w:val="Hyperlink"/>
@@ -3034,7 +3160,7 @@
             <w:pPr>
               <w:pStyle w:val="Compact"/>
             </w:pPr>
-            <w:hyperlink r:id="rId22">
+            <w:hyperlink r:id="rId20">
               <w:r>
                 <w:rPr>
                   <w:rStyle w:val="Hyperlink"/>
@@ -3077,10 +3203,10 @@
         </w:tc>
       </w:tr>
     </w:tbl>
+    <w:bookmarkEnd w:id="48"/>
     <w:bookmarkEnd w:id="49"/>
-    <w:bookmarkEnd w:id="50"/>
-    <w:bookmarkStart w:id="52" w:name="ConfirmacionTransaccion"/>
-    <w:bookmarkStart w:id="51" w:name="confirmacion-transaccion-c"/>
+    <w:bookmarkStart w:id="51" w:name="ConfirmacionTransaccion"/>
+    <w:bookmarkStart w:id="50" w:name="confirmacion-transaccion-c"/>
     <w:p>
       <w:pPr>
         <w:pStyle w:val="Heading3"/>
@@ -3171,7 +3297,7 @@
             <w:pPr>
               <w:pStyle w:val="Compact"/>
             </w:pPr>
-            <w:hyperlink r:id="rId31">
+            <w:hyperlink r:id="rId29">
               <w:r>
                 <w:rPr>
                   <w:rStyle w:val="Hyperlink"/>
@@ -3220,7 +3346,7 @@
             <w:pPr>
               <w:pStyle w:val="Compact"/>
             </w:pPr>
-            <w:hyperlink r:id="rId21">
+            <w:hyperlink r:id="rId19">
               <w:r>
                 <w:rPr>
                   <w:rStyle w:val="Hyperlink"/>
@@ -3263,10 +3389,10 @@
         </w:tc>
       </w:tr>
     </w:tbl>
+    <w:bookmarkEnd w:id="50"/>
     <w:bookmarkEnd w:id="51"/>
-    <w:bookmarkEnd w:id="52"/>
-    <w:bookmarkStart w:id="54" w:name="DarAltaProductoExterno"/>
-    <w:bookmarkStart w:id="53" w:name="dar-alta-producto-externo-c"/>
+    <w:bookmarkStart w:id="53" w:name="DarAltaProductoExterno"/>
+    <w:bookmarkStart w:id="52" w:name="dar-alta-producto-externo-c"/>
     <w:p>
       <w:pPr>
         <w:pStyle w:val="Heading3"/>
@@ -3357,7 +3483,7 @@
             <w:pPr>
               <w:pStyle w:val="Compact"/>
             </w:pPr>
-            <w:hyperlink r:id="rId31">
+            <w:hyperlink r:id="rId29">
               <w:r>
                 <w:rPr>
                   <w:rStyle w:val="Hyperlink"/>
@@ -3400,10 +3526,10 @@
         </w:tc>
       </w:tr>
     </w:tbl>
+    <w:bookmarkEnd w:id="52"/>
     <w:bookmarkEnd w:id="53"/>
-    <w:bookmarkEnd w:id="54"/>
-    <w:bookmarkStart w:id="56" w:name="Devolucion"/>
-    <w:bookmarkStart w:id="55" w:name="devolucion-c"/>
+    <w:bookmarkStart w:id="55" w:name="Devolucion"/>
+    <w:bookmarkStart w:id="54" w:name="devolucion-c"/>
     <w:p>
       <w:pPr>
         <w:pStyle w:val="Heading3"/>
@@ -3495,7 +3621,7 @@
             <w:pPr>
               <w:pStyle w:val="Compact"/>
             </w:pPr>
-            <w:hyperlink r:id="rId21">
+            <w:hyperlink r:id="rId19">
               <w:r>
                 <w:rPr>
                   <w:rStyle w:val="Hyperlink"/>
@@ -3804,7 +3930,7 @@
             <w:pPr>
               <w:pStyle w:val="Compact"/>
             </w:pPr>
-            <w:hyperlink r:id="rId22">
+            <w:hyperlink r:id="rId20">
               <w:r>
                 <w:rPr>
                   <w:rStyle w:val="Hyperlink"/>
@@ -3847,10 +3973,10 @@
         </w:tc>
       </w:tr>
     </w:tbl>
+    <w:bookmarkEnd w:id="54"/>
     <w:bookmarkEnd w:id="55"/>
-    <w:bookmarkEnd w:id="56"/>
-    <w:bookmarkStart w:id="59" w:name="Direccion"/>
-    <w:bookmarkStart w:id="58" w:name="direccion-c"/>
+    <w:bookmarkStart w:id="57" w:name="Direccion"/>
+    <w:bookmarkStart w:id="56" w:name="direccion-c"/>
     <w:p>
       <w:pPr>
         <w:pStyle w:val="Heading3"/>
@@ -3930,53 +4056,19 @@
               <w:pStyle w:val="BodyText"/>
             </w:pPr>
             <w:r>
-              <w:t xml:space="preserve">Representa la dirección de entrega o recogida usada en pedidos, envíos y devoluciones. Subclase de schema:PostalAddress</w:t>
-            </w:r>
-          </w:p>
-        </w:tc>
-      </w:tr>
-      <w:tr>
-        <w:tc>
-          <w:tcPr/>
-          <w:p>
-            <w:pPr>
-              <w:pStyle w:val="Compact"/>
-            </w:pPr>
-            <w:hyperlink r:id="rId31">
-              <w:r>
-                <w:rPr>
-                  <w:rStyle w:val="Hyperlink"/>
-                </w:rPr>
-                <w:t xml:space="preserve">Sub Class Of</w:t>
-              </w:r>
-            </w:hyperlink>
-          </w:p>
-        </w:tc>
-        <w:tc>
-          <w:tcPr/>
-          <w:p>
-            <w:pPr>
-              <w:pStyle w:val="Compact"/>
-            </w:pPr>
-            <w:hyperlink r:id="rId57">
-              <w:r>
-                <w:rPr>
-                  <w:rStyle w:val="Hyperlink"/>
-                </w:rPr>
-                <w:t xml:space="preserve">schema:PostalAddress</w:t>
-              </w:r>
-            </w:hyperlink>
-          </w:p>
-        </w:tc>
-      </w:tr>
-      <w:tr>
-        <w:tc>
-          <w:tcPr/>
-          <w:p>
-            <w:pPr>
-              <w:pStyle w:val="Compact"/>
-            </w:pPr>
-            <w:hyperlink r:id="rId21">
+              <w:t xml:space="preserve">Representa la dirección de entrega o recogida usada en pedidos, envíos y devoluciones</w:t>
+            </w:r>
+          </w:p>
+        </w:tc>
+      </w:tr>
+      <w:tr>
+        <w:tc>
+          <w:tcPr/>
+          <w:p>
+            <w:pPr>
+              <w:pStyle w:val="Compact"/>
+            </w:pPr>
+            <w:hyperlink r:id="rId19">
               <w:r>
                 <w:rPr>
                   <w:rStyle w:val="Hyperlink"/>
@@ -4125,7 +4217,7 @@
             <w:pPr>
               <w:pStyle w:val="Compact"/>
             </w:pPr>
-            <w:hyperlink r:id="rId22">
+            <w:hyperlink r:id="rId20">
               <w:r>
                 <w:rPr>
                   <w:rStyle w:val="Hyperlink"/>
@@ -4236,10 +4328,10 @@
         </w:tc>
       </w:tr>
     </w:tbl>
-    <w:bookmarkEnd w:id="58"/>
-    <w:bookmarkEnd w:id="59"/>
-    <w:bookmarkStart w:id="61" w:name="EnviarOpinion"/>
-    <w:bookmarkStart w:id="60" w:name="enviar-opinion-c"/>
+    <w:bookmarkEnd w:id="56"/>
+    <w:bookmarkEnd w:id="57"/>
+    <w:bookmarkStart w:id="59" w:name="EnviarOpinion"/>
+    <w:bookmarkStart w:id="58" w:name="enviar-opinion-c"/>
     <w:p>
       <w:pPr>
         <w:pStyle w:val="Heading3"/>
@@ -4330,7 +4422,7 @@
             <w:pPr>
               <w:pStyle w:val="Compact"/>
             </w:pPr>
-            <w:hyperlink r:id="rId31">
+            <w:hyperlink r:id="rId29">
               <w:r>
                 <w:rPr>
                   <w:rStyle w:val="Hyperlink"/>
@@ -4373,10 +4465,10 @@
         </w:tc>
       </w:tr>
     </w:tbl>
-    <w:bookmarkEnd w:id="60"/>
-    <w:bookmarkEnd w:id="61"/>
-    <w:bookmarkStart w:id="63" w:name="Envio"/>
-    <w:bookmarkStart w:id="62" w:name="envio-c"/>
+    <w:bookmarkEnd w:id="58"/>
+    <w:bookmarkEnd w:id="59"/>
+    <w:bookmarkStart w:id="61" w:name="Envio"/>
+    <w:bookmarkStart w:id="60" w:name="envio-c"/>
     <w:p>
       <w:pPr>
         <w:pStyle w:val="Heading3"/>
@@ -4468,7 +4560,7 @@
             <w:pPr>
               <w:pStyle w:val="Compact"/>
             </w:pPr>
-            <w:hyperlink r:id="rId21">
+            <w:hyperlink r:id="rId19">
               <w:r>
                 <w:rPr>
                   <w:rStyle w:val="Hyperlink"/>
@@ -4553,7 +4645,7 @@
             <w:pPr>
               <w:pStyle w:val="Compact"/>
             </w:pPr>
-            <w:hyperlink r:id="rId22">
+            <w:hyperlink r:id="rId20">
               <w:r>
                 <w:rPr>
                   <w:rStyle w:val="Hyperlink"/>
@@ -4638,7 +4730,7 @@
             <w:pPr>
               <w:pStyle w:val="Compact"/>
             </w:pPr>
-            <w:hyperlink r:id="rId24">
+            <w:hyperlink r:id="rId22">
               <w:r>
                 <w:rPr>
                   <w:rStyle w:val="Hyperlink"/>
@@ -4749,10 +4841,10 @@
         </w:tc>
       </w:tr>
     </w:tbl>
-    <w:bookmarkEnd w:id="62"/>
-    <w:bookmarkEnd w:id="63"/>
-    <w:bookmarkStart w:id="65" w:name="EnvioDevolucion"/>
-    <w:bookmarkStart w:id="64" w:name="envio-devolucion-c"/>
+    <w:bookmarkEnd w:id="60"/>
+    <w:bookmarkEnd w:id="61"/>
+    <w:bookmarkStart w:id="63" w:name="EnvioDevolucion"/>
+    <w:bookmarkStart w:id="62" w:name="envio-devolucion-c"/>
     <w:p>
       <w:pPr>
         <w:pStyle w:val="Heading3"/>
@@ -4843,7 +4935,7 @@
             <w:pPr>
               <w:pStyle w:val="Compact"/>
             </w:pPr>
-            <w:hyperlink r:id="rId31">
+            <w:hyperlink r:id="rId29">
               <w:r>
                 <w:rPr>
                   <w:rStyle w:val="Hyperlink"/>
@@ -4886,10 +4978,10 @@
         </w:tc>
       </w:tr>
     </w:tbl>
-    <w:bookmarkEnd w:id="64"/>
-    <w:bookmarkEnd w:id="65"/>
-    <w:bookmarkStart w:id="67" w:name="EnvioExterno"/>
-    <w:bookmarkStart w:id="66" w:name="envio-externo-c"/>
+    <w:bookmarkEnd w:id="62"/>
+    <w:bookmarkEnd w:id="63"/>
+    <w:bookmarkStart w:id="65" w:name="EnvioExterno"/>
+    <w:bookmarkStart w:id="64" w:name="envio-externo-c"/>
     <w:p>
       <w:pPr>
         <w:pStyle w:val="Heading3"/>
@@ -4980,7 +5072,7 @@
             <w:pPr>
               <w:pStyle w:val="Compact"/>
             </w:pPr>
-            <w:hyperlink r:id="rId31">
+            <w:hyperlink r:id="rId29">
               <w:r>
                 <w:rPr>
                   <w:rStyle w:val="Hyperlink"/>
@@ -5029,7 +5121,7 @@
             <w:pPr>
               <w:pStyle w:val="Compact"/>
             </w:pPr>
-            <w:hyperlink r:id="rId21">
+            <w:hyperlink r:id="rId19">
               <w:r>
                 <w:rPr>
                   <w:rStyle w:val="Hyperlink"/>
@@ -5072,10 +5164,10 @@
         </w:tc>
       </w:tr>
     </w:tbl>
-    <w:bookmarkEnd w:id="66"/>
-    <w:bookmarkEnd w:id="67"/>
-    <w:bookmarkStart w:id="69" w:name="EnvioInterno"/>
-    <w:bookmarkStart w:id="68" w:name="envio-interno-c"/>
+    <w:bookmarkEnd w:id="64"/>
+    <w:bookmarkEnd w:id="65"/>
+    <w:bookmarkStart w:id="67" w:name="EnvioInterno"/>
+    <w:bookmarkStart w:id="66" w:name="envio-interno-c"/>
     <w:p>
       <w:pPr>
         <w:pStyle w:val="Heading3"/>
@@ -5167,7 +5259,7 @@
             <w:pPr>
               <w:pStyle w:val="Compact"/>
             </w:pPr>
-            <w:hyperlink r:id="rId31">
+            <w:hyperlink r:id="rId29">
               <w:r>
                 <w:rPr>
                   <w:rStyle w:val="Hyperlink"/>
@@ -5216,7 +5308,7 @@
             <w:pPr>
               <w:pStyle w:val="Compact"/>
             </w:pPr>
-            <w:hyperlink r:id="rId21">
+            <w:hyperlink r:id="rId19">
               <w:r>
                 <w:rPr>
                   <w:rStyle w:val="Hyperlink"/>
@@ -5295,10 +5387,10 @@
         </w:tc>
       </w:tr>
     </w:tbl>
-    <w:bookmarkEnd w:id="68"/>
-    <w:bookmarkEnd w:id="69"/>
-    <w:bookmarkStart w:id="71" w:name="Factura"/>
-    <w:bookmarkStart w:id="70" w:name="factura-c"/>
+    <w:bookmarkEnd w:id="66"/>
+    <w:bookmarkEnd w:id="67"/>
+    <w:bookmarkStart w:id="69" w:name="Factura"/>
+    <w:bookmarkStart w:id="68" w:name="factura-c"/>
     <w:p>
       <w:pPr>
         <w:pStyle w:val="Heading3"/>
@@ -5390,7 +5482,7 @@
             <w:pPr>
               <w:pStyle w:val="Compact"/>
             </w:pPr>
-            <w:hyperlink r:id="rId21">
+            <w:hyperlink r:id="rId19">
               <w:r>
                 <w:rPr>
                   <w:rStyle w:val="Hyperlink"/>
@@ -5539,7 +5631,7 @@
             <w:pPr>
               <w:pStyle w:val="Compact"/>
             </w:pPr>
-            <w:hyperlink r:id="rId22">
+            <w:hyperlink r:id="rId20">
               <w:r>
                 <w:rPr>
                   <w:rStyle w:val="Hyperlink"/>
@@ -5582,10 +5674,10 @@
         </w:tc>
       </w:tr>
     </w:tbl>
-    <w:bookmarkEnd w:id="70"/>
-    <w:bookmarkEnd w:id="71"/>
-    <w:bookmarkStart w:id="73" w:name="LineaPedido"/>
-    <w:bookmarkStart w:id="72" w:name="linea-pedido-c"/>
+    <w:bookmarkEnd w:id="68"/>
+    <w:bookmarkEnd w:id="69"/>
+    <w:bookmarkStart w:id="71" w:name="LineaPedido"/>
+    <w:bookmarkStart w:id="70" w:name="linea-pedido-c"/>
     <w:p>
       <w:pPr>
         <w:pStyle w:val="Heading3"/>
@@ -5677,7 +5769,7 @@
             <w:pPr>
               <w:pStyle w:val="Compact"/>
             </w:pPr>
-            <w:hyperlink r:id="rId21">
+            <w:hyperlink r:id="rId19">
               <w:r>
                 <w:rPr>
                   <w:rStyle w:val="Hyperlink"/>
@@ -5826,7 +5918,7 @@
             <w:pPr>
               <w:pStyle w:val="Compact"/>
             </w:pPr>
-            <w:hyperlink r:id="rId22">
+            <w:hyperlink r:id="rId20">
               <w:r>
                 <w:rPr>
                   <w:rStyle w:val="Hyperlink"/>
@@ -5905,10 +5997,10 @@
         </w:tc>
       </w:tr>
     </w:tbl>
-    <w:bookmarkEnd w:id="72"/>
-    <w:bookmarkEnd w:id="73"/>
-    <w:bookmarkStart w:id="75" w:name="LoteEnvio"/>
-    <w:bookmarkStart w:id="74" w:name="lote-envio-c"/>
+    <w:bookmarkEnd w:id="70"/>
+    <w:bookmarkEnd w:id="71"/>
+    <w:bookmarkStart w:id="73" w:name="LoteEnvio"/>
+    <w:bookmarkStart w:id="72" w:name="lote-envio-c"/>
     <w:p>
       <w:pPr>
         <w:pStyle w:val="Heading3"/>
@@ -6000,7 +6092,7 @@
             <w:pPr>
               <w:pStyle w:val="Compact"/>
             </w:pPr>
-            <w:hyperlink r:id="rId21">
+            <w:hyperlink r:id="rId19">
               <w:r>
                 <w:rPr>
                   <w:rStyle w:val="Hyperlink"/>
@@ -6277,7 +6369,7 @@
             <w:pPr>
               <w:pStyle w:val="Compact"/>
             </w:pPr>
-            <w:hyperlink r:id="rId22">
+            <w:hyperlink r:id="rId20">
               <w:r>
                 <w:rPr>
                   <w:rStyle w:val="Hyperlink"/>
@@ -6388,10 +6480,10 @@
         </w:tc>
       </w:tr>
     </w:tbl>
-    <w:bookmarkEnd w:id="74"/>
-    <w:bookmarkEnd w:id="75"/>
-    <w:bookmarkStart w:id="77" w:name="Notificacion"/>
-    <w:bookmarkStart w:id="76" w:name="notificacion-c"/>
+    <w:bookmarkEnd w:id="72"/>
+    <w:bookmarkEnd w:id="73"/>
+    <w:bookmarkStart w:id="75" w:name="Notificacion"/>
+    <w:bookmarkStart w:id="74" w:name="notificacion-c"/>
     <w:p>
       <w:pPr>
         <w:pStyle w:val="Heading3"/>
@@ -6483,7 +6575,7 @@
             <w:pPr>
               <w:pStyle w:val="Compact"/>
             </w:pPr>
-            <w:hyperlink r:id="rId21">
+            <w:hyperlink r:id="rId19">
               <w:r>
                 <w:rPr>
                   <w:rStyle w:val="Hyperlink"/>
@@ -6632,7 +6724,7 @@
             <w:pPr>
               <w:pStyle w:val="Compact"/>
             </w:pPr>
-            <w:hyperlink r:id="rId24">
+            <w:hyperlink r:id="rId22">
               <w:r>
                 <w:rPr>
                   <w:rStyle w:val="Hyperlink"/>
@@ -6775,10 +6867,10 @@
         </w:tc>
       </w:tr>
     </w:tbl>
-    <w:bookmarkEnd w:id="76"/>
-    <w:bookmarkEnd w:id="77"/>
-    <w:bookmarkStart w:id="79" w:name="NotificarCompraCompletada"/>
-    <w:bookmarkStart w:id="78" w:name="notificar-compra-completada-c"/>
+    <w:bookmarkEnd w:id="74"/>
+    <w:bookmarkEnd w:id="75"/>
+    <w:bookmarkStart w:id="77" w:name="NotificarCompraCompletada"/>
+    <w:bookmarkStart w:id="76" w:name="notificar-compra-completada-c"/>
     <w:p>
       <w:pPr>
         <w:pStyle w:val="Heading3"/>
@@ -6869,7 +6961,7 @@
             <w:pPr>
               <w:pStyle w:val="Compact"/>
             </w:pPr>
-            <w:hyperlink r:id="rId31">
+            <w:hyperlink r:id="rId29">
               <w:r>
                 <w:rPr>
                   <w:rStyle w:val="Hyperlink"/>
@@ -6912,10 +7004,10 @@
         </w:tc>
       </w:tr>
     </w:tbl>
-    <w:bookmarkEnd w:id="78"/>
-    <w:bookmarkEnd w:id="79"/>
-    <w:bookmarkStart w:id="81" w:name="NotificarBusquedaRealizada"/>
-    <w:bookmarkStart w:id="80" w:name="notificar-busqueda-realizada-c"/>
+    <w:bookmarkEnd w:id="76"/>
+    <w:bookmarkEnd w:id="77"/>
+    <w:bookmarkStart w:id="79" w:name="NotificarBusquedaRealizada"/>
+    <w:bookmarkStart w:id="78" w:name="notificar-busqueda-realizada-c"/>
     <w:p>
       <w:pPr>
         <w:pStyle w:val="Heading3"/>
@@ -7006,7 +7098,7 @@
             <w:pPr>
               <w:pStyle w:val="Compact"/>
             </w:pPr>
-            <w:hyperlink r:id="rId31">
+            <w:hyperlink r:id="rId29">
               <w:r>
                 <w:rPr>
                   <w:rStyle w:val="Hyperlink"/>
@@ -7055,7 +7147,7 @@
             <w:pPr>
               <w:pStyle w:val="Compact"/>
             </w:pPr>
-            <w:hyperlink r:id="rId21">
+            <w:hyperlink r:id="rId19">
               <w:r>
                 <w:rPr>
                   <w:rStyle w:val="Hyperlink"/>
@@ -7098,10 +7190,10 @@
         </w:tc>
       </w:tr>
     </w:tbl>
-    <w:bookmarkEnd w:id="80"/>
-    <w:bookmarkEnd w:id="81"/>
-    <w:bookmarkStart w:id="83" w:name="DecisionContratoTransporte"/>
-    <w:bookmarkStart w:id="82" w:name="decision-contrato-transporte-c"/>
+    <w:bookmarkEnd w:id="78"/>
+    <w:bookmarkEnd w:id="79"/>
+    <w:bookmarkStart w:id="81" w:name="DecisionContratoTransporte"/>
+    <w:bookmarkStart w:id="80" w:name="decision-contrato-transporte-c"/>
     <w:p>
       <w:pPr>
         <w:pStyle w:val="Heading3"/>
@@ -7192,7 +7284,7 @@
             <w:pPr>
               <w:pStyle w:val="Compact"/>
             </w:pPr>
-            <w:hyperlink r:id="rId31">
+            <w:hyperlink r:id="rId29">
               <w:r>
                 <w:rPr>
                   <w:rStyle w:val="Hyperlink"/>
@@ -7235,10 +7327,10 @@
         </w:tc>
       </w:tr>
     </w:tbl>
-    <w:bookmarkEnd w:id="82"/>
-    <w:bookmarkEnd w:id="83"/>
-    <w:bookmarkStart w:id="85" w:name="OfertaTransporte"/>
-    <w:bookmarkStart w:id="84" w:name="oferta-transporte-c"/>
+    <w:bookmarkEnd w:id="80"/>
+    <w:bookmarkEnd w:id="81"/>
+    <w:bookmarkStart w:id="83" w:name="OfertaTransporte"/>
+    <w:bookmarkStart w:id="82" w:name="oferta-transporte-c"/>
     <w:p>
       <w:pPr>
         <w:pStyle w:val="Heading3"/>
@@ -7330,7 +7422,7 @@
             <w:pPr>
               <w:pStyle w:val="Compact"/>
             </w:pPr>
-            <w:hyperlink r:id="rId21">
+            <w:hyperlink r:id="rId19">
               <w:r>
                 <w:rPr>
                   <w:rStyle w:val="Hyperlink"/>
@@ -7543,7 +7635,7 @@
             <w:pPr>
               <w:pStyle w:val="Compact"/>
             </w:pPr>
-            <w:hyperlink r:id="rId22">
+            <w:hyperlink r:id="rId20">
               <w:r>
                 <w:rPr>
                   <w:rStyle w:val="Hyperlink"/>
@@ -7622,10 +7714,10 @@
         </w:tc>
       </w:tr>
     </w:tbl>
-    <w:bookmarkEnd w:id="84"/>
-    <w:bookmarkEnd w:id="85"/>
-    <w:bookmarkStart w:id="87" w:name="OperacionPago"/>
-    <w:bookmarkStart w:id="86" w:name="operacion-pago-c"/>
+    <w:bookmarkEnd w:id="82"/>
+    <w:bookmarkEnd w:id="83"/>
+    <w:bookmarkStart w:id="85" w:name="OperacionPago"/>
+    <w:bookmarkStart w:id="84" w:name="operacion-pago-c"/>
     <w:p>
       <w:pPr>
         <w:pStyle w:val="Heading3"/>
@@ -7717,7 +7809,7 @@
             <w:pPr>
               <w:pStyle w:val="Compact"/>
             </w:pPr>
-            <w:hyperlink r:id="rId21">
+            <w:hyperlink r:id="rId19">
               <w:r>
                 <w:rPr>
                   <w:rStyle w:val="Hyperlink"/>
@@ -7898,7 +7990,7 @@
             <w:pPr>
               <w:pStyle w:val="Compact"/>
             </w:pPr>
-            <w:hyperlink r:id="rId22">
+            <w:hyperlink r:id="rId20">
               <w:r>
                 <w:rPr>
                   <w:rStyle w:val="Hyperlink"/>
@@ -8015,7 +8107,7 @@
             <w:pPr>
               <w:pStyle w:val="Compact"/>
             </w:pPr>
-            <w:hyperlink r:id="rId24">
+            <w:hyperlink r:id="rId22">
               <w:r>
                 <w:rPr>
                   <w:rStyle w:val="Hyperlink"/>
@@ -8126,10 +8218,10 @@
         </w:tc>
       </w:tr>
     </w:tbl>
-    <w:bookmarkEnd w:id="86"/>
-    <w:bookmarkEnd w:id="87"/>
-    <w:bookmarkStart w:id="89" w:name="PagarProductoExterno"/>
-    <w:bookmarkStart w:id="88" w:name="pagar-producto-externo-c"/>
+    <w:bookmarkEnd w:id="84"/>
+    <w:bookmarkEnd w:id="85"/>
+    <w:bookmarkStart w:id="87" w:name="PagarProductoExterno"/>
+    <w:bookmarkStart w:id="86" w:name="pagar-producto-externo-c"/>
     <w:p>
       <w:pPr>
         <w:pStyle w:val="Heading3"/>
@@ -8220,7 +8312,7 @@
             <w:pPr>
               <w:pStyle w:val="Compact"/>
             </w:pPr>
-            <w:hyperlink r:id="rId31">
+            <w:hyperlink r:id="rId29">
               <w:r>
                 <w:rPr>
                   <w:rStyle w:val="Hyperlink"/>
@@ -8269,7 +8361,7 @@
             <w:pPr>
               <w:pStyle w:val="Compact"/>
             </w:pPr>
-            <w:hyperlink r:id="rId21">
+            <w:hyperlink r:id="rId19">
               <w:r>
                 <w:rPr>
                   <w:rStyle w:val="Hyperlink"/>
@@ -8312,10 +8404,10 @@
         </w:tc>
       </w:tr>
     </w:tbl>
-    <w:bookmarkEnd w:id="88"/>
-    <w:bookmarkEnd w:id="89"/>
-    <w:bookmarkStart w:id="91" w:name="PagoVendedorExterno"/>
-    <w:bookmarkStart w:id="90" w:name="pago-vendedor-externo-c"/>
+    <w:bookmarkEnd w:id="86"/>
+    <w:bookmarkEnd w:id="87"/>
+    <w:bookmarkStart w:id="89" w:name="PagoVendedorExterno"/>
+    <w:bookmarkStart w:id="88" w:name="pago-vendedor-externo-c"/>
     <w:p>
       <w:pPr>
         <w:pStyle w:val="Heading3"/>
@@ -8406,7 +8498,7 @@
             <w:pPr>
               <w:pStyle w:val="Compact"/>
             </w:pPr>
-            <w:hyperlink r:id="rId31">
+            <w:hyperlink r:id="rId29">
               <w:r>
                 <w:rPr>
                   <w:rStyle w:val="Hyperlink"/>
@@ -8449,10 +8541,10 @@
         </w:tc>
       </w:tr>
     </w:tbl>
-    <w:bookmarkEnd w:id="90"/>
-    <w:bookmarkEnd w:id="91"/>
-    <w:bookmarkStart w:id="95" w:name="Pedido"/>
-    <w:bookmarkStart w:id="94" w:name="pedido-c"/>
+    <w:bookmarkEnd w:id="88"/>
+    <w:bookmarkEnd w:id="89"/>
+    <w:bookmarkStart w:id="92" w:name="Pedido"/>
+    <w:bookmarkStart w:id="91" w:name="pedido-c"/>
     <w:p>
       <w:pPr>
         <w:pStyle w:val="Heading3"/>
@@ -8532,53 +8624,19 @@
               <w:pStyle w:val="BodyText"/>
             </w:pPr>
             <w:r>
-              <w:t xml:space="preserve">Representa una orden de compra hecha por el asistente virtual. Subclase de schema:Order. Restricción DL: debe tener al menos una :pedidoTieneLinea (un pedido vacío no es válido).</w:t>
-            </w:r>
-          </w:p>
-        </w:tc>
-      </w:tr>
-      <w:tr>
-        <w:tc>
-          <w:tcPr/>
-          <w:p>
-            <w:pPr>
-              <w:pStyle w:val="Compact"/>
-            </w:pPr>
-            <w:hyperlink r:id="rId31">
-              <w:r>
-                <w:rPr>
-                  <w:rStyle w:val="Hyperlink"/>
-                </w:rPr>
-                <w:t xml:space="preserve">Sub Class Of</w:t>
-              </w:r>
-            </w:hyperlink>
-          </w:p>
-        </w:tc>
-        <w:tc>
-          <w:tcPr/>
-          <w:p>
-            <w:pPr>
-              <w:pStyle w:val="Compact"/>
-            </w:pPr>
-            <w:hyperlink r:id="rId92">
-              <w:r>
-                <w:rPr>
-                  <w:rStyle w:val="Hyperlink"/>
-                </w:rPr>
-                <w:t xml:space="preserve">schema:Order</w:t>
-              </w:r>
-            </w:hyperlink>
-          </w:p>
-        </w:tc>
-      </w:tr>
-      <w:tr>
-        <w:tc>
-          <w:tcPr/>
-          <w:p>
-            <w:pPr>
-              <w:pStyle w:val="Compact"/>
-            </w:pPr>
-            <w:hyperlink r:id="rId21">
+              <w:t xml:space="preserve">Representa una orden de compra hecha por el asistente virtual. Restricción DL: debe tener al menos una :pedidoTieneLinea (un pedido vacío no es válido).</w:t>
+            </w:r>
+          </w:p>
+        </w:tc>
+      </w:tr>
+      <w:tr>
+        <w:tc>
+          <w:tcPr/>
+          <w:p>
+            <w:pPr>
+              <w:pStyle w:val="Compact"/>
+            </w:pPr>
+            <w:hyperlink r:id="rId19">
               <w:r>
                 <w:rPr>
                   <w:rStyle w:val="Hyperlink"/>
@@ -9047,7 +9105,7 @@
             <w:pPr>
               <w:pStyle w:val="Compact"/>
             </w:pPr>
-            <w:hyperlink r:id="rId22">
+            <w:hyperlink r:id="rId20">
               <w:r>
                 <w:rPr>
                   <w:rStyle w:val="Hyperlink"/>
@@ -9260,7 +9318,7 @@
             <w:pPr>
               <w:pStyle w:val="Compact"/>
             </w:pPr>
-            <w:hyperlink r:id="rId93">
+            <w:hyperlink r:id="rId90">
               <w:r>
                 <w:rPr>
                   <w:rStyle w:val="Hyperlink"/>
@@ -9333,10 +9391,10 @@
         </w:tc>
       </w:tr>
     </w:tbl>
-    <w:bookmarkEnd w:id="94"/>
-    <w:bookmarkEnd w:id="95"/>
-    <w:bookmarkStart w:id="97" w:name="PedirFeedback"/>
-    <w:bookmarkStart w:id="96" w:name="pedir-feedback-c"/>
+    <w:bookmarkEnd w:id="91"/>
+    <w:bookmarkEnd w:id="92"/>
+    <w:bookmarkStart w:id="94" w:name="PedirFeedback"/>
+    <w:bookmarkStart w:id="93" w:name="pedir-feedback-c"/>
     <w:p>
       <w:pPr>
         <w:pStyle w:val="Heading3"/>
@@ -9427,7 +9485,7 @@
             <w:pPr>
               <w:pStyle w:val="Compact"/>
             </w:pPr>
-            <w:hyperlink r:id="rId31">
+            <w:hyperlink r:id="rId29">
               <w:r>
                 <w:rPr>
                   <w:rStyle w:val="Hyperlink"/>
@@ -9470,10 +9528,10 @@
         </w:tc>
       </w:tr>
     </w:tbl>
-    <w:bookmarkEnd w:id="96"/>
-    <w:bookmarkEnd w:id="97"/>
-    <w:bookmarkStart w:id="99" w:name="PeticionInfoPedidoCompletado"/>
-    <w:bookmarkStart w:id="98" w:name="peticion-info-pedido-completado-c"/>
+    <w:bookmarkEnd w:id="93"/>
+    <w:bookmarkEnd w:id="94"/>
+    <w:bookmarkStart w:id="96" w:name="PeticionInfoPedidoCompletado"/>
+    <w:bookmarkStart w:id="95" w:name="peticion-info-pedido-completado-c"/>
     <w:p>
       <w:pPr>
         <w:pStyle w:val="Heading3"/>
@@ -9564,7 +9622,7 @@
             <w:pPr>
               <w:pStyle w:val="Compact"/>
             </w:pPr>
-            <w:hyperlink r:id="rId31">
+            <w:hyperlink r:id="rId29">
               <w:r>
                 <w:rPr>
                   <w:rStyle w:val="Hyperlink"/>
@@ -9607,10 +9665,10 @@
         </w:tc>
       </w:tr>
     </w:tbl>
-    <w:bookmarkEnd w:id="98"/>
-    <w:bookmarkEnd w:id="99"/>
-    <w:bookmarkStart w:id="102" w:name="Producto"/>
-    <w:bookmarkStart w:id="101" w:name="producto-c"/>
+    <w:bookmarkEnd w:id="95"/>
+    <w:bookmarkEnd w:id="96"/>
+    <w:bookmarkStart w:id="98" w:name="Producto"/>
+    <w:bookmarkStart w:id="97" w:name="producto-c"/>
     <w:p>
       <w:pPr>
         <w:pStyle w:val="Heading3"/>
@@ -9690,53 +9748,19 @@
               <w:pStyle w:val="BodyText"/>
             </w:pPr>
             <w:r>
-              <w:t xml:space="preserve">Representa un producto disponible en el catálogo de la tienda, con información necesaria para búsqueda, compra, envío, valoración y recomendación. Subclase de schema:Product para reusar schema.org</w:t>
-            </w:r>
-          </w:p>
-        </w:tc>
-      </w:tr>
-      <w:tr>
-        <w:tc>
-          <w:tcPr/>
-          <w:p>
-            <w:pPr>
-              <w:pStyle w:val="Compact"/>
-            </w:pPr>
-            <w:hyperlink r:id="rId31">
-              <w:r>
-                <w:rPr>
-                  <w:rStyle w:val="Hyperlink"/>
-                </w:rPr>
-                <w:t xml:space="preserve">Sub Class Of</w:t>
-              </w:r>
-            </w:hyperlink>
-          </w:p>
-        </w:tc>
-        <w:tc>
-          <w:tcPr/>
-          <w:p>
-            <w:pPr>
-              <w:pStyle w:val="Compact"/>
-            </w:pPr>
-            <w:hyperlink r:id="rId100">
-              <w:r>
-                <w:rPr>
-                  <w:rStyle w:val="Hyperlink"/>
-                </w:rPr>
-                <w:t xml:space="preserve">schema:Product</w:t>
-              </w:r>
-            </w:hyperlink>
-          </w:p>
-        </w:tc>
-      </w:tr>
-      <w:tr>
-        <w:tc>
-          <w:tcPr/>
-          <w:p>
-            <w:pPr>
-              <w:pStyle w:val="Compact"/>
-            </w:pPr>
-            <w:hyperlink r:id="rId21">
+              <w:t xml:space="preserve">Representa un producto disponible en el catálogo de la tienda, con información necesaria para búsqueda, compra, envío, valoración y recomendación</w:t>
+            </w:r>
+          </w:p>
+        </w:tc>
+      </w:tr>
+      <w:tr>
+        <w:tc>
+          <w:tcPr/>
+          <w:p>
+            <w:pPr>
+              <w:pStyle w:val="Compact"/>
+            </w:pPr>
+            <w:hyperlink r:id="rId19">
               <w:r>
                 <w:rPr>
                   <w:rStyle w:val="Hyperlink"/>
@@ -9981,7 +10005,7 @@
             <w:pPr>
               <w:pStyle w:val="Compact"/>
             </w:pPr>
-            <w:hyperlink r:id="rId22">
+            <w:hyperlink r:id="rId20">
               <w:r>
                 <w:rPr>
                   <w:rStyle w:val="Hyperlink"/>
@@ -10258,7 +10282,7 @@
             <w:pPr>
               <w:pStyle w:val="Compact"/>
             </w:pPr>
-            <w:hyperlink r:id="rId24">
+            <w:hyperlink r:id="rId22">
               <w:r>
                 <w:rPr>
                   <w:rStyle w:val="Hyperlink"/>
@@ -10337,10 +10361,10 @@
         </w:tc>
       </w:tr>
     </w:tbl>
-    <w:bookmarkEnd w:id="101"/>
-    <w:bookmarkEnd w:id="102"/>
-    <w:bookmarkStart w:id="104" w:name="ProductoExterno"/>
-    <w:bookmarkStart w:id="103" w:name="producto-externo-c"/>
+    <w:bookmarkEnd w:id="97"/>
+    <w:bookmarkEnd w:id="98"/>
+    <w:bookmarkStart w:id="100" w:name="ProductoExterno"/>
+    <w:bookmarkStart w:id="99" w:name="producto-externo-c"/>
     <w:p>
       <w:pPr>
         <w:pStyle w:val="Heading3"/>
@@ -10432,7 +10456,7 @@
             <w:pPr>
               <w:pStyle w:val="Compact"/>
             </w:pPr>
-            <w:hyperlink r:id="rId31">
+            <w:hyperlink r:id="rId29">
               <w:r>
                 <w:rPr>
                   <w:rStyle w:val="Hyperlink"/>
@@ -10481,7 +10505,7 @@
             <w:pPr>
               <w:pStyle w:val="Compact"/>
             </w:pPr>
-            <w:hyperlink r:id="rId21">
+            <w:hyperlink r:id="rId19">
               <w:r>
                 <w:rPr>
                   <w:rStyle w:val="Hyperlink"/>
@@ -10592,10 +10616,10 @@
         </w:tc>
       </w:tr>
     </w:tbl>
-    <w:bookmarkEnd w:id="103"/>
-    <w:bookmarkEnd w:id="104"/>
-    <w:bookmarkStart w:id="106" w:name="ProductoInterno"/>
-    <w:bookmarkStart w:id="105" w:name="producto-interno-c"/>
+    <w:bookmarkEnd w:id="99"/>
+    <w:bookmarkEnd w:id="100"/>
+    <w:bookmarkStart w:id="102" w:name="ProductoInterno"/>
+    <w:bookmarkStart w:id="101" w:name="producto-interno-c"/>
     <w:p>
       <w:pPr>
         <w:pStyle w:val="Heading3"/>
@@ -10686,7 +10710,7 @@
             <w:pPr>
               <w:pStyle w:val="Compact"/>
             </w:pPr>
-            <w:hyperlink r:id="rId31">
+            <w:hyperlink r:id="rId29">
               <w:r>
                 <w:rPr>
                   <w:rStyle w:val="Hyperlink"/>
@@ -10729,10 +10753,10 @@
         </w:tc>
       </w:tr>
     </w:tbl>
-    <w:bookmarkEnd w:id="105"/>
-    <w:bookmarkEnd w:id="106"/>
-    <w:bookmarkStart w:id="108" w:name="ProveedorPagos"/>
-    <w:bookmarkStart w:id="107" w:name="proveedor-pagos-c"/>
+    <w:bookmarkEnd w:id="101"/>
+    <w:bookmarkEnd w:id="102"/>
+    <w:bookmarkStart w:id="104" w:name="ProveedorPagos"/>
+    <w:bookmarkStart w:id="103" w:name="proveedor-pagos-c"/>
     <w:p>
       <w:pPr>
         <w:pStyle w:val="Heading3"/>
@@ -10823,7 +10847,7 @@
             <w:pPr>
               <w:pStyle w:val="Compact"/>
             </w:pPr>
-            <w:hyperlink r:id="rId31">
+            <w:hyperlink r:id="rId29">
               <w:r>
                 <w:rPr>
                   <w:rStyle w:val="Hyperlink"/>
@@ -10866,10 +10890,10 @@
         </w:tc>
       </w:tr>
     </w:tbl>
-    <w:bookmarkEnd w:id="107"/>
-    <w:bookmarkEnd w:id="108"/>
-    <w:bookmarkStart w:id="110" w:name="RealizarPedido"/>
-    <w:bookmarkStart w:id="109" w:name="realizar-pedido-c"/>
+    <w:bookmarkEnd w:id="103"/>
+    <w:bookmarkEnd w:id="104"/>
+    <w:bookmarkStart w:id="106" w:name="RealizarPedido"/>
+    <w:bookmarkStart w:id="105" w:name="realizar-pedido-c"/>
     <w:p>
       <w:pPr>
         <w:pStyle w:val="Heading3"/>
@@ -10960,7 +10984,7 @@
             <w:pPr>
               <w:pStyle w:val="Compact"/>
             </w:pPr>
-            <w:hyperlink r:id="rId31">
+            <w:hyperlink r:id="rId29">
               <w:r>
                 <w:rPr>
                   <w:rStyle w:val="Hyperlink"/>
@@ -11003,10 +11027,10 @@
         </w:tc>
       </w:tr>
     </w:tbl>
-    <w:bookmarkEnd w:id="109"/>
-    <w:bookmarkEnd w:id="110"/>
-    <w:bookmarkStart w:id="112" w:name="Recomendacion"/>
-    <w:bookmarkStart w:id="111" w:name="recomendacion-c"/>
+    <w:bookmarkEnd w:id="105"/>
+    <w:bookmarkEnd w:id="106"/>
+    <w:bookmarkStart w:id="108" w:name="Recomendacion"/>
+    <w:bookmarkStart w:id="107" w:name="recomendacion-c"/>
     <w:p>
       <w:pPr>
         <w:pStyle w:val="Heading3"/>
@@ -11098,7 +11122,7 @@
             <w:pPr>
               <w:pStyle w:val="Compact"/>
             </w:pPr>
-            <w:hyperlink r:id="rId21">
+            <w:hyperlink r:id="rId19">
               <w:r>
                 <w:rPr>
                   <w:rStyle w:val="Hyperlink"/>
@@ -11305,10 +11329,10 @@
         </w:tc>
       </w:tr>
     </w:tbl>
-    <w:bookmarkEnd w:id="111"/>
-    <w:bookmarkEnd w:id="112"/>
-    <w:bookmarkStart w:id="114" w:name="ReembolsoCliente"/>
-    <w:bookmarkStart w:id="113" w:name="reembolso-cliente-c"/>
+    <w:bookmarkEnd w:id="107"/>
+    <w:bookmarkEnd w:id="108"/>
+    <w:bookmarkStart w:id="110" w:name="ReembolsoCliente"/>
+    <w:bookmarkStart w:id="109" w:name="reembolso-cliente-c"/>
     <w:p>
       <w:pPr>
         <w:pStyle w:val="Heading3"/>
@@ -11399,7 +11423,7 @@
             <w:pPr>
               <w:pStyle w:val="Compact"/>
             </w:pPr>
-            <w:hyperlink r:id="rId31">
+            <w:hyperlink r:id="rId29">
               <w:r>
                 <w:rPr>
                   <w:rStyle w:val="Hyperlink"/>
@@ -11448,7 +11472,7 @@
             <w:pPr>
               <w:pStyle w:val="Compact"/>
             </w:pPr>
-            <w:hyperlink r:id="rId22">
+            <w:hyperlink r:id="rId20">
               <w:r>
                 <w:rPr>
                   <w:rStyle w:val="Hyperlink"/>
@@ -11491,10 +11515,10 @@
         </w:tc>
       </w:tr>
     </w:tbl>
-    <w:bookmarkEnd w:id="113"/>
-    <w:bookmarkEnd w:id="114"/>
-    <w:bookmarkStart w:id="116" w:name="RegistrarValoracion"/>
-    <w:bookmarkStart w:id="115" w:name="registrar-valoracion-c"/>
+    <w:bookmarkEnd w:id="109"/>
+    <w:bookmarkEnd w:id="110"/>
+    <w:bookmarkStart w:id="112" w:name="RegistrarValoracion"/>
+    <w:bookmarkStart w:id="111" w:name="registrar-valoracion-c"/>
     <w:p>
       <w:pPr>
         <w:pStyle w:val="Heading3"/>
@@ -11585,7 +11609,7 @@
             <w:pPr>
               <w:pStyle w:val="Compact"/>
             </w:pPr>
-            <w:hyperlink r:id="rId31">
+            <w:hyperlink r:id="rId29">
               <w:r>
                 <w:rPr>
                   <w:rStyle w:val="Hyperlink"/>
@@ -11628,10 +11652,10 @@
         </w:tc>
       </w:tr>
     </w:tbl>
-    <w:bookmarkEnd w:id="115"/>
-    <w:bookmarkEnd w:id="116"/>
-    <w:bookmarkStart w:id="118" w:name="ResolucionDevolucion"/>
-    <w:bookmarkStart w:id="117" w:name="resolucion-devolucion-c"/>
+    <w:bookmarkEnd w:id="111"/>
+    <w:bookmarkEnd w:id="112"/>
+    <w:bookmarkStart w:id="114" w:name="ResolucionDevolucion"/>
+    <w:bookmarkStart w:id="113" w:name="resolucion-devolucion-c"/>
     <w:p>
       <w:pPr>
         <w:pStyle w:val="Heading3"/>
@@ -11722,7 +11746,7 @@
             <w:pPr>
               <w:pStyle w:val="Compact"/>
             </w:pPr>
-            <w:hyperlink r:id="rId31">
+            <w:hyperlink r:id="rId29">
               <w:r>
                 <w:rPr>
                   <w:rStyle w:val="Hyperlink"/>
@@ -11771,7 +11795,7 @@
             <w:pPr>
               <w:pStyle w:val="Compact"/>
             </w:pPr>
-            <w:hyperlink r:id="rId21">
+            <w:hyperlink r:id="rId19">
               <w:r>
                 <w:rPr>
                   <w:rStyle w:val="Hyperlink"/>
@@ -11814,10 +11838,10 @@
         </w:tc>
       </w:tr>
     </w:tbl>
-    <w:bookmarkEnd w:id="117"/>
-    <w:bookmarkEnd w:id="118"/>
-    <w:bookmarkStart w:id="121" w:name="Respuesta"/>
-    <w:bookmarkStart w:id="120" w:name="respuesta-c"/>
+    <w:bookmarkEnd w:id="113"/>
+    <w:bookmarkEnd w:id="114"/>
+    <w:bookmarkStart w:id="117" w:name="Respuesta"/>
+    <w:bookmarkStart w:id="116" w:name="respuesta-c"/>
     <w:p>
       <w:pPr>
         <w:pStyle w:val="Heading3"/>
@@ -11909,7 +11933,7 @@
             <w:pPr>
               <w:pStyle w:val="Compact"/>
             </w:pPr>
-            <w:hyperlink r:id="rId21">
+            <w:hyperlink r:id="rId19">
               <w:r>
                 <w:rPr>
                   <w:rStyle w:val="Hyperlink"/>
@@ -12026,7 +12050,7 @@
             <w:pPr>
               <w:pStyle w:val="Compact"/>
             </w:pPr>
-            <w:hyperlink r:id="rId24">
+            <w:hyperlink r:id="rId22">
               <w:r>
                 <w:rPr>
                   <w:rStyle w:val="Hyperlink"/>
@@ -12305,7 +12329,7 @@
             <w:r>
               <w:t xml:space="preserve"> </w:t>
             </w:r>
-            <w:hyperlink r:id="rId119">
+            <w:hyperlink r:id="rId115">
               <w:r>
                 <w:rPr>
                   <w:rStyle w:val="Hyperlink"/>
@@ -12329,10 +12353,10 @@
         </w:tc>
       </w:tr>
     </w:tbl>
-    <w:bookmarkEnd w:id="120"/>
-    <w:bookmarkEnd w:id="121"/>
-    <w:bookmarkStart w:id="123" w:name="RespuestaFeedback"/>
-    <w:bookmarkStart w:id="122" w:name="respuesta-feedback-c"/>
+    <w:bookmarkEnd w:id="116"/>
+    <w:bookmarkEnd w:id="117"/>
+    <w:bookmarkStart w:id="119" w:name="RespuestaFeedback"/>
+    <w:bookmarkStart w:id="118" w:name="respuesta-feedback-c"/>
     <w:p>
       <w:pPr>
         <w:pStyle w:val="Heading3"/>
@@ -12423,7 +12447,7 @@
             <w:pPr>
               <w:pStyle w:val="Compact"/>
             </w:pPr>
-            <w:hyperlink r:id="rId31">
+            <w:hyperlink r:id="rId29">
               <w:r>
                 <w:rPr>
                   <w:rStyle w:val="Hyperlink"/>
@@ -12466,10 +12490,10 @@
         </w:tc>
       </w:tr>
     </w:tbl>
-    <w:bookmarkEnd w:id="122"/>
-    <w:bookmarkEnd w:id="123"/>
-    <w:bookmarkStart w:id="125" w:name="RespuestaInfoPedidoCompletado"/>
-    <w:bookmarkStart w:id="124" w:name="respuesta-info-pedido-completado-c"/>
+    <w:bookmarkEnd w:id="118"/>
+    <w:bookmarkEnd w:id="119"/>
+    <w:bookmarkStart w:id="121" w:name="RespuestaInfoPedidoCompletado"/>
+    <w:bookmarkStart w:id="120" w:name="respuesta-info-pedido-completado-c"/>
     <w:p>
       <w:pPr>
         <w:pStyle w:val="Heading3"/>
@@ -12560,7 +12584,7 @@
             <w:pPr>
               <w:pStyle w:val="Compact"/>
             </w:pPr>
-            <w:hyperlink r:id="rId31">
+            <w:hyperlink r:id="rId29">
               <w:r>
                 <w:rPr>
                   <w:rStyle w:val="Hyperlink"/>
@@ -12603,10 +12627,10 @@
         </w:tc>
       </w:tr>
     </w:tbl>
-    <w:bookmarkEnd w:id="124"/>
-    <w:bookmarkEnd w:id="125"/>
-    <w:bookmarkStart w:id="127" w:name="RestriccionBusqueda"/>
-    <w:bookmarkStart w:id="126" w:name="restriccion-busqueda-c"/>
+    <w:bookmarkEnd w:id="120"/>
+    <w:bookmarkEnd w:id="121"/>
+    <w:bookmarkStart w:id="123" w:name="RestriccionBusqueda"/>
+    <w:bookmarkStart w:id="122" w:name="restriccion-busqueda-c"/>
     <w:p>
       <w:pPr>
         <w:pStyle w:val="Heading3"/>
@@ -12698,7 +12722,7 @@
             <w:pPr>
               <w:pStyle w:val="Compact"/>
             </w:pPr>
-            <w:hyperlink r:id="rId21">
+            <w:hyperlink r:id="rId19">
               <w:r>
                 <w:rPr>
                   <w:rStyle w:val="Hyperlink"/>
@@ -12847,56 +12871,56 @@
             <w:pPr>
               <w:pStyle w:val="Compact"/>
             </w:pPr>
+            <w:hyperlink r:id="rId20">
+              <w:r>
+                <w:rPr>
+                  <w:rStyle w:val="Hyperlink"/>
+                </w:rPr>
+                <w:t xml:space="preserve">In Range Of</w:t>
+              </w:r>
+            </w:hyperlink>
+          </w:p>
+        </w:tc>
+        <w:tc>
+          <w:tcPr/>
+          <w:p>
+            <w:pPr>
+              <w:pStyle w:val="Compact"/>
+            </w:pPr>
+            <w:r>
+              <w:t xml:space="preserve"> </w:t>
+            </w:r>
+            <w:hyperlink w:anchor="accionTieneRestriccion">
+              <w:r>
+                <w:rPr>
+                  <w:rStyle w:val="Hyperlink"/>
+                </w:rPr>
+                <w:t xml:space="preserve">accionTieneRestriccion</w:t>
+              </w:r>
+            </w:hyperlink>
+            <w:r>
+              <w:t xml:space="preserve"> </w:t>
+            </w:r>
+            <w:r>
+              <w:rPr>
+                <w:vertAlign w:val="superscript"/>
+              </w:rPr>
+              <w:t xml:space="preserve">op</w:t>
+            </w:r>
+            <w:r>
+              <w:t xml:space="preserve"> </w:t>
+            </w:r>
+          </w:p>
+        </w:tc>
+      </w:tr>
+      <w:tr>
+        <w:tc>
+          <w:tcPr/>
+          <w:p>
+            <w:pPr>
+              <w:pStyle w:val="Compact"/>
+            </w:pPr>
             <w:hyperlink r:id="rId22">
-              <w:r>
-                <w:rPr>
-                  <w:rStyle w:val="Hyperlink"/>
-                </w:rPr>
-                <w:t xml:space="preserve">In Range Of</w:t>
-              </w:r>
-            </w:hyperlink>
-          </w:p>
-        </w:tc>
-        <w:tc>
-          <w:tcPr/>
-          <w:p>
-            <w:pPr>
-              <w:pStyle w:val="Compact"/>
-            </w:pPr>
-            <w:r>
-              <w:t xml:space="preserve"> </w:t>
-            </w:r>
-            <w:hyperlink w:anchor="accionTieneRestriccion">
-              <w:r>
-                <w:rPr>
-                  <w:rStyle w:val="Hyperlink"/>
-                </w:rPr>
-                <w:t xml:space="preserve">accionTieneRestriccion</w:t>
-              </w:r>
-            </w:hyperlink>
-            <w:r>
-              <w:t xml:space="preserve"> </w:t>
-            </w:r>
-            <w:r>
-              <w:rPr>
-                <w:vertAlign w:val="superscript"/>
-              </w:rPr>
-              <w:t xml:space="preserve">op</w:t>
-            </w:r>
-            <w:r>
-              <w:t xml:space="preserve"> </w:t>
-            </w:r>
-          </w:p>
-        </w:tc>
-      </w:tr>
-      <w:tr>
-        <w:tc>
-          <w:tcPr/>
-          <w:p>
-            <w:pPr>
-              <w:pStyle w:val="Compact"/>
-            </w:pPr>
-            <w:hyperlink r:id="rId24">
               <w:r>
                 <w:rPr>
                   <w:rStyle w:val="Hyperlink"/>
@@ -13039,10 +13063,10 @@
         </w:tc>
       </w:tr>
     </w:tbl>
-    <w:bookmarkEnd w:id="126"/>
-    <w:bookmarkEnd w:id="127"/>
-    <w:bookmarkStart w:id="129" w:name="RestriccionMarca"/>
-    <w:bookmarkStart w:id="128" w:name="restriccion-marca-c"/>
+    <w:bookmarkEnd w:id="122"/>
+    <w:bookmarkEnd w:id="123"/>
+    <w:bookmarkStart w:id="125" w:name="RestriccionMarca"/>
+    <w:bookmarkStart w:id="124" w:name="restriccion-marca-c"/>
     <w:p>
       <w:pPr>
         <w:pStyle w:val="Heading3"/>
@@ -13133,7 +13157,7 @@
             <w:pPr>
               <w:pStyle w:val="Compact"/>
             </w:pPr>
-            <w:hyperlink r:id="rId31">
+            <w:hyperlink r:id="rId29">
               <w:r>
                 <w:rPr>
                   <w:rStyle w:val="Hyperlink"/>
@@ -13176,10 +13200,10 @@
         </w:tc>
       </w:tr>
     </w:tbl>
-    <w:bookmarkEnd w:id="128"/>
-    <w:bookmarkEnd w:id="129"/>
-    <w:bookmarkStart w:id="131" w:name="RestriccionNombre"/>
-    <w:bookmarkStart w:id="130" w:name="restriccion-nombre-c"/>
+    <w:bookmarkEnd w:id="124"/>
+    <w:bookmarkEnd w:id="125"/>
+    <w:bookmarkStart w:id="127" w:name="RestriccionNombre"/>
+    <w:bookmarkStart w:id="126" w:name="restriccion-nombre-c"/>
     <w:p>
       <w:pPr>
         <w:pStyle w:val="Heading3"/>
@@ -13270,7 +13294,7 @@
             <w:pPr>
               <w:pStyle w:val="Compact"/>
             </w:pPr>
-            <w:hyperlink r:id="rId31">
+            <w:hyperlink r:id="rId29">
               <w:r>
                 <w:rPr>
                   <w:rStyle w:val="Hyperlink"/>
@@ -13313,10 +13337,10 @@
         </w:tc>
       </w:tr>
     </w:tbl>
-    <w:bookmarkEnd w:id="130"/>
-    <w:bookmarkEnd w:id="131"/>
-    <w:bookmarkStart w:id="133" w:name="RestriccionPrecio"/>
-    <w:bookmarkStart w:id="132" w:name="restriccion-precio-c"/>
+    <w:bookmarkEnd w:id="126"/>
+    <w:bookmarkEnd w:id="127"/>
+    <w:bookmarkStart w:id="129" w:name="RestriccionPrecio"/>
+    <w:bookmarkStart w:id="128" w:name="restriccion-precio-c"/>
     <w:p>
       <w:pPr>
         <w:pStyle w:val="Heading3"/>
@@ -13407,7 +13431,7 @@
             <w:pPr>
               <w:pStyle w:val="Compact"/>
             </w:pPr>
-            <w:hyperlink r:id="rId31">
+            <w:hyperlink r:id="rId29">
               <w:r>
                 <w:rPr>
                   <w:rStyle w:val="Hyperlink"/>
@@ -13450,10 +13474,10 @@
         </w:tc>
       </w:tr>
     </w:tbl>
-    <w:bookmarkEnd w:id="132"/>
-    <w:bookmarkEnd w:id="133"/>
-    <w:bookmarkStart w:id="135" w:name="RestriccionValoracion"/>
-    <w:bookmarkStart w:id="134" w:name="restriccion-valoracion-c"/>
+    <w:bookmarkEnd w:id="128"/>
+    <w:bookmarkEnd w:id="129"/>
+    <w:bookmarkStart w:id="131" w:name="RestriccionValoracion"/>
+    <w:bookmarkStart w:id="130" w:name="restriccion-valoracion-c"/>
     <w:p>
       <w:pPr>
         <w:pStyle w:val="Heading3"/>
@@ -13544,7 +13568,7 @@
             <w:pPr>
               <w:pStyle w:val="Compact"/>
             </w:pPr>
-            <w:hyperlink r:id="rId31">
+            <w:hyperlink r:id="rId29">
               <w:r>
                 <w:rPr>
                   <w:rStyle w:val="Hyperlink"/>
@@ -13587,10 +13611,10 @@
         </w:tc>
       </w:tr>
     </w:tbl>
-    <w:bookmarkEnd w:id="134"/>
-    <w:bookmarkEnd w:id="135"/>
-    <w:bookmarkStart w:id="137" w:name="ResultadoBusqueda"/>
-    <w:bookmarkStart w:id="136" w:name="resultado-busqueda-c"/>
+    <w:bookmarkEnd w:id="130"/>
+    <w:bookmarkEnd w:id="131"/>
+    <w:bookmarkStart w:id="133" w:name="ResultadoBusqueda"/>
+    <w:bookmarkStart w:id="132" w:name="resultado-busqueda-c"/>
     <w:p>
       <w:pPr>
         <w:pStyle w:val="Heading3"/>
@@ -13681,7 +13705,7 @@
             <w:pPr>
               <w:pStyle w:val="Compact"/>
             </w:pPr>
-            <w:hyperlink r:id="rId31">
+            <w:hyperlink r:id="rId29">
               <w:r>
                 <w:rPr>
                   <w:rStyle w:val="Hyperlink"/>
@@ -13730,7 +13754,7 @@
             <w:pPr>
               <w:pStyle w:val="Compact"/>
             </w:pPr>
-            <w:hyperlink r:id="rId21">
+            <w:hyperlink r:id="rId19">
               <w:r>
                 <w:rPr>
                   <w:rStyle w:val="Hyperlink"/>
@@ -13773,10 +13797,10 @@
         </w:tc>
       </w:tr>
     </w:tbl>
-    <w:bookmarkEnd w:id="136"/>
-    <w:bookmarkEnd w:id="137"/>
-    <w:bookmarkStart w:id="139" w:name="SolicitarCobro"/>
-    <w:bookmarkStart w:id="138" w:name="solicitar-cobro-c"/>
+    <w:bookmarkEnd w:id="132"/>
+    <w:bookmarkEnd w:id="133"/>
+    <w:bookmarkStart w:id="135" w:name="SolicitarCobro"/>
+    <w:bookmarkStart w:id="134" w:name="solicitar-cobro-c"/>
     <w:p>
       <w:pPr>
         <w:pStyle w:val="Heading3"/>
@@ -13867,7 +13891,7 @@
             <w:pPr>
               <w:pStyle w:val="Compact"/>
             </w:pPr>
-            <w:hyperlink r:id="rId31">
+            <w:hyperlink r:id="rId29">
               <w:r>
                 <w:rPr>
                   <w:rStyle w:val="Hyperlink"/>
@@ -13910,10 +13934,10 @@
         </w:tc>
       </w:tr>
     </w:tbl>
-    <w:bookmarkEnd w:id="138"/>
-    <w:bookmarkEnd w:id="139"/>
-    <w:bookmarkStart w:id="141" w:name="SolicitarDevolucion"/>
-    <w:bookmarkStart w:id="140" w:name="solicitar-devolucion-c"/>
+    <w:bookmarkEnd w:id="134"/>
+    <w:bookmarkEnd w:id="135"/>
+    <w:bookmarkStart w:id="137" w:name="SolicitarDevolucion"/>
+    <w:bookmarkStart w:id="136" w:name="solicitar-devolucion-c"/>
     <w:p>
       <w:pPr>
         <w:pStyle w:val="Heading3"/>
@@ -14004,7 +14028,7 @@
             <w:pPr>
               <w:pStyle w:val="Compact"/>
             </w:pPr>
-            <w:hyperlink r:id="rId31">
+            <w:hyperlink r:id="rId29">
               <w:r>
                 <w:rPr>
                   <w:rStyle w:val="Hyperlink"/>
@@ -14047,10 +14071,10 @@
         </w:tc>
       </w:tr>
     </w:tbl>
-    <w:bookmarkEnd w:id="140"/>
-    <w:bookmarkEnd w:id="141"/>
-    <w:bookmarkStart w:id="143" w:name="SolicitarOperacionPago"/>
-    <w:bookmarkStart w:id="142" w:name="solicitar-operacion-pago-c"/>
+    <w:bookmarkEnd w:id="136"/>
+    <w:bookmarkEnd w:id="137"/>
+    <w:bookmarkStart w:id="139" w:name="SolicitarOperacionPago"/>
+    <w:bookmarkStart w:id="138" w:name="solicitar-operacion-pago-c"/>
     <w:p>
       <w:pPr>
         <w:pStyle w:val="Heading3"/>
@@ -14142,7 +14166,7 @@
             <w:pPr>
               <w:pStyle w:val="Compact"/>
             </w:pPr>
-            <w:hyperlink r:id="rId31">
+            <w:hyperlink r:id="rId29">
               <w:r>
                 <w:rPr>
                   <w:rStyle w:val="Hyperlink"/>
@@ -14191,7 +14215,7 @@
             <w:pPr>
               <w:pStyle w:val="Compact"/>
             </w:pPr>
-            <w:hyperlink r:id="rId21">
+            <w:hyperlink r:id="rId19">
               <w:r>
                 <w:rPr>
                   <w:rStyle w:val="Hyperlink"/>
@@ -14276,7 +14300,7 @@
             <w:pPr>
               <w:pStyle w:val="Compact"/>
             </w:pPr>
-            <w:hyperlink r:id="rId24">
+            <w:hyperlink r:id="rId22">
               <w:r>
                 <w:rPr>
                   <w:rStyle w:val="Hyperlink"/>
@@ -14387,10 +14411,10 @@
         </w:tc>
       </w:tr>
     </w:tbl>
-    <w:bookmarkEnd w:id="142"/>
-    <w:bookmarkEnd w:id="143"/>
-    <w:bookmarkStart w:id="145" w:name="SolicitarPresupuestoTransporte"/>
-    <w:bookmarkStart w:id="144" w:name="solicitar-presupuesto-transporte-c"/>
+    <w:bookmarkEnd w:id="138"/>
+    <w:bookmarkEnd w:id="139"/>
+    <w:bookmarkStart w:id="141" w:name="SolicitarPresupuestoTransporte"/>
+    <w:bookmarkStart w:id="140" w:name="solicitar-presupuesto-transporte-c"/>
     <w:p>
       <w:pPr>
         <w:pStyle w:val="Heading3"/>
@@ -14481,7 +14505,7 @@
             <w:pPr>
               <w:pStyle w:val="Compact"/>
             </w:pPr>
-            <w:hyperlink r:id="rId31">
+            <w:hyperlink r:id="rId29">
               <w:r>
                 <w:rPr>
                   <w:rStyle w:val="Hyperlink"/>
@@ -14524,10 +14548,10 @@
         </w:tc>
       </w:tr>
     </w:tbl>
-    <w:bookmarkEnd w:id="144"/>
-    <w:bookmarkEnd w:id="145"/>
-    <w:bookmarkStart w:id="147" w:name="SolicitarRecogidaDevolucion"/>
-    <w:bookmarkStart w:id="146" w:name="solicitar-recogida-devolucion-c"/>
+    <w:bookmarkEnd w:id="140"/>
+    <w:bookmarkEnd w:id="141"/>
+    <w:bookmarkStart w:id="143" w:name="SolicitarRecogidaDevolucion"/>
+    <w:bookmarkStart w:id="142" w:name="solicitar-recogida-devolucion-c"/>
     <w:p>
       <w:pPr>
         <w:pStyle w:val="Heading3"/>
@@ -14618,7 +14642,7 @@
             <w:pPr>
               <w:pStyle w:val="Compact"/>
             </w:pPr>
-            <w:hyperlink r:id="rId31">
+            <w:hyperlink r:id="rId29">
               <w:r>
                 <w:rPr>
                   <w:rStyle w:val="Hyperlink"/>
@@ -14661,10 +14685,10 @@
         </w:tc>
       </w:tr>
     </w:tbl>
-    <w:bookmarkEnd w:id="146"/>
-    <w:bookmarkEnd w:id="147"/>
-    <w:bookmarkStart w:id="149" w:name="SolicitarReembolso"/>
-    <w:bookmarkStart w:id="148" w:name="solicitar-reembolso-c"/>
+    <w:bookmarkEnd w:id="142"/>
+    <w:bookmarkEnd w:id="143"/>
+    <w:bookmarkStart w:id="145" w:name="SolicitarReembolso"/>
+    <w:bookmarkStart w:id="144" w:name="solicitar-reembolso-c"/>
     <w:p>
       <w:pPr>
         <w:pStyle w:val="Heading3"/>
@@ -14755,7 +14779,7 @@
             <w:pPr>
               <w:pStyle w:val="Compact"/>
             </w:pPr>
-            <w:hyperlink r:id="rId31">
+            <w:hyperlink r:id="rId29">
               <w:r>
                 <w:rPr>
                   <w:rStyle w:val="Hyperlink"/>
@@ -14798,10 +14822,10 @@
         </w:tc>
       </w:tr>
     </w:tbl>
-    <w:bookmarkEnd w:id="148"/>
-    <w:bookmarkEnd w:id="149"/>
-    <w:bookmarkStart w:id="151" w:name="StockProducto"/>
-    <w:bookmarkStart w:id="150" w:name="stock-producto-c"/>
+    <w:bookmarkEnd w:id="144"/>
+    <w:bookmarkEnd w:id="145"/>
+    <w:bookmarkStart w:id="147" w:name="StockProducto"/>
+    <w:bookmarkStart w:id="146" w:name="stock-producto-c"/>
     <w:p>
       <w:pPr>
         <w:pStyle w:val="Heading3"/>
@@ -14893,7 +14917,7 @@
             <w:pPr>
               <w:pStyle w:val="Compact"/>
             </w:pPr>
-            <w:hyperlink r:id="rId21">
+            <w:hyperlink r:id="rId19">
               <w:r>
                 <w:rPr>
                   <w:rStyle w:val="Hyperlink"/>
@@ -15004,10 +15028,10 @@
         </w:tc>
       </w:tr>
     </w:tbl>
-    <w:bookmarkEnd w:id="150"/>
-    <w:bookmarkEnd w:id="151"/>
-    <w:bookmarkStart w:id="153" w:name="Transportista"/>
-    <w:bookmarkStart w:id="152" w:name="transportista-c"/>
+    <w:bookmarkEnd w:id="146"/>
+    <w:bookmarkEnd w:id="147"/>
+    <w:bookmarkStart w:id="149" w:name="Transportista"/>
+    <w:bookmarkStart w:id="148" w:name="transportista-c"/>
     <w:p>
       <w:pPr>
         <w:pStyle w:val="Heading3"/>
@@ -15099,7 +15123,7 @@
             <w:pPr>
               <w:pStyle w:val="Compact"/>
             </w:pPr>
-            <w:hyperlink r:id="rId31">
+            <w:hyperlink r:id="rId29">
               <w:r>
                 <w:rPr>
                   <w:rStyle w:val="Hyperlink"/>
@@ -15148,7 +15172,7 @@
             <w:pPr>
               <w:pStyle w:val="Compact"/>
             </w:pPr>
-            <w:hyperlink r:id="rId21">
+            <w:hyperlink r:id="rId19">
               <w:r>
                 <w:rPr>
                   <w:rStyle w:val="Hyperlink"/>
@@ -15197,7 +15221,7 @@
             <w:pPr>
               <w:pStyle w:val="Compact"/>
             </w:pPr>
-            <w:hyperlink r:id="rId22">
+            <w:hyperlink r:id="rId20">
               <w:r>
                 <w:rPr>
                   <w:rStyle w:val="Hyperlink"/>
@@ -15276,10 +15300,10 @@
         </w:tc>
       </w:tr>
     </w:tbl>
-    <w:bookmarkEnd w:id="152"/>
-    <w:bookmarkEnd w:id="153"/>
-    <w:bookmarkStart w:id="156" w:name="Valoracion"/>
-    <w:bookmarkStart w:id="155" w:name="valoracion-c"/>
+    <w:bookmarkEnd w:id="148"/>
+    <w:bookmarkEnd w:id="149"/>
+    <w:bookmarkStart w:id="151" w:name="Valoracion"/>
+    <w:bookmarkStart w:id="150" w:name="valoracion-c"/>
     <w:p>
       <w:pPr>
         <w:pStyle w:val="Heading3"/>
@@ -15359,53 +15383,19 @@
               <w:pStyle w:val="BodyText"/>
             </w:pPr>
             <w:r>
-              <w:t xml:space="preserve">Opinión emitida sobre un producto recibido, usada para mejorar la información del catálogo y las recomendaciones. Subclase de schema:Review</w:t>
-            </w:r>
-          </w:p>
-        </w:tc>
-      </w:tr>
-      <w:tr>
-        <w:tc>
-          <w:tcPr/>
-          <w:p>
-            <w:pPr>
-              <w:pStyle w:val="Compact"/>
-            </w:pPr>
-            <w:hyperlink r:id="rId31">
-              <w:r>
-                <w:rPr>
-                  <w:rStyle w:val="Hyperlink"/>
-                </w:rPr>
-                <w:t xml:space="preserve">Sub Class Of</w:t>
-              </w:r>
-            </w:hyperlink>
-          </w:p>
-        </w:tc>
-        <w:tc>
-          <w:tcPr/>
-          <w:p>
-            <w:pPr>
-              <w:pStyle w:val="Compact"/>
-            </w:pPr>
-            <w:hyperlink r:id="rId154">
-              <w:r>
-                <w:rPr>
-                  <w:rStyle w:val="Hyperlink"/>
-                </w:rPr>
-                <w:t xml:space="preserve">schema:Review</w:t>
-              </w:r>
-            </w:hyperlink>
-          </w:p>
-        </w:tc>
-      </w:tr>
-      <w:tr>
-        <w:tc>
-          <w:tcPr/>
-          <w:p>
-            <w:pPr>
-              <w:pStyle w:val="Compact"/>
-            </w:pPr>
-            <w:hyperlink r:id="rId21">
+              <w:t xml:space="preserve">Opinión emitida sobre un producto recibido, usada para mejorar la información del catálogo y las recomendaciones</w:t>
+            </w:r>
+          </w:p>
+        </w:tc>
+      </w:tr>
+      <w:tr>
+        <w:tc>
+          <w:tcPr/>
+          <w:p>
+            <w:pPr>
+              <w:pStyle w:val="Compact"/>
+            </w:pPr>
+            <w:hyperlink r:id="rId19">
               <w:r>
                 <w:rPr>
                   <w:rStyle w:val="Hyperlink"/>
@@ -15618,7 +15608,7 @@
             <w:pPr>
               <w:pStyle w:val="Compact"/>
             </w:pPr>
-            <w:hyperlink r:id="rId22">
+            <w:hyperlink r:id="rId20">
               <w:r>
                 <w:rPr>
                   <w:rStyle w:val="Hyperlink"/>
@@ -15697,10 +15687,10 @@
         </w:tc>
       </w:tr>
     </w:tbl>
-    <w:bookmarkEnd w:id="155"/>
-    <w:bookmarkEnd w:id="156"/>
-    <w:bookmarkStart w:id="158" w:name="VendedorExterno"/>
-    <w:bookmarkStart w:id="157" w:name="vendedor-externo-c"/>
+    <w:bookmarkEnd w:id="150"/>
+    <w:bookmarkEnd w:id="151"/>
+    <w:bookmarkStart w:id="153" w:name="VendedorExterno"/>
+    <w:bookmarkStart w:id="152" w:name="vendedor-externo-c"/>
     <w:p>
       <w:pPr>
         <w:pStyle w:val="Heading3"/>
@@ -15792,7 +15782,7 @@
             <w:pPr>
               <w:pStyle w:val="Compact"/>
             </w:pPr>
-            <w:hyperlink r:id="rId31">
+            <w:hyperlink r:id="rId29">
               <w:r>
                 <w:rPr>
                   <w:rStyle w:val="Hyperlink"/>
@@ -15841,7 +15831,7 @@
             <w:pPr>
               <w:pStyle w:val="Compact"/>
             </w:pPr>
-            <w:hyperlink r:id="rId21">
+            <w:hyperlink r:id="rId19">
               <w:r>
                 <w:rPr>
                   <w:rStyle w:val="Hyperlink"/>
@@ -15926,7 +15916,7 @@
             <w:pPr>
               <w:pStyle w:val="Compact"/>
             </w:pPr>
-            <w:hyperlink r:id="rId22">
+            <w:hyperlink r:id="rId20">
               <w:r>
                 <w:rPr>
                   <w:rStyle w:val="Hyperlink"/>
@@ -16037,16 +16027,16 @@
         </w:tc>
       </w:tr>
     </w:tbl>
-    <w:bookmarkEnd w:id="157"/>
-    <w:bookmarkEnd w:id="158"/>
-    <w:bookmarkStart w:id="160" w:name="BuscarAgente"/>
-    <w:bookmarkStart w:id="159" w:name="buscar-agente-c"/>
+    <w:bookmarkEnd w:id="152"/>
+    <w:bookmarkEnd w:id="153"/>
+    <w:bookmarkStart w:id="156" w:name="AgenteDirectorio"/>
+    <w:bookmarkStart w:id="155" w:name="agente-directorio-c"/>
     <w:p>
       <w:pPr>
         <w:pStyle w:val="Heading3"/>
       </w:pPr>
       <w:r>
-        <w:t xml:space="preserve">Buscar Agente</w:t>
+        <w:t xml:space="preserve">Agente Directorio</w:t>
       </w:r>
       <w:r>
         <w:t xml:space="preserve"> </w:t>
@@ -16090,7 +16080,7 @@
               <w:rPr>
                 <w:rStyle w:val="VerbatimChar"/>
               </w:rPr>
-              <w:t xml:space="preserve">http://www.semanticweb.org/ecsdi/directory/BuscarAgente</w:t>
+              <w:t xml:space="preserve">http://www.semanticweb.org/ecsdi/directory/AgenteDirectorio</w:t>
             </w:r>
           </w:p>
         </w:tc>
@@ -16119,53 +16109,53 @@
               <w:pStyle w:val="BodyText"/>
             </w:pPr>
             <w:r>
-              <w:t xml:space="preserve">Acción mediante la cual un agente solicita al directorio un agente de un tipo funcional concreto</w:t>
-            </w:r>
-          </w:p>
-        </w:tc>
-      </w:tr>
-      <w:tr>
-        <w:tc>
-          <w:tcPr/>
-          <w:p>
-            <w:pPr>
-              <w:pStyle w:val="Compact"/>
-            </w:pPr>
-            <w:hyperlink r:id="rId31">
-              <w:r>
-                <w:rPr>
-                  <w:rStyle w:val="Hyperlink"/>
-                </w:rPr>
-                <w:t xml:space="preserve">Sub Class Of</w:t>
-              </w:r>
-            </w:hyperlink>
-          </w:p>
-        </w:tc>
-        <w:tc>
-          <w:tcPr/>
-          <w:p>
-            <w:pPr>
-              <w:pStyle w:val="Compact"/>
-            </w:pPr>
-            <w:r>
-              <w:t xml:space="preserve"> </w:t>
-            </w:r>
-            <w:hyperlink w:anchor="Accion">
-              <w:r>
-                <w:rPr>
-                  <w:rStyle w:val="Hyperlink"/>
-                </w:rPr>
-                <w:t xml:space="preserve">Accion</w:t>
-              </w:r>
-            </w:hyperlink>
-            <w:r>
-              <w:t xml:space="preserve"> </w:t>
-            </w:r>
-            <w:r>
-              <w:rPr>
-                <w:vertAlign w:val="superscript"/>
-              </w:rPr>
-              <w:t xml:space="preserve">c</w:t>
+              <w:t xml:space="preserve">Agente registrado en el servicio de directorio, con nombre, dirección, tipo funcional y capacidades opcionales</w:t>
+            </w:r>
+          </w:p>
+        </w:tc>
+      </w:tr>
+      <w:tr>
+        <w:tc>
+          <w:tcPr/>
+          <w:p>
+            <w:pPr>
+              <w:pStyle w:val="Compact"/>
+            </w:pPr>
+            <w:hyperlink r:id="rId20">
+              <w:r>
+                <w:rPr>
+                  <w:rStyle w:val="Hyperlink"/>
+                </w:rPr>
+                <w:t xml:space="preserve">In Range Of</w:t>
+              </w:r>
+            </w:hyperlink>
+          </w:p>
+        </w:tc>
+        <w:tc>
+          <w:tcPr/>
+          <w:p>
+            <w:pPr>
+              <w:pStyle w:val="Compact"/>
+            </w:pPr>
+            <w:r>
+              <w:t xml:space="preserve"> </w:t>
+            </w:r>
+            <w:hyperlink r:id="rId154">
+              <w:r>
+                <w:rPr>
+                  <w:rStyle w:val="Hyperlink"/>
+                </w:rPr>
+                <w:t xml:space="preserve">http://www.semanticweb.org/ecsdi/directory/Uri</w:t>
+              </w:r>
+            </w:hyperlink>
+            <w:r>
+              <w:t xml:space="preserve"> </w:t>
+            </w:r>
+            <w:r>
+              <w:rPr>
+                <w:vertAlign w:val="superscript"/>
+              </w:rPr>
+              <w:t xml:space="preserve">op</w:t>
             </w:r>
             <w:r>
               <w:t xml:space="preserve"> </w:t>
@@ -16174,16 +16164,16 @@
         </w:tc>
       </w:tr>
     </w:tbl>
-    <w:bookmarkEnd w:id="159"/>
-    <w:bookmarkEnd w:id="160"/>
-    <w:bookmarkStart w:id="162" w:name="BuscarTodosAgentes"/>
-    <w:bookmarkStart w:id="161" w:name="buscar-todos-agentes-c"/>
+    <w:bookmarkEnd w:id="155"/>
+    <w:bookmarkEnd w:id="156"/>
+    <w:bookmarkStart w:id="158" w:name="BuscarAgente"/>
+    <w:bookmarkStart w:id="157" w:name="buscar-agente-c"/>
     <w:p>
       <w:pPr>
         <w:pStyle w:val="Heading3"/>
       </w:pPr>
       <w:r>
-        <w:t xml:space="preserve">Buscar Todos Agentes</w:t>
+        <w:t xml:space="preserve">Buscar Agente</w:t>
       </w:r>
       <w:r>
         <w:t xml:space="preserve"> </w:t>
@@ -16227,7 +16217,7 @@
               <w:rPr>
                 <w:rStyle w:val="VerbatimChar"/>
               </w:rPr>
-              <w:t xml:space="preserve">http://www.semanticweb.org/ecsdi/directory/BuscarTodosAgentes</w:t>
+              <w:t xml:space="preserve">http://www.semanticweb.org/ecsdi/directory/BuscarAgente</w:t>
             </w:r>
           </w:p>
         </w:tc>
@@ -16256,19 +16246,19 @@
               <w:pStyle w:val="BodyText"/>
             </w:pPr>
             <w:r>
-              <w:t xml:space="preserve">Acción mediante la cual un agente solicita al directorio todos los agentes registrados de un tipo funcional concreto</w:t>
-            </w:r>
-          </w:p>
-        </w:tc>
-      </w:tr>
-      <w:tr>
-        <w:tc>
-          <w:tcPr/>
-          <w:p>
-            <w:pPr>
-              <w:pStyle w:val="Compact"/>
-            </w:pPr>
-            <w:hyperlink r:id="rId31">
+              <w:t xml:space="preserve">Acción mediante la cual un agente solicita al directorio un agente de un tipo funcional concreto</w:t>
+            </w:r>
+          </w:p>
+        </w:tc>
+      </w:tr>
+      <w:tr>
+        <w:tc>
+          <w:tcPr/>
+          <w:p>
+            <w:pPr>
+              <w:pStyle w:val="Compact"/>
+            </w:pPr>
+            <w:hyperlink r:id="rId29">
               <w:r>
                 <w:rPr>
                   <w:rStyle w:val="Hyperlink"/>
@@ -16311,16 +16301,16 @@
         </w:tc>
       </w:tr>
     </w:tbl>
-    <w:bookmarkEnd w:id="161"/>
-    <w:bookmarkEnd w:id="162"/>
-    <w:bookmarkStart w:id="164" w:name="EliminarAgente"/>
-    <w:bookmarkStart w:id="163" w:name="eliminar-agente-c"/>
+    <w:bookmarkEnd w:id="157"/>
+    <w:bookmarkEnd w:id="158"/>
+    <w:bookmarkStart w:id="160" w:name="BuscarTodosAgentes"/>
+    <w:bookmarkStart w:id="159" w:name="buscar-todos-agentes-c"/>
     <w:p>
       <w:pPr>
         <w:pStyle w:val="Heading3"/>
       </w:pPr>
       <w:r>
-        <w:t xml:space="preserve">Eliminar Agente</w:t>
+        <w:t xml:space="preserve">Buscar Todos Agentes</w:t>
       </w:r>
       <w:r>
         <w:t xml:space="preserve"> </w:t>
@@ -16364,7 +16354,7 @@
               <w:rPr>
                 <w:rStyle w:val="VerbatimChar"/>
               </w:rPr>
-              <w:t xml:space="preserve">http://www.semanticweb.org/ecsdi/directory/EliminarAgente</w:t>
+              <w:t xml:space="preserve">http://www.semanticweb.org/ecsdi/directory/BuscarTodosAgentes</w:t>
             </w:r>
           </w:p>
         </w:tc>
@@ -16393,19 +16383,19 @@
               <w:pStyle w:val="BodyText"/>
             </w:pPr>
             <w:r>
-              <w:t xml:space="preserve">Acción mediante la cual un agente solicita ser eliminado del registro del servicio de directorio</w:t>
-            </w:r>
-          </w:p>
-        </w:tc>
-      </w:tr>
-      <w:tr>
-        <w:tc>
-          <w:tcPr/>
-          <w:p>
-            <w:pPr>
-              <w:pStyle w:val="Compact"/>
-            </w:pPr>
-            <w:hyperlink r:id="rId31">
+              <w:t xml:space="preserve">Acción mediante la cual un agente solicita al directorio todos los agentes registrados de un tipo funcional concreto</w:t>
+            </w:r>
+          </w:p>
+        </w:tc>
+      </w:tr>
+      <w:tr>
+        <w:tc>
+          <w:tcPr/>
+          <w:p>
+            <w:pPr>
+              <w:pStyle w:val="Compact"/>
+            </w:pPr>
+            <w:hyperlink r:id="rId29">
               <w:r>
                 <w:rPr>
                   <w:rStyle w:val="Hyperlink"/>
@@ -16448,16 +16438,16 @@
         </w:tc>
       </w:tr>
     </w:tbl>
-    <w:bookmarkEnd w:id="163"/>
-    <w:bookmarkEnd w:id="164"/>
-    <w:bookmarkStart w:id="166" w:name="RegistrarAgente"/>
-    <w:bookmarkStart w:id="165" w:name="registrar-agente-c"/>
+    <w:bookmarkEnd w:id="159"/>
+    <w:bookmarkEnd w:id="160"/>
+    <w:bookmarkStart w:id="162" w:name="EliminarAgente"/>
+    <w:bookmarkStart w:id="161" w:name="eliminar-agente-c"/>
     <w:p>
       <w:pPr>
         <w:pStyle w:val="Heading3"/>
       </w:pPr>
       <w:r>
-        <w:t xml:space="preserve">Registrar Agente</w:t>
+        <w:t xml:space="preserve">Eliminar Agente</w:t>
       </w:r>
       <w:r>
         <w:t xml:space="preserve"> </w:t>
@@ -16501,7 +16491,7 @@
               <w:rPr>
                 <w:rStyle w:val="VerbatimChar"/>
               </w:rPr>
-              <w:t xml:space="preserve">http://www.semanticweb.org/ecsdi/directory/RegistrarAgente</w:t>
+              <w:t xml:space="preserve">http://www.semanticweb.org/ecsdi/directory/EliminarAgente</w:t>
             </w:r>
           </w:p>
         </w:tc>
@@ -16530,19 +16520,19 @@
               <w:pStyle w:val="BodyText"/>
             </w:pPr>
             <w:r>
-              <w:t xml:space="preserve">Acción mediante la cual un agente solicita al servicio de directorio quedar registrado con su URI, nombre, dirección y tipo</w:t>
-            </w:r>
-          </w:p>
-        </w:tc>
-      </w:tr>
-      <w:tr>
-        <w:tc>
-          <w:tcPr/>
-          <w:p>
-            <w:pPr>
-              <w:pStyle w:val="Compact"/>
-            </w:pPr>
-            <w:hyperlink r:id="rId31">
+              <w:t xml:space="preserve">Acción mediante la cual un agente solicita ser eliminado del registro del servicio de directorio</w:t>
+            </w:r>
+          </w:p>
+        </w:tc>
+      </w:tr>
+      <w:tr>
+        <w:tc>
+          <w:tcPr/>
+          <w:p>
+            <w:pPr>
+              <w:pStyle w:val="Compact"/>
+            </w:pPr>
+            <w:hyperlink r:id="rId29">
               <w:r>
                 <w:rPr>
                   <w:rStyle w:val="Hyperlink"/>
@@ -16585,16 +16575,16 @@
         </w:tc>
       </w:tr>
     </w:tbl>
-    <w:bookmarkEnd w:id="165"/>
-    <w:bookmarkEnd w:id="166"/>
-    <w:bookmarkStart w:id="169" w:name="RespuestaBusqueda"/>
-    <w:bookmarkStart w:id="168" w:name="respuesta-busqueda-c"/>
+    <w:bookmarkEnd w:id="161"/>
+    <w:bookmarkEnd w:id="162"/>
+    <w:bookmarkStart w:id="164" w:name="RegistrarAgente"/>
+    <w:bookmarkStart w:id="163" w:name="registrar-agente-c"/>
     <w:p>
       <w:pPr>
         <w:pStyle w:val="Heading3"/>
       </w:pPr>
       <w:r>
-        <w:t xml:space="preserve">Respuesta Busqueda</w:t>
+        <w:t xml:space="preserve">Registrar Agente</w:t>
       </w:r>
       <w:r>
         <w:t xml:space="preserve"> </w:t>
@@ -16638,7 +16628,7 @@
               <w:rPr>
                 <w:rStyle w:val="VerbatimChar"/>
               </w:rPr>
-              <w:t xml:space="preserve">http://www.semanticweb.org/ecsdi/directory/RespuestaBusqueda</w:t>
+              <w:t xml:space="preserve">http://www.semanticweb.org/ecsdi/directory/RegistrarAgente</w:t>
             </w:r>
           </w:p>
         </w:tc>
@@ -16667,19 +16657,19 @@
               <w:pStyle w:val="BodyText"/>
             </w:pPr>
             <w:r>
-              <w:t xml:space="preserve">Respuesta del directorio que contiene la URI, dirección y tipo de un agente encontrado</w:t>
-            </w:r>
-          </w:p>
-        </w:tc>
-      </w:tr>
-      <w:tr>
-        <w:tc>
-          <w:tcPr/>
-          <w:p>
-            <w:pPr>
-              <w:pStyle w:val="Compact"/>
-            </w:pPr>
-            <w:hyperlink r:id="rId31">
+              <w:t xml:space="preserve">Acción mediante la cual un agente solicita al servicio de directorio quedar registrado con su URI, nombre, dirección y tipo</w:t>
+            </w:r>
+          </w:p>
+        </w:tc>
+      </w:tr>
+      <w:tr>
+        <w:tc>
+          <w:tcPr/>
+          <w:p>
+            <w:pPr>
+              <w:pStyle w:val="Compact"/>
+            </w:pPr>
+            <w:hyperlink r:id="rId29">
               <w:r>
                 <w:rPr>
                   <w:rStyle w:val="Hyperlink"/>
@@ -16698,12 +16688,12 @@
             <w:r>
               <w:t xml:space="preserve"> </w:t>
             </w:r>
-            <w:hyperlink r:id="rId119">
-              <w:r>
-                <w:rPr>
-                  <w:rStyle w:val="Hyperlink"/>
-                </w:rPr>
-                <w:t xml:space="preserve">http://www.semanticweb.org/ecsdi/directory/RespuestaDirectorio</w:t>
+            <w:hyperlink w:anchor="Accion">
+              <w:r>
+                <w:rPr>
+                  <w:rStyle w:val="Hyperlink"/>
+                </w:rPr>
+                <w:t xml:space="preserve">Accion</w:t>
               </w:r>
             </w:hyperlink>
             <w:r>
@@ -16721,66 +16711,17 @@
           </w:p>
         </w:tc>
       </w:tr>
-      <w:tr>
-        <w:tc>
-          <w:tcPr/>
-          <w:p>
-            <w:pPr>
-              <w:pStyle w:val="Compact"/>
-            </w:pPr>
-            <w:hyperlink r:id="rId22">
-              <w:r>
-                <w:rPr>
-                  <w:rStyle w:val="Hyperlink"/>
-                </w:rPr>
-                <w:t xml:space="preserve">In Range Of</w:t>
-              </w:r>
-            </w:hyperlink>
-          </w:p>
-        </w:tc>
-        <w:tc>
-          <w:tcPr/>
-          <w:p>
-            <w:pPr>
-              <w:pStyle w:val="Compact"/>
-            </w:pPr>
-            <w:r>
-              <w:t xml:space="preserve"> </w:t>
-            </w:r>
-            <w:hyperlink r:id="rId167">
-              <w:r>
-                <w:rPr>
-                  <w:rStyle w:val="Hyperlink"/>
-                </w:rPr>
-                <w:t xml:space="preserve">http://www.semanticweb.org/ecsdi/directory/resultadoContiene</w:t>
-              </w:r>
-            </w:hyperlink>
-            <w:r>
-              <w:t xml:space="preserve"> </w:t>
-            </w:r>
-            <w:r>
-              <w:rPr>
-                <w:vertAlign w:val="superscript"/>
-              </w:rPr>
-              <w:t xml:space="preserve">op</w:t>
-            </w:r>
-            <w:r>
-              <w:t xml:space="preserve"> </w:t>
-            </w:r>
-          </w:p>
-        </w:tc>
-      </w:tr>
     </w:tbl>
-    <w:bookmarkEnd w:id="168"/>
-    <w:bookmarkEnd w:id="169"/>
-    <w:bookmarkStart w:id="171" w:name="RespuestaBusquedaMultiple"/>
-    <w:bookmarkStart w:id="170" w:name="respuesta-busqueda-multiple-c"/>
+    <w:bookmarkEnd w:id="163"/>
+    <w:bookmarkEnd w:id="164"/>
+    <w:bookmarkStart w:id="167" w:name="RespuestaBusqueda"/>
+    <w:bookmarkStart w:id="166" w:name="respuesta-busqueda-c"/>
     <w:p>
       <w:pPr>
         <w:pStyle w:val="Heading3"/>
       </w:pPr>
       <w:r>
-        <w:t xml:space="preserve">Respuesta Busqueda Multiple</w:t>
+        <w:t xml:space="preserve">Respuesta Busqueda</w:t>
       </w:r>
       <w:r>
         <w:t xml:space="preserve"> </w:t>
@@ -16824,6 +16765,192 @@
               <w:rPr>
                 <w:rStyle w:val="VerbatimChar"/>
               </w:rPr>
+              <w:t xml:space="preserve">http://www.semanticweb.org/ecsdi/directory/RespuestaBusqueda</w:t>
+            </w:r>
+          </w:p>
+        </w:tc>
+      </w:tr>
+      <w:tr>
+        <w:tc>
+          <w:tcPr/>
+          <w:p>
+            <w:pPr>
+              <w:pStyle w:val="Compact"/>
+            </w:pPr>
+            <w:hyperlink r:id="rId15">
+              <w:r>
+                <w:rPr>
+                  <w:rStyle w:val="Hyperlink"/>
+                </w:rPr>
+                <w:t xml:space="preserve">Description</w:t>
+              </w:r>
+            </w:hyperlink>
+          </w:p>
+        </w:tc>
+        <w:tc>
+          <w:tcPr/>
+          <w:p>
+            <w:pPr>
+              <w:pStyle w:val="BodyText"/>
+            </w:pPr>
+            <w:r>
+              <w:t xml:space="preserve">Respuesta del directorio que contiene la URI, dirección y tipo de un agente encontrado</w:t>
+            </w:r>
+          </w:p>
+        </w:tc>
+      </w:tr>
+      <w:tr>
+        <w:tc>
+          <w:tcPr/>
+          <w:p>
+            <w:pPr>
+              <w:pStyle w:val="Compact"/>
+            </w:pPr>
+            <w:hyperlink r:id="rId29">
+              <w:r>
+                <w:rPr>
+                  <w:rStyle w:val="Hyperlink"/>
+                </w:rPr>
+                <w:t xml:space="preserve">Sub Class Of</w:t>
+              </w:r>
+            </w:hyperlink>
+          </w:p>
+        </w:tc>
+        <w:tc>
+          <w:tcPr/>
+          <w:p>
+            <w:pPr>
+              <w:pStyle w:val="Compact"/>
+            </w:pPr>
+            <w:r>
+              <w:t xml:space="preserve"> </w:t>
+            </w:r>
+            <w:hyperlink r:id="rId115">
+              <w:r>
+                <w:rPr>
+                  <w:rStyle w:val="Hyperlink"/>
+                </w:rPr>
+                <w:t xml:space="preserve">http://www.semanticweb.org/ecsdi/directory/RespuestaDirectorio</w:t>
+              </w:r>
+            </w:hyperlink>
+            <w:r>
+              <w:t xml:space="preserve"> </w:t>
+            </w:r>
+            <w:r>
+              <w:rPr>
+                <w:vertAlign w:val="superscript"/>
+              </w:rPr>
+              <w:t xml:space="preserve">c</w:t>
+            </w:r>
+            <w:r>
+              <w:t xml:space="preserve"> </w:t>
+            </w:r>
+          </w:p>
+        </w:tc>
+      </w:tr>
+      <w:tr>
+        <w:tc>
+          <w:tcPr/>
+          <w:p>
+            <w:pPr>
+              <w:pStyle w:val="Compact"/>
+            </w:pPr>
+            <w:hyperlink r:id="rId20">
+              <w:r>
+                <w:rPr>
+                  <w:rStyle w:val="Hyperlink"/>
+                </w:rPr>
+                <w:t xml:space="preserve">In Range Of</w:t>
+              </w:r>
+            </w:hyperlink>
+          </w:p>
+        </w:tc>
+        <w:tc>
+          <w:tcPr/>
+          <w:p>
+            <w:pPr>
+              <w:pStyle w:val="Compact"/>
+            </w:pPr>
+            <w:r>
+              <w:t xml:space="preserve"> </w:t>
+            </w:r>
+            <w:hyperlink r:id="rId165">
+              <w:r>
+                <w:rPr>
+                  <w:rStyle w:val="Hyperlink"/>
+                </w:rPr>
+                <w:t xml:space="preserve">http://www.semanticweb.org/ecsdi/directory/resultadoContiene</w:t>
+              </w:r>
+            </w:hyperlink>
+            <w:r>
+              <w:t xml:space="preserve"> </w:t>
+            </w:r>
+            <w:r>
+              <w:rPr>
+                <w:vertAlign w:val="superscript"/>
+              </w:rPr>
+              <w:t xml:space="preserve">op</w:t>
+            </w:r>
+            <w:r>
+              <w:t xml:space="preserve"> </w:t>
+            </w:r>
+          </w:p>
+        </w:tc>
+      </w:tr>
+    </w:tbl>
+    <w:bookmarkEnd w:id="166"/>
+    <w:bookmarkEnd w:id="167"/>
+    <w:bookmarkStart w:id="169" w:name="RespuestaBusquedaMultiple"/>
+    <w:bookmarkStart w:id="168" w:name="respuesta-busqueda-multiple-c"/>
+    <w:p>
+      <w:pPr>
+        <w:pStyle w:val="Heading3"/>
+      </w:pPr>
+      <w:r>
+        <w:t xml:space="preserve">Respuesta Busqueda Multiple</w:t>
+      </w:r>
+      <w:r>
+        <w:t xml:space="preserve"> </w:t>
+      </w:r>
+      <w:r>
+        <w:rPr>
+          <w:vertAlign w:val="superscript"/>
+        </w:rPr>
+        <w:t xml:space="preserve">c</w:t>
+      </w:r>
+    </w:p>
+    <w:tbl>
+      <w:tblPr>
+        <w:tblStyle w:val="Table"/>
+        <w:tblW w:type="auto" w:w="0"/>
+        <w:tblLook w:firstRow="0" w:lastRow="0" w:firstColumn="0" w:lastColumn="0" w:noHBand="0" w:noVBand="0" w:val="0000"/>
+      </w:tblPr>
+      <w:tblGrid>
+        <w:gridCol w:w="3960"/>
+        <w:gridCol w:w="3960"/>
+      </w:tblGrid>
+      <w:tr>
+        <w:tc>
+          <w:tcPr/>
+          <w:p>
+            <w:pPr>
+              <w:pStyle w:val="Compact"/>
+            </w:pPr>
+            <w:r>
+              <w:t xml:space="preserve">IRI</w:t>
+            </w:r>
+          </w:p>
+        </w:tc>
+        <w:tc>
+          <w:tcPr/>
+          <w:p>
+            <w:pPr>
+              <w:pStyle w:val="Compact"/>
+            </w:pPr>
+            <w:r>
+              <w:rPr>
+                <w:rStyle w:val="VerbatimChar"/>
+              </w:rPr>
               <w:t xml:space="preserve">http://www.semanticweb.org/ecsdi/directory/RespuestaBusquedaMultiple</w:t>
             </w:r>
           </w:p>
@@ -16865,7 +16992,7 @@
             <w:pPr>
               <w:pStyle w:val="Compact"/>
             </w:pPr>
-            <w:hyperlink r:id="rId31">
+            <w:hyperlink r:id="rId29">
               <w:r>
                 <w:rPr>
                   <w:rStyle w:val="Hyperlink"/>
@@ -16884,7 +17011,7 @@
             <w:r>
               <w:t xml:space="preserve"> </w:t>
             </w:r>
-            <w:hyperlink r:id="rId119">
+            <w:hyperlink r:id="rId115">
               <w:r>
                 <w:rPr>
                   <w:rStyle w:val="Hyperlink"/>
@@ -16914,7 +17041,7 @@
             <w:pPr>
               <w:pStyle w:val="Compact"/>
             </w:pPr>
-            <w:hyperlink r:id="rId21">
+            <w:hyperlink r:id="rId19">
               <w:r>
                 <w:rPr>
                   <w:rStyle w:val="Hyperlink"/>
@@ -16933,7 +17060,7 @@
             <w:r>
               <w:t xml:space="preserve"> </w:t>
             </w:r>
-            <w:hyperlink r:id="rId167">
+            <w:hyperlink r:id="rId165">
               <w:r>
                 <w:rPr>
                   <w:rStyle w:val="Hyperlink"/>
@@ -16957,10 +17084,10 @@
         </w:tc>
       </w:tr>
     </w:tbl>
-    <w:bookmarkEnd w:id="170"/>
-    <w:bookmarkEnd w:id="171"/>
-    <w:bookmarkStart w:id="175" w:name="RespuestaDirectorio"/>
-    <w:bookmarkStart w:id="174" w:name="respuesta-directorio-c"/>
+    <w:bookmarkEnd w:id="168"/>
+    <w:bookmarkEnd w:id="169"/>
+    <w:bookmarkStart w:id="173" w:name="RespuestaDirectorio"/>
+    <w:bookmarkStart w:id="172" w:name="respuesta-directorio-c"/>
     <w:p>
       <w:pPr>
         <w:pStyle w:val="Heading3"/>
@@ -17052,7 +17179,7 @@
             <w:pPr>
               <w:pStyle w:val="Compact"/>
             </w:pPr>
-            <w:hyperlink r:id="rId31">
+            <w:hyperlink r:id="rId29">
               <w:r>
                 <w:rPr>
                   <w:rStyle w:val="Hyperlink"/>
@@ -17101,30 +17228,30 @@
             <w:pPr>
               <w:pStyle w:val="Compact"/>
             </w:pPr>
+            <w:hyperlink r:id="rId19">
+              <w:r>
+                <w:rPr>
+                  <w:rStyle w:val="Hyperlink"/>
+                </w:rPr>
+                <w:t xml:space="preserve">In Domain Of</w:t>
+              </w:r>
+            </w:hyperlink>
+          </w:p>
+        </w:tc>
+        <w:tc>
+          <w:tcPr/>
+          <w:p>
+            <w:pPr>
+              <w:pStyle w:val="Compact"/>
+            </w:pPr>
+            <w:r>
+              <w:t xml:space="preserve"> </w:t>
+            </w:r>
             <w:hyperlink r:id="rId21">
               <w:r>
                 <w:rPr>
                   <w:rStyle w:val="Hyperlink"/>
                 </w:rPr>
-                <w:t xml:space="preserve">In Domain Of</w:t>
-              </w:r>
-            </w:hyperlink>
-          </w:p>
-        </w:tc>
-        <w:tc>
-          <w:tcPr/>
-          <w:p>
-            <w:pPr>
-              <w:pStyle w:val="Compact"/>
-            </w:pPr>
-            <w:r>
-              <w:t xml:space="preserve"> </w:t>
-            </w:r>
-            <w:hyperlink r:id="rId23">
-              <w:r>
-                <w:rPr>
-                  <w:rStyle w:val="Hyperlink"/>
-                </w:rPr>
                 <w:t xml:space="preserve">http://www.semanticweb.org/ecsdi/directory/respuestaDeAccion</w:t>
               </w:r>
             </w:hyperlink>
@@ -17150,7 +17277,7 @@
             <w:pPr>
               <w:pStyle w:val="Compact"/>
             </w:pPr>
-            <w:hyperlink r:id="rId24">
+            <w:hyperlink r:id="rId22">
               <w:r>
                 <w:rPr>
                   <w:rStyle w:val="Hyperlink"/>
@@ -17173,7 +17300,7 @@
             <w:r>
               <w:t xml:space="preserve"> </w:t>
             </w:r>
-            <w:hyperlink r:id="rId172">
+            <w:hyperlink r:id="rId170">
               <w:r>
                 <w:rPr>
                   <w:rStyle w:val="Hyperlink"/>
@@ -17205,7 +17332,7 @@
             <w:r>
               <w:t xml:space="preserve"> </w:t>
             </w:r>
-            <w:hyperlink r:id="rId173">
+            <w:hyperlink r:id="rId171">
               <w:r>
                 <w:rPr>
                   <w:rStyle w:val="Hyperlink"/>
@@ -17229,11 +17356,11 @@
         </w:tc>
       </w:tr>
     </w:tbl>
+    <w:bookmarkEnd w:id="172"/>
+    <w:bookmarkEnd w:id="173"/>
     <w:bookmarkEnd w:id="174"/>
-    <w:bookmarkEnd w:id="175"/>
-    <w:bookmarkEnd w:id="176"/>
-    <w:bookmarkStart w:id="293" w:name="objectproperties"/>
-    <w:bookmarkStart w:id="292" w:name="object-properties"/>
+    <w:bookmarkStart w:id="291" w:name="objectproperties"/>
+    <w:bookmarkStart w:id="290" w:name="object-properties"/>
     <w:p>
       <w:pPr>
         <w:pStyle w:val="Heading2"/>
@@ -17242,8 +17369,8 @@
         <w:t xml:space="preserve">Object Properties</w:t>
       </w:r>
     </w:p>
-    <w:bookmarkStart w:id="180" w:name="accionSobreLote"/>
-    <w:bookmarkStart w:id="179" w:name="accion-sobre-lote-op"/>
+    <w:bookmarkStart w:id="178" w:name="accionSobreLote"/>
+    <w:bookmarkStart w:id="177" w:name="accion-sobre-lote-op"/>
     <w:p>
       <w:pPr>
         <w:pStyle w:val="Heading3"/>
@@ -17334,7 +17461,7 @@
             <w:pPr>
               <w:pStyle w:val="Compact"/>
             </w:pPr>
-            <w:hyperlink r:id="rId177">
+            <w:hyperlink r:id="rId175">
               <w:r>
                 <w:rPr>
                   <w:rStyle w:val="Hyperlink"/>
@@ -17383,7 +17510,7 @@
             <w:pPr>
               <w:pStyle w:val="Compact"/>
             </w:pPr>
-            <w:hyperlink r:id="rId178">
+            <w:hyperlink r:id="rId176">
               <w:r>
                 <w:rPr>
                   <w:rStyle w:val="Hyperlink"/>
@@ -17426,10 +17553,10 @@
         </w:tc>
       </w:tr>
     </w:tbl>
-    <w:bookmarkEnd w:id="179"/>
-    <w:bookmarkEnd w:id="180"/>
-    <w:bookmarkStart w:id="182" w:name="accionSobreOferta"/>
-    <w:bookmarkStart w:id="181" w:name="accion-sobre-oferta-op"/>
+    <w:bookmarkEnd w:id="177"/>
+    <w:bookmarkEnd w:id="178"/>
+    <w:bookmarkStart w:id="180" w:name="accionSobreOferta"/>
+    <w:bookmarkStart w:id="179" w:name="accion-sobre-oferta-op"/>
     <w:p>
       <w:pPr>
         <w:pStyle w:val="Heading3"/>
@@ -17520,7 +17647,7 @@
             <w:pPr>
               <w:pStyle w:val="Compact"/>
             </w:pPr>
-            <w:hyperlink r:id="rId177">
+            <w:hyperlink r:id="rId175">
               <w:r>
                 <w:rPr>
                   <w:rStyle w:val="Hyperlink"/>
@@ -17569,7 +17696,7 @@
             <w:pPr>
               <w:pStyle w:val="Compact"/>
             </w:pPr>
-            <w:hyperlink r:id="rId178">
+            <w:hyperlink r:id="rId176">
               <w:r>
                 <w:rPr>
                   <w:rStyle w:val="Hyperlink"/>
@@ -17612,10 +17739,10 @@
         </w:tc>
       </w:tr>
     </w:tbl>
-    <w:bookmarkEnd w:id="181"/>
-    <w:bookmarkEnd w:id="182"/>
-    <w:bookmarkStart w:id="184" w:name="accionSobrePedido"/>
-    <w:bookmarkStart w:id="183" w:name="accion-sobre-pedido-op"/>
+    <w:bookmarkEnd w:id="179"/>
+    <w:bookmarkEnd w:id="180"/>
+    <w:bookmarkStart w:id="182" w:name="accionSobrePedido"/>
+    <w:bookmarkStart w:id="181" w:name="accion-sobre-pedido-op"/>
     <w:p>
       <w:pPr>
         <w:pStyle w:val="Heading3"/>
@@ -17706,7 +17833,7 @@
             <w:pPr>
               <w:pStyle w:val="Compact"/>
             </w:pPr>
-            <w:hyperlink r:id="rId177">
+            <w:hyperlink r:id="rId175">
               <w:r>
                 <w:rPr>
                   <w:rStyle w:val="Hyperlink"/>
@@ -17755,7 +17882,7 @@
             <w:pPr>
               <w:pStyle w:val="Compact"/>
             </w:pPr>
-            <w:hyperlink r:id="rId178">
+            <w:hyperlink r:id="rId176">
               <w:r>
                 <w:rPr>
                   <w:rStyle w:val="Hyperlink"/>
@@ -17798,10 +17925,10 @@
         </w:tc>
       </w:tr>
     </w:tbl>
-    <w:bookmarkEnd w:id="183"/>
-    <w:bookmarkEnd w:id="184"/>
-    <w:bookmarkStart w:id="186" w:name="accionSobreProducto"/>
-    <w:bookmarkStart w:id="185" w:name="accion-sobre-producto-op"/>
+    <w:bookmarkEnd w:id="181"/>
+    <w:bookmarkEnd w:id="182"/>
+    <w:bookmarkStart w:id="184" w:name="accionSobreProducto"/>
+    <w:bookmarkStart w:id="183" w:name="accion-sobre-producto-op"/>
     <w:p>
       <w:pPr>
         <w:pStyle w:val="Heading3"/>
@@ -17892,7 +18019,7 @@
             <w:pPr>
               <w:pStyle w:val="Compact"/>
             </w:pPr>
-            <w:hyperlink r:id="rId177">
+            <w:hyperlink r:id="rId175">
               <w:r>
                 <w:rPr>
                   <w:rStyle w:val="Hyperlink"/>
@@ -17941,7 +18068,7 @@
             <w:pPr>
               <w:pStyle w:val="Compact"/>
             </w:pPr>
-            <w:hyperlink r:id="rId178">
+            <w:hyperlink r:id="rId176">
               <w:r>
                 <w:rPr>
                   <w:rStyle w:val="Hyperlink"/>
@@ -17984,10 +18111,10 @@
         </w:tc>
       </w:tr>
     </w:tbl>
-    <w:bookmarkEnd w:id="185"/>
-    <w:bookmarkEnd w:id="186"/>
-    <w:bookmarkStart w:id="188" w:name="accionSolicitadaPor"/>
-    <w:bookmarkStart w:id="187" w:name="accion-solicitada-por-op"/>
+    <w:bookmarkEnd w:id="183"/>
+    <w:bookmarkEnd w:id="184"/>
+    <w:bookmarkStart w:id="186" w:name="accionSolicitadaPor"/>
+    <w:bookmarkStart w:id="185" w:name="accion-solicitada-por-op"/>
     <w:p>
       <w:pPr>
         <w:pStyle w:val="Heading3"/>
@@ -18078,7 +18205,7 @@
             <w:pPr>
               <w:pStyle w:val="Compact"/>
             </w:pPr>
-            <w:hyperlink r:id="rId177">
+            <w:hyperlink r:id="rId175">
               <w:r>
                 <w:rPr>
                   <w:rStyle w:val="Hyperlink"/>
@@ -18127,7 +18254,7 @@
             <w:pPr>
               <w:pStyle w:val="Compact"/>
             </w:pPr>
-            <w:hyperlink r:id="rId178">
+            <w:hyperlink r:id="rId176">
               <w:r>
                 <w:rPr>
                   <w:rStyle w:val="Hyperlink"/>
@@ -18170,10 +18297,10 @@
         </w:tc>
       </w:tr>
     </w:tbl>
-    <w:bookmarkEnd w:id="187"/>
-    <w:bookmarkEnd w:id="188"/>
-    <w:bookmarkStart w:id="190" w:name="accionTieneOperacionPago"/>
-    <w:bookmarkStart w:id="189" w:name="accion-tiene-operacion-pago-op"/>
+    <w:bookmarkEnd w:id="185"/>
+    <w:bookmarkEnd w:id="186"/>
+    <w:bookmarkStart w:id="188" w:name="accionTieneOperacionPago"/>
+    <w:bookmarkStart w:id="187" w:name="accion-tiene-operacion-pago-op"/>
     <w:p>
       <w:pPr>
         <w:pStyle w:val="Heading3"/>
@@ -18264,7 +18391,7 @@
             <w:pPr>
               <w:pStyle w:val="Compact"/>
             </w:pPr>
-            <w:hyperlink r:id="rId177">
+            <w:hyperlink r:id="rId175">
               <w:r>
                 <w:rPr>
                   <w:rStyle w:val="Hyperlink"/>
@@ -18313,7 +18440,7 @@
             <w:pPr>
               <w:pStyle w:val="Compact"/>
             </w:pPr>
-            <w:hyperlink r:id="rId178">
+            <w:hyperlink r:id="rId176">
               <w:r>
                 <w:rPr>
                   <w:rStyle w:val="Hyperlink"/>
@@ -18356,10 +18483,10 @@
         </w:tc>
       </w:tr>
     </w:tbl>
-    <w:bookmarkEnd w:id="189"/>
-    <w:bookmarkEnd w:id="190"/>
-    <w:bookmarkStart w:id="192" w:name="accionTieneRestriccion"/>
-    <w:bookmarkStart w:id="191" w:name="accion-tiene-restriccion-op"/>
+    <w:bookmarkEnd w:id="187"/>
+    <w:bookmarkEnd w:id="188"/>
+    <w:bookmarkStart w:id="190" w:name="accionTieneRestriccion"/>
+    <w:bookmarkStart w:id="189" w:name="accion-tiene-restriccion-op"/>
     <w:p>
       <w:pPr>
         <w:pStyle w:val="Heading3"/>
@@ -18450,7 +18577,7 @@
             <w:pPr>
               <w:pStyle w:val="Compact"/>
             </w:pPr>
-            <w:hyperlink r:id="rId177">
+            <w:hyperlink r:id="rId175">
               <w:r>
                 <w:rPr>
                   <w:rStyle w:val="Hyperlink"/>
@@ -18499,7 +18626,7 @@
             <w:pPr>
               <w:pStyle w:val="Compact"/>
             </w:pPr>
-            <w:hyperlink r:id="rId178">
+            <w:hyperlink r:id="rId176">
               <w:r>
                 <w:rPr>
                   <w:rStyle w:val="Hyperlink"/>
@@ -18542,10 +18669,10 @@
         </w:tc>
       </w:tr>
     </w:tbl>
-    <w:bookmarkEnd w:id="191"/>
-    <w:bookmarkEnd w:id="192"/>
-    <w:bookmarkStart w:id="194" w:name="accionTieneValoracion"/>
-    <w:bookmarkStart w:id="193" w:name="accion-tiene-valoracion-op"/>
+    <w:bookmarkEnd w:id="189"/>
+    <w:bookmarkEnd w:id="190"/>
+    <w:bookmarkStart w:id="192" w:name="accionTieneValoracion"/>
+    <w:bookmarkStart w:id="191" w:name="accion-tiene-valoracion-op"/>
     <w:p>
       <w:pPr>
         <w:pStyle w:val="Heading3"/>
@@ -18636,7 +18763,7 @@
             <w:pPr>
               <w:pStyle w:val="Compact"/>
             </w:pPr>
-            <w:hyperlink r:id="rId177">
+            <w:hyperlink r:id="rId175">
               <w:r>
                 <w:rPr>
                   <w:rStyle w:val="Hyperlink"/>
@@ -18685,7 +18812,7 @@
             <w:pPr>
               <w:pStyle w:val="Compact"/>
             </w:pPr>
-            <w:hyperlink r:id="rId178">
+            <w:hyperlink r:id="rId176">
               <w:r>
                 <w:rPr>
                   <w:rStyle w:val="Hyperlink"/>
@@ -18728,10 +18855,10 @@
         </w:tc>
       </w:tr>
     </w:tbl>
-    <w:bookmarkEnd w:id="193"/>
-    <w:bookmarkEnd w:id="194"/>
-    <w:bookmarkStart w:id="196" w:name="confirmacionDeOperacion"/>
-    <w:bookmarkStart w:id="195" w:name="confirmacion-de-operacion-op"/>
+    <w:bookmarkEnd w:id="191"/>
+    <w:bookmarkEnd w:id="192"/>
+    <w:bookmarkStart w:id="194" w:name="confirmacionDeOperacion"/>
+    <w:bookmarkStart w:id="193" w:name="confirmacion-de-operacion-op"/>
     <w:p>
       <w:pPr>
         <w:pStyle w:val="Heading3"/>
@@ -18822,7 +18949,7 @@
             <w:pPr>
               <w:pStyle w:val="Compact"/>
             </w:pPr>
-            <w:hyperlink r:id="rId177">
+            <w:hyperlink r:id="rId175">
               <w:r>
                 <w:rPr>
                   <w:rStyle w:val="Hyperlink"/>
@@ -18871,7 +18998,7 @@
             <w:pPr>
               <w:pStyle w:val="Compact"/>
             </w:pPr>
-            <w:hyperlink r:id="rId178">
+            <w:hyperlink r:id="rId176">
               <w:r>
                 <w:rPr>
                   <w:rStyle w:val="Hyperlink"/>
@@ -18914,10 +19041,10 @@
         </w:tc>
       </w:tr>
     </w:tbl>
-    <w:bookmarkEnd w:id="195"/>
-    <w:bookmarkEnd w:id="196"/>
-    <w:bookmarkStart w:id="198" w:name="confirmacionEnvio"/>
-    <w:bookmarkStart w:id="197" w:name="confirmacion-envio-op"/>
+    <w:bookmarkEnd w:id="193"/>
+    <w:bookmarkEnd w:id="194"/>
+    <w:bookmarkStart w:id="196" w:name="confirmacionEnvio"/>
+    <w:bookmarkStart w:id="195" w:name="confirmacion-envio-op"/>
     <w:p>
       <w:pPr>
         <w:pStyle w:val="Heading3"/>
@@ -19008,7 +19135,7 @@
             <w:pPr>
               <w:pStyle w:val="Compact"/>
             </w:pPr>
-            <w:hyperlink r:id="rId177">
+            <w:hyperlink r:id="rId175">
               <w:r>
                 <w:rPr>
                   <w:rStyle w:val="Hyperlink"/>
@@ -19057,7 +19184,7 @@
             <w:pPr>
               <w:pStyle w:val="Compact"/>
             </w:pPr>
-            <w:hyperlink r:id="rId178">
+            <w:hyperlink r:id="rId176">
               <w:r>
                 <w:rPr>
                   <w:rStyle w:val="Hyperlink"/>
@@ -19100,10 +19227,10 @@
         </w:tc>
       </w:tr>
     </w:tbl>
-    <w:bookmarkEnd w:id="197"/>
-    <w:bookmarkEnd w:id="198"/>
-    <w:bookmarkStart w:id="200" w:name="devolucionDePedido"/>
-    <w:bookmarkStart w:id="199" w:name="devolucion-de-pedido-op"/>
+    <w:bookmarkEnd w:id="195"/>
+    <w:bookmarkEnd w:id="196"/>
+    <w:bookmarkStart w:id="198" w:name="devolucionDePedido"/>
+    <w:bookmarkStart w:id="197" w:name="devolucion-de-pedido-op"/>
     <w:p>
       <w:pPr>
         <w:pStyle w:val="Heading3"/>
@@ -19194,7 +19321,7 @@
             <w:pPr>
               <w:pStyle w:val="Compact"/>
             </w:pPr>
-            <w:hyperlink r:id="rId177">
+            <w:hyperlink r:id="rId175">
               <w:r>
                 <w:rPr>
                   <w:rStyle w:val="Hyperlink"/>
@@ -19243,7 +19370,7 @@
             <w:pPr>
               <w:pStyle w:val="Compact"/>
             </w:pPr>
-            <w:hyperlink r:id="rId178">
+            <w:hyperlink r:id="rId176">
               <w:r>
                 <w:rPr>
                   <w:rStyle w:val="Hyperlink"/>
@@ -19286,10 +19413,10 @@
         </w:tc>
       </w:tr>
     </w:tbl>
-    <w:bookmarkEnd w:id="199"/>
-    <w:bookmarkEnd w:id="200"/>
-    <w:bookmarkStart w:id="202" w:name="devolucionDeProducto"/>
-    <w:bookmarkStart w:id="201" w:name="devolucion-de-producto-op"/>
+    <w:bookmarkEnd w:id="197"/>
+    <w:bookmarkEnd w:id="198"/>
+    <w:bookmarkStart w:id="200" w:name="devolucionDeProducto"/>
+    <w:bookmarkStart w:id="199" w:name="devolucion-de-producto-op"/>
     <w:p>
       <w:pPr>
         <w:pStyle w:val="Heading3"/>
@@ -19380,7 +19507,7 @@
             <w:pPr>
               <w:pStyle w:val="Compact"/>
             </w:pPr>
-            <w:hyperlink r:id="rId177">
+            <w:hyperlink r:id="rId175">
               <w:r>
                 <w:rPr>
                   <w:rStyle w:val="Hyperlink"/>
@@ -19429,7 +19556,7 @@
             <w:pPr>
               <w:pStyle w:val="Compact"/>
             </w:pPr>
-            <w:hyperlink r:id="rId178">
+            <w:hyperlink r:id="rId176">
               <w:r>
                 <w:rPr>
                   <w:rStyle w:val="Hyperlink"/>
@@ -19472,10 +19599,10 @@
         </w:tc>
       </w:tr>
     </w:tbl>
-    <w:bookmarkEnd w:id="201"/>
-    <w:bookmarkEnd w:id="202"/>
-    <w:bookmarkStart w:id="204" w:name="devolucionTieneReembolso"/>
-    <w:bookmarkStart w:id="203" w:name="devolucion-tiene-reembolso-op"/>
+    <w:bookmarkEnd w:id="199"/>
+    <w:bookmarkEnd w:id="200"/>
+    <w:bookmarkStart w:id="202" w:name="devolucionTieneReembolso"/>
+    <w:bookmarkStart w:id="201" w:name="devolucion-tiene-reembolso-op"/>
     <w:p>
       <w:pPr>
         <w:pStyle w:val="Heading3"/>
@@ -19566,7 +19693,7 @@
             <w:pPr>
               <w:pStyle w:val="Compact"/>
             </w:pPr>
-            <w:hyperlink r:id="rId177">
+            <w:hyperlink r:id="rId175">
               <w:r>
                 <w:rPr>
                   <w:rStyle w:val="Hyperlink"/>
@@ -19615,7 +19742,7 @@
             <w:pPr>
               <w:pStyle w:val="Compact"/>
             </w:pPr>
-            <w:hyperlink r:id="rId178">
+            <w:hyperlink r:id="rId176">
               <w:r>
                 <w:rPr>
                   <w:rStyle w:val="Hyperlink"/>
@@ -19658,10 +19785,10 @@
         </w:tc>
       </w:tr>
     </w:tbl>
-    <w:bookmarkEnd w:id="203"/>
-    <w:bookmarkEnd w:id="204"/>
-    <w:bookmarkStart w:id="206" w:name="envioDePedido"/>
-    <w:bookmarkStart w:id="205" w:name="envio-de-pedido-op"/>
+    <w:bookmarkEnd w:id="201"/>
+    <w:bookmarkEnd w:id="202"/>
+    <w:bookmarkStart w:id="204" w:name="envioDePedido"/>
+    <w:bookmarkStart w:id="203" w:name="envio-de-pedido-op"/>
     <w:p>
       <w:pPr>
         <w:pStyle w:val="Heading3"/>
@@ -19752,7 +19879,7 @@
             <w:pPr>
               <w:pStyle w:val="Compact"/>
             </w:pPr>
-            <w:hyperlink r:id="rId177">
+            <w:hyperlink r:id="rId175">
               <w:r>
                 <w:rPr>
                   <w:rStyle w:val="Hyperlink"/>
@@ -19801,7 +19928,7 @@
             <w:pPr>
               <w:pStyle w:val="Compact"/>
             </w:pPr>
-            <w:hyperlink r:id="rId178">
+            <w:hyperlink r:id="rId176">
               <w:r>
                 <w:rPr>
                   <w:rStyle w:val="Hyperlink"/>
@@ -19844,10 +19971,10 @@
         </w:tc>
       </w:tr>
     </w:tbl>
-    <w:bookmarkEnd w:id="205"/>
-    <w:bookmarkEnd w:id="206"/>
-    <w:bookmarkStart w:id="208" w:name="envioDesdeCentro"/>
-    <w:bookmarkStart w:id="207" w:name="envio-desde-centro-op"/>
+    <w:bookmarkEnd w:id="203"/>
+    <w:bookmarkEnd w:id="204"/>
+    <w:bookmarkStart w:id="206" w:name="envioDesdeCentro"/>
+    <w:bookmarkStart w:id="205" w:name="envio-desde-centro-op"/>
     <w:p>
       <w:pPr>
         <w:pStyle w:val="Heading3"/>
@@ -19938,7 +20065,7 @@
             <w:pPr>
               <w:pStyle w:val="Compact"/>
             </w:pPr>
-            <w:hyperlink r:id="rId177">
+            <w:hyperlink r:id="rId175">
               <w:r>
                 <w:rPr>
                   <w:rStyle w:val="Hyperlink"/>
@@ -19987,7 +20114,7 @@
             <w:pPr>
               <w:pStyle w:val="Compact"/>
             </w:pPr>
-            <w:hyperlink r:id="rId178">
+            <w:hyperlink r:id="rId176">
               <w:r>
                 <w:rPr>
                   <w:rStyle w:val="Hyperlink"/>
@@ -20030,10 +20157,10 @@
         </w:tc>
       </w:tr>
     </w:tbl>
-    <w:bookmarkEnd w:id="207"/>
-    <w:bookmarkEnd w:id="208"/>
-    <w:bookmarkStart w:id="210" w:name="envioDestinoDir"/>
-    <w:bookmarkStart w:id="209" w:name="envio-destino-dir-op"/>
+    <w:bookmarkEnd w:id="205"/>
+    <w:bookmarkEnd w:id="206"/>
+    <w:bookmarkStart w:id="208" w:name="envioDestinoDir"/>
+    <w:bookmarkStart w:id="207" w:name="envio-destino-dir-op"/>
     <w:p>
       <w:pPr>
         <w:pStyle w:val="Heading3"/>
@@ -20124,7 +20251,7 @@
             <w:pPr>
               <w:pStyle w:val="Compact"/>
             </w:pPr>
-            <w:hyperlink r:id="rId177">
+            <w:hyperlink r:id="rId175">
               <w:r>
                 <w:rPr>
                   <w:rStyle w:val="Hyperlink"/>
@@ -20173,7 +20300,7 @@
             <w:pPr>
               <w:pStyle w:val="Compact"/>
             </w:pPr>
-            <w:hyperlink r:id="rId178">
+            <w:hyperlink r:id="rId176">
               <w:r>
                 <w:rPr>
                   <w:rStyle w:val="Hyperlink"/>
@@ -20216,10 +20343,10 @@
         </w:tc>
       </w:tr>
     </w:tbl>
-    <w:bookmarkEnd w:id="209"/>
-    <w:bookmarkEnd w:id="210"/>
-    <w:bookmarkStart w:id="212" w:name="envioExternoGestionadoPor"/>
-    <w:bookmarkStart w:id="211" w:name="envio-externo-gestionado-por-op"/>
+    <w:bookmarkEnd w:id="207"/>
+    <w:bookmarkEnd w:id="208"/>
+    <w:bookmarkStart w:id="210" w:name="envioExternoGestionadoPor"/>
+    <w:bookmarkStart w:id="209" w:name="envio-externo-gestionado-por-op"/>
     <w:p>
       <w:pPr>
         <w:pStyle w:val="Heading3"/>
@@ -20310,7 +20437,7 @@
             <w:pPr>
               <w:pStyle w:val="Compact"/>
             </w:pPr>
-            <w:hyperlink r:id="rId177">
+            <w:hyperlink r:id="rId175">
               <w:r>
                 <w:rPr>
                   <w:rStyle w:val="Hyperlink"/>
@@ -20359,7 +20486,7 @@
             <w:pPr>
               <w:pStyle w:val="Compact"/>
             </w:pPr>
-            <w:hyperlink r:id="rId178">
+            <w:hyperlink r:id="rId176">
               <w:r>
                 <w:rPr>
                   <w:rStyle w:val="Hyperlink"/>
@@ -20402,10 +20529,10 @@
         </w:tc>
       </w:tr>
     </w:tbl>
-    <w:bookmarkEnd w:id="211"/>
-    <w:bookmarkEnd w:id="212"/>
-    <w:bookmarkStart w:id="214" w:name="envioRealizadoPor"/>
-    <w:bookmarkStart w:id="213" w:name="envio-realizado-por-op"/>
+    <w:bookmarkEnd w:id="209"/>
+    <w:bookmarkEnd w:id="210"/>
+    <w:bookmarkStart w:id="212" w:name="envioRealizadoPor"/>
+    <w:bookmarkStart w:id="211" w:name="envio-realizado-por-op"/>
     <w:p>
       <w:pPr>
         <w:pStyle w:val="Heading3"/>
@@ -20496,7 +20623,7 @@
             <w:pPr>
               <w:pStyle w:val="Compact"/>
             </w:pPr>
-            <w:hyperlink r:id="rId177">
+            <w:hyperlink r:id="rId175">
               <w:r>
                 <w:rPr>
                   <w:rStyle w:val="Hyperlink"/>
@@ -20545,7 +20672,7 @@
             <w:pPr>
               <w:pStyle w:val="Compact"/>
             </w:pPr>
-            <w:hyperlink r:id="rId178">
+            <w:hyperlink r:id="rId176">
               <w:r>
                 <w:rPr>
                   <w:rStyle w:val="Hyperlink"/>
@@ -20588,10 +20715,10 @@
         </w:tc>
       </w:tr>
     </w:tbl>
-    <w:bookmarkEnd w:id="213"/>
-    <w:bookmarkEnd w:id="214"/>
-    <w:bookmarkStart w:id="216" w:name="envioTieneLote"/>
-    <w:bookmarkStart w:id="215" w:name="envio-tiene-lote-op"/>
+    <w:bookmarkEnd w:id="211"/>
+    <w:bookmarkEnd w:id="212"/>
+    <w:bookmarkStart w:id="214" w:name="envioTieneLote"/>
+    <w:bookmarkStart w:id="213" w:name="envio-tiene-lote-op"/>
     <w:p>
       <w:pPr>
         <w:pStyle w:val="Heading3"/>
@@ -20682,7 +20809,7 @@
             <w:pPr>
               <w:pStyle w:val="Compact"/>
             </w:pPr>
-            <w:hyperlink r:id="rId177">
+            <w:hyperlink r:id="rId175">
               <w:r>
                 <w:rPr>
                   <w:rStyle w:val="Hyperlink"/>
@@ -20731,7 +20858,7 @@
             <w:pPr>
               <w:pStyle w:val="Compact"/>
             </w:pPr>
-            <w:hyperlink r:id="rId178">
+            <w:hyperlink r:id="rId176">
               <w:r>
                 <w:rPr>
                   <w:rStyle w:val="Hyperlink"/>
@@ -20774,10 +20901,10 @@
         </w:tc>
       </w:tr>
     </w:tbl>
-    <w:bookmarkEnd w:id="215"/>
-    <w:bookmarkEnd w:id="216"/>
-    <w:bookmarkStart w:id="218" w:name="facturaDePedido"/>
-    <w:bookmarkStart w:id="217" w:name="factura-de-pedido-op"/>
+    <w:bookmarkEnd w:id="213"/>
+    <w:bookmarkEnd w:id="214"/>
+    <w:bookmarkStart w:id="216" w:name="facturaDePedido"/>
+    <w:bookmarkStart w:id="215" w:name="factura-de-pedido-op"/>
     <w:p>
       <w:pPr>
         <w:pStyle w:val="Heading3"/>
@@ -20868,7 +20995,7 @@
             <w:pPr>
               <w:pStyle w:val="Compact"/>
             </w:pPr>
-            <w:hyperlink r:id="rId177">
+            <w:hyperlink r:id="rId175">
               <w:r>
                 <w:rPr>
                   <w:rStyle w:val="Hyperlink"/>
@@ -20917,7 +21044,7 @@
             <w:pPr>
               <w:pStyle w:val="Compact"/>
             </w:pPr>
-            <w:hyperlink r:id="rId178">
+            <w:hyperlink r:id="rId176">
               <w:r>
                 <w:rPr>
                   <w:rStyle w:val="Hyperlink"/>
@@ -20960,10 +21087,10 @@
         </w:tc>
       </w:tr>
     </w:tbl>
-    <w:bookmarkEnd w:id="217"/>
-    <w:bookmarkEnd w:id="218"/>
-    <w:bookmarkStart w:id="220" w:name="lineaDeProducto"/>
-    <w:bookmarkStart w:id="219" w:name="linea-de-producto-op"/>
+    <w:bookmarkEnd w:id="215"/>
+    <w:bookmarkEnd w:id="216"/>
+    <w:bookmarkStart w:id="218" w:name="lineaDeProducto"/>
+    <w:bookmarkStart w:id="217" w:name="linea-de-producto-op"/>
     <w:p>
       <w:pPr>
         <w:pStyle w:val="Heading3"/>
@@ -21054,7 +21181,7 @@
             <w:pPr>
               <w:pStyle w:val="Compact"/>
             </w:pPr>
-            <w:hyperlink r:id="rId177">
+            <w:hyperlink r:id="rId175">
               <w:r>
                 <w:rPr>
                   <w:rStyle w:val="Hyperlink"/>
@@ -21103,7 +21230,7 @@
             <w:pPr>
               <w:pStyle w:val="Compact"/>
             </w:pPr>
-            <w:hyperlink r:id="rId178">
+            <w:hyperlink r:id="rId176">
               <w:r>
                 <w:rPr>
                   <w:rStyle w:val="Hyperlink"/>
@@ -21146,10 +21273,10 @@
         </w:tc>
       </w:tr>
     </w:tbl>
-    <w:bookmarkEnd w:id="219"/>
-    <w:bookmarkEnd w:id="220"/>
-    <w:bookmarkStart w:id="222" w:name="loteDestinoDireccion"/>
-    <w:bookmarkStart w:id="221" w:name="lote-destino-direccion-op"/>
+    <w:bookmarkEnd w:id="217"/>
+    <w:bookmarkEnd w:id="218"/>
+    <w:bookmarkStart w:id="220" w:name="loteDestinoDireccion"/>
+    <w:bookmarkStart w:id="219" w:name="lote-destino-direccion-op"/>
     <w:p>
       <w:pPr>
         <w:pStyle w:val="Heading3"/>
@@ -21240,7 +21367,7 @@
             <w:pPr>
               <w:pStyle w:val="Compact"/>
             </w:pPr>
-            <w:hyperlink r:id="rId177">
+            <w:hyperlink r:id="rId175">
               <w:r>
                 <w:rPr>
                   <w:rStyle w:val="Hyperlink"/>
@@ -21289,7 +21416,7 @@
             <w:pPr>
               <w:pStyle w:val="Compact"/>
             </w:pPr>
-            <w:hyperlink r:id="rId178">
+            <w:hyperlink r:id="rId176">
               <w:r>
                 <w:rPr>
                   <w:rStyle w:val="Hyperlink"/>
@@ -21332,10 +21459,10 @@
         </w:tc>
       </w:tr>
     </w:tbl>
-    <w:bookmarkEnd w:id="221"/>
-    <w:bookmarkEnd w:id="222"/>
-    <w:bookmarkStart w:id="226" w:name="loteGestionadoPorCentro"/>
-    <w:bookmarkStart w:id="225" w:name="lote-gestionado-por-centro-op"/>
+    <w:bookmarkEnd w:id="219"/>
+    <w:bookmarkEnd w:id="220"/>
+    <w:bookmarkStart w:id="224" w:name="loteGestionadoPorCentro"/>
+    <w:bookmarkStart w:id="223" w:name="lote-gestionado-por-centro-op"/>
     <w:p>
       <w:pPr>
         <w:pStyle w:val="Heading3"/>
@@ -21426,7 +21553,7 @@
             <w:pPr>
               <w:pStyle w:val="Compact"/>
             </w:pPr>
-            <w:hyperlink r:id="rId223">
+            <w:hyperlink r:id="rId221">
               <w:r>
                 <w:rPr>
                   <w:rStyle w:val="Hyperlink"/>
@@ -21445,7 +21572,7 @@
             <w:r>
               <w:t xml:space="preserve"> </w:t>
             </w:r>
-            <w:hyperlink r:id="rId224">
+            <w:hyperlink r:id="rId222">
               <w:r>
                 <w:rPr>
                   <w:rStyle w:val="Hyperlink"/>
@@ -21475,7 +21602,7 @@
             <w:pPr>
               <w:pStyle w:val="Compact"/>
             </w:pPr>
-            <w:hyperlink r:id="rId177">
+            <w:hyperlink r:id="rId175">
               <w:r>
                 <w:rPr>
                   <w:rStyle w:val="Hyperlink"/>
@@ -21524,7 +21651,7 @@
             <w:pPr>
               <w:pStyle w:val="Compact"/>
             </w:pPr>
-            <w:hyperlink r:id="rId178">
+            <w:hyperlink r:id="rId176">
               <w:r>
                 <w:rPr>
                   <w:rStyle w:val="Hyperlink"/>
@@ -21567,10 +21694,10 @@
         </w:tc>
       </w:tr>
     </w:tbl>
-    <w:bookmarkEnd w:id="225"/>
-    <w:bookmarkEnd w:id="226"/>
-    <w:bookmarkStart w:id="228" w:name="loteOrigenCentro"/>
-    <w:bookmarkStart w:id="227" w:name="lote-origen-centro-op"/>
+    <w:bookmarkEnd w:id="223"/>
+    <w:bookmarkEnd w:id="224"/>
+    <w:bookmarkStart w:id="226" w:name="loteOrigenCentro"/>
+    <w:bookmarkStart w:id="225" w:name="lote-origen-centro-op"/>
     <w:p>
       <w:pPr>
         <w:pStyle w:val="Heading3"/>
@@ -21661,7 +21788,7 @@
             <w:pPr>
               <w:pStyle w:val="Compact"/>
             </w:pPr>
-            <w:hyperlink r:id="rId177">
+            <w:hyperlink r:id="rId175">
               <w:r>
                 <w:rPr>
                   <w:rStyle w:val="Hyperlink"/>
@@ -21710,7 +21837,7 @@
             <w:pPr>
               <w:pStyle w:val="Compact"/>
             </w:pPr>
-            <w:hyperlink r:id="rId178">
+            <w:hyperlink r:id="rId176">
               <w:r>
                 <w:rPr>
                   <w:rStyle w:val="Hyperlink"/>
@@ -21753,10 +21880,10 @@
         </w:tc>
       </w:tr>
     </w:tbl>
-    <w:bookmarkEnd w:id="227"/>
-    <w:bookmarkEnd w:id="228"/>
-    <w:bookmarkStart w:id="230" w:name="loteTieneLinea"/>
-    <w:bookmarkStart w:id="229" w:name="lote-tiene-linea-op"/>
+    <w:bookmarkEnd w:id="225"/>
+    <w:bookmarkEnd w:id="226"/>
+    <w:bookmarkStart w:id="228" w:name="loteTieneLinea"/>
+    <w:bookmarkStart w:id="227" w:name="lote-tiene-linea-op"/>
     <w:p>
       <w:pPr>
         <w:pStyle w:val="Heading3"/>
@@ -21847,7 +21974,7 @@
             <w:pPr>
               <w:pStyle w:val="Compact"/>
             </w:pPr>
-            <w:hyperlink r:id="rId177">
+            <w:hyperlink r:id="rId175">
               <w:r>
                 <w:rPr>
                   <w:rStyle w:val="Hyperlink"/>
@@ -21896,7 +22023,7 @@
             <w:pPr>
               <w:pStyle w:val="Compact"/>
             </w:pPr>
-            <w:hyperlink r:id="rId178">
+            <w:hyperlink r:id="rId176">
               <w:r>
                 <w:rPr>
                   <w:rStyle w:val="Hyperlink"/>
@@ -21939,10 +22066,10 @@
         </w:tc>
       </w:tr>
     </w:tbl>
-    <w:bookmarkEnd w:id="229"/>
-    <w:bookmarkEnd w:id="230"/>
-    <w:bookmarkStart w:id="232" w:name="notificacionSobrePedido"/>
-    <w:bookmarkStart w:id="231" w:name="notificacion-sobre-pedido-op"/>
+    <w:bookmarkEnd w:id="227"/>
+    <w:bookmarkEnd w:id="228"/>
+    <w:bookmarkStart w:id="230" w:name="notificacionSobrePedido"/>
+    <w:bookmarkStart w:id="229" w:name="notificacion-sobre-pedido-op"/>
     <w:p>
       <w:pPr>
         <w:pStyle w:val="Heading3"/>
@@ -22033,7 +22160,7 @@
             <w:pPr>
               <w:pStyle w:val="Compact"/>
             </w:pPr>
-            <w:hyperlink r:id="rId177">
+            <w:hyperlink r:id="rId175">
               <w:r>
                 <w:rPr>
                   <w:rStyle w:val="Hyperlink"/>
@@ -22082,7 +22209,7 @@
             <w:pPr>
               <w:pStyle w:val="Compact"/>
             </w:pPr>
-            <w:hyperlink r:id="rId178">
+            <w:hyperlink r:id="rId176">
               <w:r>
                 <w:rPr>
                   <w:rStyle w:val="Hyperlink"/>
@@ -22125,10 +22252,10 @@
         </w:tc>
       </w:tr>
     </w:tbl>
-    <w:bookmarkEnd w:id="231"/>
-    <w:bookmarkEnd w:id="232"/>
-    <w:bookmarkStart w:id="234" w:name="notificacionSobreProducto"/>
-    <w:bookmarkStart w:id="233" w:name="notificacion-sobre-producto-op"/>
+    <w:bookmarkEnd w:id="229"/>
+    <w:bookmarkEnd w:id="230"/>
+    <w:bookmarkStart w:id="232" w:name="notificacionSobreProducto"/>
+    <w:bookmarkStart w:id="231" w:name="notificacion-sobre-producto-op"/>
     <w:p>
       <w:pPr>
         <w:pStyle w:val="Heading3"/>
@@ -22219,7 +22346,7 @@
             <w:pPr>
               <w:pStyle w:val="Compact"/>
             </w:pPr>
-            <w:hyperlink r:id="rId177">
+            <w:hyperlink r:id="rId175">
               <w:r>
                 <w:rPr>
                   <w:rStyle w:val="Hyperlink"/>
@@ -22268,7 +22395,7 @@
             <w:pPr>
               <w:pStyle w:val="Compact"/>
             </w:pPr>
-            <w:hyperlink r:id="rId178">
+            <w:hyperlink r:id="rId176">
               <w:r>
                 <w:rPr>
                   <w:rStyle w:val="Hyperlink"/>
@@ -22311,10 +22438,10 @@
         </w:tc>
       </w:tr>
     </w:tbl>
-    <w:bookmarkEnd w:id="233"/>
-    <w:bookmarkEnd w:id="234"/>
-    <w:bookmarkStart w:id="236" w:name="notificacionTieneValoracion"/>
-    <w:bookmarkStart w:id="235" w:name="notificacion-tiene-valoracion-op"/>
+    <w:bookmarkEnd w:id="231"/>
+    <w:bookmarkEnd w:id="232"/>
+    <w:bookmarkStart w:id="234" w:name="notificacionTieneValoracion"/>
+    <w:bookmarkStart w:id="233" w:name="notificacion-tiene-valoracion-op"/>
     <w:p>
       <w:pPr>
         <w:pStyle w:val="Heading3"/>
@@ -22405,7 +22532,7 @@
             <w:pPr>
               <w:pStyle w:val="Compact"/>
             </w:pPr>
-            <w:hyperlink r:id="rId177">
+            <w:hyperlink r:id="rId175">
               <w:r>
                 <w:rPr>
                   <w:rStyle w:val="Hyperlink"/>
@@ -22454,7 +22581,7 @@
             <w:pPr>
               <w:pStyle w:val="Compact"/>
             </w:pPr>
-            <w:hyperlink r:id="rId178">
+            <w:hyperlink r:id="rId176">
               <w:r>
                 <w:rPr>
                   <w:rStyle w:val="Hyperlink"/>
@@ -22497,10 +22624,10 @@
         </w:tc>
       </w:tr>
     </w:tbl>
-    <w:bookmarkEnd w:id="235"/>
-    <w:bookmarkEnd w:id="236"/>
-    <w:bookmarkStart w:id="238" w:name="ofertaParaLote"/>
-    <w:bookmarkStart w:id="237" w:name="oferta-para-lote-op"/>
+    <w:bookmarkEnd w:id="233"/>
+    <w:bookmarkEnd w:id="234"/>
+    <w:bookmarkStart w:id="236" w:name="ofertaParaLote"/>
+    <w:bookmarkStart w:id="235" w:name="oferta-para-lote-op"/>
     <w:p>
       <w:pPr>
         <w:pStyle w:val="Heading3"/>
@@ -22591,7 +22718,7 @@
             <w:pPr>
               <w:pStyle w:val="Compact"/>
             </w:pPr>
-            <w:hyperlink r:id="rId177">
+            <w:hyperlink r:id="rId175">
               <w:r>
                 <w:rPr>
                   <w:rStyle w:val="Hyperlink"/>
@@ -22640,7 +22767,7 @@
             <w:pPr>
               <w:pStyle w:val="Compact"/>
             </w:pPr>
-            <w:hyperlink r:id="rId178">
+            <w:hyperlink r:id="rId176">
               <w:r>
                 <w:rPr>
                   <w:rStyle w:val="Hyperlink"/>
@@ -22683,10 +22810,10 @@
         </w:tc>
       </w:tr>
     </w:tbl>
-    <w:bookmarkEnd w:id="237"/>
-    <w:bookmarkEnd w:id="238"/>
-    <w:bookmarkStart w:id="240" w:name="ofertaRealizadaPor"/>
-    <w:bookmarkStart w:id="239" w:name="oferta-realizada-por-op"/>
+    <w:bookmarkEnd w:id="235"/>
+    <w:bookmarkEnd w:id="236"/>
+    <w:bookmarkStart w:id="238" w:name="ofertaRealizadaPor"/>
+    <w:bookmarkStart w:id="237" w:name="oferta-realizada-por-op"/>
     <w:p>
       <w:pPr>
         <w:pStyle w:val="Heading3"/>
@@ -22777,7 +22904,7 @@
             <w:pPr>
               <w:pStyle w:val="Compact"/>
             </w:pPr>
-            <w:hyperlink r:id="rId177">
+            <w:hyperlink r:id="rId175">
               <w:r>
                 <w:rPr>
                   <w:rStyle w:val="Hyperlink"/>
@@ -22826,7 +22953,7 @@
             <w:pPr>
               <w:pStyle w:val="Compact"/>
             </w:pPr>
-            <w:hyperlink r:id="rId178">
+            <w:hyperlink r:id="rId176">
               <w:r>
                 <w:rPr>
                   <w:rStyle w:val="Hyperlink"/>
@@ -22869,10 +22996,10 @@
         </w:tc>
       </w:tr>
     </w:tbl>
-    <w:bookmarkEnd w:id="239"/>
-    <w:bookmarkEnd w:id="240"/>
-    <w:bookmarkStart w:id="242" w:name="pedidoDeUsuario"/>
-    <w:bookmarkStart w:id="241" w:name="pedido-de-usuario-op"/>
+    <w:bookmarkEnd w:id="237"/>
+    <w:bookmarkEnd w:id="238"/>
+    <w:bookmarkStart w:id="240" w:name="pedidoDeUsuario"/>
+    <w:bookmarkStart w:id="239" w:name="pedido-de-usuario-op"/>
     <w:p>
       <w:pPr>
         <w:pStyle w:val="Heading3"/>
@@ -22963,7 +23090,7 @@
             <w:pPr>
               <w:pStyle w:val="Compact"/>
             </w:pPr>
-            <w:hyperlink r:id="rId177">
+            <w:hyperlink r:id="rId175">
               <w:r>
                 <w:rPr>
                   <w:rStyle w:val="Hyperlink"/>
@@ -23012,7 +23139,7 @@
             <w:pPr>
               <w:pStyle w:val="Compact"/>
             </w:pPr>
-            <w:hyperlink r:id="rId178">
+            <w:hyperlink r:id="rId176">
               <w:r>
                 <w:rPr>
                   <w:rStyle w:val="Hyperlink"/>
@@ -23055,10 +23182,10 @@
         </w:tc>
       </w:tr>
     </w:tbl>
-    <w:bookmarkEnd w:id="241"/>
-    <w:bookmarkEnd w:id="242"/>
-    <w:bookmarkStart w:id="244" w:name="pedidoEnviadoA"/>
-    <w:bookmarkStart w:id="243" w:name="pedido-enviado-a-op"/>
+    <w:bookmarkEnd w:id="239"/>
+    <w:bookmarkEnd w:id="240"/>
+    <w:bookmarkStart w:id="242" w:name="pedidoEnviadoA"/>
+    <w:bookmarkStart w:id="241" w:name="pedido-enviado-a-op"/>
     <w:p>
       <w:pPr>
         <w:pStyle w:val="Heading3"/>
@@ -23149,7 +23276,7 @@
             <w:pPr>
               <w:pStyle w:val="Compact"/>
             </w:pPr>
-            <w:hyperlink r:id="rId177">
+            <w:hyperlink r:id="rId175">
               <w:r>
                 <w:rPr>
                   <w:rStyle w:val="Hyperlink"/>
@@ -23198,7 +23325,7 @@
             <w:pPr>
               <w:pStyle w:val="Compact"/>
             </w:pPr>
-            <w:hyperlink r:id="rId178">
+            <w:hyperlink r:id="rId176">
               <w:r>
                 <w:rPr>
                   <w:rStyle w:val="Hyperlink"/>
@@ -23241,10 +23368,10 @@
         </w:tc>
       </w:tr>
     </w:tbl>
-    <w:bookmarkEnd w:id="243"/>
-    <w:bookmarkEnd w:id="244"/>
-    <w:bookmarkStart w:id="246" w:name="pedidoSolicitadoPor"/>
-    <w:bookmarkStart w:id="245" w:name="pedido-solicitado-por-op"/>
+    <w:bookmarkEnd w:id="241"/>
+    <w:bookmarkEnd w:id="242"/>
+    <w:bookmarkStart w:id="244" w:name="pedidoSolicitadoPor"/>
+    <w:bookmarkStart w:id="243" w:name="pedido-solicitado-por-op"/>
     <w:p>
       <w:pPr>
         <w:pStyle w:val="Heading3"/>
@@ -23306,7 +23433,7 @@
             <w:pPr>
               <w:pStyle w:val="Compact"/>
             </w:pPr>
-            <w:hyperlink r:id="rId177">
+            <w:hyperlink r:id="rId175">
               <w:r>
                 <w:rPr>
                   <w:rStyle w:val="Hyperlink"/>
@@ -23355,7 +23482,7 @@
             <w:pPr>
               <w:pStyle w:val="Compact"/>
             </w:pPr>
-            <w:hyperlink r:id="rId178">
+            <w:hyperlink r:id="rId176">
               <w:r>
                 <w:rPr>
                   <w:rStyle w:val="Hyperlink"/>
@@ -23398,10 +23525,10 @@
         </w:tc>
       </w:tr>
     </w:tbl>
-    <w:bookmarkEnd w:id="245"/>
-    <w:bookmarkEnd w:id="246"/>
-    <w:bookmarkStart w:id="248" w:name="pedidoTieneConfirmacion"/>
-    <w:bookmarkStart w:id="247" w:name="pedido-tiene-confirmacion-op"/>
+    <w:bookmarkEnd w:id="243"/>
+    <w:bookmarkEnd w:id="244"/>
+    <w:bookmarkStart w:id="246" w:name="pedidoTieneConfirmacion"/>
+    <w:bookmarkStart w:id="245" w:name="pedido-tiene-confirmacion-op"/>
     <w:p>
       <w:pPr>
         <w:pStyle w:val="Heading3"/>
@@ -23492,7 +23619,7 @@
             <w:pPr>
               <w:pStyle w:val="Compact"/>
             </w:pPr>
-            <w:hyperlink r:id="rId177">
+            <w:hyperlink r:id="rId175">
               <w:r>
                 <w:rPr>
                   <w:rStyle w:val="Hyperlink"/>
@@ -23541,7 +23668,7 @@
             <w:pPr>
               <w:pStyle w:val="Compact"/>
             </w:pPr>
-            <w:hyperlink r:id="rId178">
+            <w:hyperlink r:id="rId176">
               <w:r>
                 <w:rPr>
                   <w:rStyle w:val="Hyperlink"/>
@@ -23584,10 +23711,10 @@
         </w:tc>
       </w:tr>
     </w:tbl>
-    <w:bookmarkEnd w:id="247"/>
-    <w:bookmarkEnd w:id="248"/>
-    <w:bookmarkStart w:id="250" w:name="pedidoTieneEnvio"/>
-    <w:bookmarkStart w:id="249" w:name="pedido-tiene-envio-op"/>
+    <w:bookmarkEnd w:id="245"/>
+    <w:bookmarkEnd w:id="246"/>
+    <w:bookmarkStart w:id="248" w:name="pedidoTieneEnvio"/>
+    <w:bookmarkStart w:id="247" w:name="pedido-tiene-envio-op"/>
     <w:p>
       <w:pPr>
         <w:pStyle w:val="Heading3"/>
@@ -23678,7 +23805,7 @@
             <w:pPr>
               <w:pStyle w:val="Compact"/>
             </w:pPr>
-            <w:hyperlink r:id="rId177">
+            <w:hyperlink r:id="rId175">
               <w:r>
                 <w:rPr>
                   <w:rStyle w:val="Hyperlink"/>
@@ -23727,7 +23854,7 @@
             <w:pPr>
               <w:pStyle w:val="Compact"/>
             </w:pPr>
-            <w:hyperlink r:id="rId178">
+            <w:hyperlink r:id="rId176">
               <w:r>
                 <w:rPr>
                   <w:rStyle w:val="Hyperlink"/>
@@ -23770,10 +23897,10 @@
         </w:tc>
       </w:tr>
     </w:tbl>
-    <w:bookmarkEnd w:id="249"/>
-    <w:bookmarkEnd w:id="250"/>
-    <w:bookmarkStart w:id="252" w:name="pedidoTieneFactura"/>
-    <w:bookmarkStart w:id="251" w:name="pedido-tiene-factura-op"/>
+    <w:bookmarkEnd w:id="247"/>
+    <w:bookmarkEnd w:id="248"/>
+    <w:bookmarkStart w:id="250" w:name="pedidoTieneFactura"/>
+    <w:bookmarkStart w:id="249" w:name="pedido-tiene-factura-op"/>
     <w:p>
       <w:pPr>
         <w:pStyle w:val="Heading3"/>
@@ -23864,7 +23991,7 @@
             <w:pPr>
               <w:pStyle w:val="Compact"/>
             </w:pPr>
-            <w:hyperlink r:id="rId177">
+            <w:hyperlink r:id="rId175">
               <w:r>
                 <w:rPr>
                   <w:rStyle w:val="Hyperlink"/>
@@ -23913,7 +24040,7 @@
             <w:pPr>
               <w:pStyle w:val="Compact"/>
             </w:pPr>
-            <w:hyperlink r:id="rId178">
+            <w:hyperlink r:id="rId176">
               <w:r>
                 <w:rPr>
                   <w:rStyle w:val="Hyperlink"/>
@@ -23956,10 +24083,10 @@
         </w:tc>
       </w:tr>
     </w:tbl>
-    <w:bookmarkEnd w:id="251"/>
-    <w:bookmarkEnd w:id="252"/>
-    <w:bookmarkStart w:id="254" w:name="pedidoTieneLinea"/>
-    <w:bookmarkStart w:id="253" w:name="pedido-tiene-linea-op"/>
+    <w:bookmarkEnd w:id="249"/>
+    <w:bookmarkEnd w:id="250"/>
+    <w:bookmarkStart w:id="252" w:name="pedidoTieneLinea"/>
+    <w:bookmarkStart w:id="251" w:name="pedido-tiene-linea-op"/>
     <w:p>
       <w:pPr>
         <w:pStyle w:val="Heading3"/>
@@ -24050,7 +24177,7 @@
             <w:pPr>
               <w:pStyle w:val="Compact"/>
             </w:pPr>
-            <w:hyperlink r:id="rId177">
+            <w:hyperlink r:id="rId175">
               <w:r>
                 <w:rPr>
                   <w:rStyle w:val="Hyperlink"/>
@@ -24099,7 +24226,7 @@
             <w:pPr>
               <w:pStyle w:val="Compact"/>
             </w:pPr>
-            <w:hyperlink r:id="rId178">
+            <w:hyperlink r:id="rId176">
               <w:r>
                 <w:rPr>
                   <w:rStyle w:val="Hyperlink"/>
@@ -24142,10 +24269,10 @@
         </w:tc>
       </w:tr>
     </w:tbl>
-    <w:bookmarkEnd w:id="253"/>
-    <w:bookmarkEnd w:id="254"/>
-    <w:bookmarkStart w:id="256" w:name="pedidoTieneOperacionPago"/>
-    <w:bookmarkStart w:id="255" w:name="pedido-tiene-operacion-pago-op"/>
+    <w:bookmarkEnd w:id="251"/>
+    <w:bookmarkEnd w:id="252"/>
+    <w:bookmarkStart w:id="254" w:name="pedidoTieneOperacionPago"/>
+    <w:bookmarkStart w:id="253" w:name="pedido-tiene-operacion-pago-op"/>
     <w:p>
       <w:pPr>
         <w:pStyle w:val="Heading3"/>
@@ -24236,7 +24363,7 @@
             <w:pPr>
               <w:pStyle w:val="Compact"/>
             </w:pPr>
-            <w:hyperlink r:id="rId177">
+            <w:hyperlink r:id="rId175">
               <w:r>
                 <w:rPr>
                   <w:rStyle w:val="Hyperlink"/>
@@ -24285,7 +24412,7 @@
             <w:pPr>
               <w:pStyle w:val="Compact"/>
             </w:pPr>
-            <w:hyperlink r:id="rId178">
+            <w:hyperlink r:id="rId176">
               <w:r>
                 <w:rPr>
                   <w:rStyle w:val="Hyperlink"/>
@@ -24328,10 +24455,10 @@
         </w:tc>
       </w:tr>
     </w:tbl>
-    <w:bookmarkEnd w:id="255"/>
-    <w:bookmarkEnd w:id="256"/>
-    <w:bookmarkStart w:id="258" w:name="productoOfrecidoPor"/>
-    <w:bookmarkStart w:id="257" w:name="producto-ofrecido-por-op"/>
+    <w:bookmarkEnd w:id="253"/>
+    <w:bookmarkEnd w:id="254"/>
+    <w:bookmarkStart w:id="256" w:name="productoOfrecidoPor"/>
+    <w:bookmarkStart w:id="255" w:name="producto-ofrecido-por-op"/>
     <w:p>
       <w:pPr>
         <w:pStyle w:val="Heading3"/>
@@ -24422,7 +24549,7 @@
             <w:pPr>
               <w:pStyle w:val="Compact"/>
             </w:pPr>
-            <w:hyperlink r:id="rId177">
+            <w:hyperlink r:id="rId175">
               <w:r>
                 <w:rPr>
                   <w:rStyle w:val="Hyperlink"/>
@@ -24471,7 +24598,7 @@
             <w:pPr>
               <w:pStyle w:val="Compact"/>
             </w:pPr>
-            <w:hyperlink r:id="rId178">
+            <w:hyperlink r:id="rId176">
               <w:r>
                 <w:rPr>
                   <w:rStyle w:val="Hyperlink"/>
@@ -24514,10 +24641,10 @@
         </w:tc>
       </w:tr>
     </w:tbl>
-    <w:bookmarkEnd w:id="257"/>
-    <w:bookmarkEnd w:id="258"/>
-    <w:bookmarkStart w:id="260" w:name="recomendacionDeProducto"/>
-    <w:bookmarkStart w:id="259" w:name="recomendacion-de-producto-op"/>
+    <w:bookmarkEnd w:id="255"/>
+    <w:bookmarkEnd w:id="256"/>
+    <w:bookmarkStart w:id="258" w:name="recomendacionDeProducto"/>
+    <w:bookmarkStart w:id="257" w:name="recomendacion-de-producto-op"/>
     <w:p>
       <w:pPr>
         <w:pStyle w:val="Heading3"/>
@@ -24608,7 +24735,7 @@
             <w:pPr>
               <w:pStyle w:val="Compact"/>
             </w:pPr>
-            <w:hyperlink r:id="rId177">
+            <w:hyperlink r:id="rId175">
               <w:r>
                 <w:rPr>
                   <w:rStyle w:val="Hyperlink"/>
@@ -24657,7 +24784,7 @@
             <w:pPr>
               <w:pStyle w:val="Compact"/>
             </w:pPr>
-            <w:hyperlink r:id="rId178">
+            <w:hyperlink r:id="rId176">
               <w:r>
                 <w:rPr>
                   <w:rStyle w:val="Hyperlink"/>
@@ -24700,10 +24827,10 @@
         </w:tc>
       </w:tr>
     </w:tbl>
-    <w:bookmarkEnd w:id="259"/>
-    <w:bookmarkEnd w:id="260"/>
-    <w:bookmarkStart w:id="262" w:name="recomendacionParaAsistente"/>
-    <w:bookmarkStart w:id="261" w:name="recomendacion-para-asistente-op"/>
+    <w:bookmarkEnd w:id="257"/>
+    <w:bookmarkEnd w:id="258"/>
+    <w:bookmarkStart w:id="260" w:name="recomendacionParaAsistente"/>
+    <w:bookmarkStart w:id="259" w:name="recomendacion-para-asistente-op"/>
     <w:p>
       <w:pPr>
         <w:pStyle w:val="Heading3"/>
@@ -24794,7 +24921,7 @@
             <w:pPr>
               <w:pStyle w:val="Compact"/>
             </w:pPr>
-            <w:hyperlink r:id="rId177">
+            <w:hyperlink r:id="rId175">
               <w:r>
                 <w:rPr>
                   <w:rStyle w:val="Hyperlink"/>
@@ -24843,7 +24970,7 @@
             <w:pPr>
               <w:pStyle w:val="Compact"/>
             </w:pPr>
-            <w:hyperlink r:id="rId178">
+            <w:hyperlink r:id="rId176">
               <w:r>
                 <w:rPr>
                   <w:rStyle w:val="Hyperlink"/>
@@ -24886,10 +25013,10 @@
         </w:tc>
       </w:tr>
     </w:tbl>
-    <w:bookmarkEnd w:id="261"/>
-    <w:bookmarkEnd w:id="262"/>
-    <w:bookmarkStart w:id="264" w:name="resolucionDeDevolucion"/>
-    <w:bookmarkStart w:id="263" w:name="resolucion-de-devolucion-op"/>
+    <w:bookmarkEnd w:id="259"/>
+    <w:bookmarkEnd w:id="260"/>
+    <w:bookmarkStart w:id="262" w:name="resolucionDeDevolucion"/>
+    <w:bookmarkStart w:id="261" w:name="resolucion-de-devolucion-op"/>
     <w:p>
       <w:pPr>
         <w:pStyle w:val="Heading3"/>
@@ -24980,7 +25107,7 @@
             <w:pPr>
               <w:pStyle w:val="Compact"/>
             </w:pPr>
-            <w:hyperlink r:id="rId177">
+            <w:hyperlink r:id="rId175">
               <w:r>
                 <w:rPr>
                   <w:rStyle w:val="Hyperlink"/>
@@ -25029,7 +25156,7 @@
             <w:pPr>
               <w:pStyle w:val="Compact"/>
             </w:pPr>
-            <w:hyperlink r:id="rId178">
+            <w:hyperlink r:id="rId176">
               <w:r>
                 <w:rPr>
                   <w:rStyle w:val="Hyperlink"/>
@@ -25072,10 +25199,10 @@
         </w:tc>
       </w:tr>
     </w:tbl>
-    <w:bookmarkEnd w:id="263"/>
-    <w:bookmarkEnd w:id="264"/>
-    <w:bookmarkStart w:id="266" w:name="respuestaDeAccion"/>
-    <w:bookmarkStart w:id="265" w:name="respuesta-de-accion-op"/>
+    <w:bookmarkEnd w:id="261"/>
+    <w:bookmarkEnd w:id="262"/>
+    <w:bookmarkStart w:id="264" w:name="respuestaDeAccion"/>
+    <w:bookmarkStart w:id="263" w:name="respuesta-de-accion-op"/>
     <w:p>
       <w:pPr>
         <w:pStyle w:val="Heading3"/>
@@ -25166,7 +25293,7 @@
             <w:pPr>
               <w:pStyle w:val="Compact"/>
             </w:pPr>
-            <w:hyperlink r:id="rId177">
+            <w:hyperlink r:id="rId175">
               <w:r>
                 <w:rPr>
                   <w:rStyle w:val="Hyperlink"/>
@@ -25215,7 +25342,7 @@
             <w:pPr>
               <w:pStyle w:val="Compact"/>
             </w:pPr>
-            <w:hyperlink r:id="rId178">
+            <w:hyperlink r:id="rId176">
               <w:r>
                 <w:rPr>
                   <w:rStyle w:val="Hyperlink"/>
@@ -25258,10 +25385,10 @@
         </w:tc>
       </w:tr>
     </w:tbl>
-    <w:bookmarkEnd w:id="265"/>
-    <w:bookmarkEnd w:id="266"/>
-    <w:bookmarkStart w:id="268" w:name="respuestaSobreOferta"/>
-    <w:bookmarkStart w:id="267" w:name="respuesta-sobre-oferta-op"/>
+    <w:bookmarkEnd w:id="263"/>
+    <w:bookmarkEnd w:id="264"/>
+    <w:bookmarkStart w:id="266" w:name="respuestaSobreOferta"/>
+    <w:bookmarkStart w:id="265" w:name="respuesta-sobre-oferta-op"/>
     <w:p>
       <w:pPr>
         <w:pStyle w:val="Heading3"/>
@@ -25352,7 +25479,7 @@
             <w:pPr>
               <w:pStyle w:val="Compact"/>
             </w:pPr>
-            <w:hyperlink r:id="rId177">
+            <w:hyperlink r:id="rId175">
               <w:r>
                 <w:rPr>
                   <w:rStyle w:val="Hyperlink"/>
@@ -25401,7 +25528,7 @@
             <w:pPr>
               <w:pStyle w:val="Compact"/>
             </w:pPr>
-            <w:hyperlink r:id="rId178">
+            <w:hyperlink r:id="rId176">
               <w:r>
                 <w:rPr>
                   <w:rStyle w:val="Hyperlink"/>
@@ -25444,10 +25571,10 @@
         </w:tc>
       </w:tr>
     </w:tbl>
-    <w:bookmarkEnd w:id="267"/>
-    <w:bookmarkEnd w:id="268"/>
-    <w:bookmarkStart w:id="270" w:name="respuestaSobrePedido"/>
-    <w:bookmarkStart w:id="269" w:name="respuesta-sobre-pedido-op"/>
+    <w:bookmarkEnd w:id="265"/>
+    <w:bookmarkEnd w:id="266"/>
+    <w:bookmarkStart w:id="268" w:name="respuestaSobrePedido"/>
+    <w:bookmarkStart w:id="267" w:name="respuesta-sobre-pedido-op"/>
     <w:p>
       <w:pPr>
         <w:pStyle w:val="Heading3"/>
@@ -25538,7 +25665,7 @@
             <w:pPr>
               <w:pStyle w:val="Compact"/>
             </w:pPr>
-            <w:hyperlink r:id="rId177">
+            <w:hyperlink r:id="rId175">
               <w:r>
                 <w:rPr>
                   <w:rStyle w:val="Hyperlink"/>
@@ -25587,7 +25714,7 @@
             <w:pPr>
               <w:pStyle w:val="Compact"/>
             </w:pPr>
-            <w:hyperlink r:id="rId178">
+            <w:hyperlink r:id="rId176">
               <w:r>
                 <w:rPr>
                   <w:rStyle w:val="Hyperlink"/>
@@ -25630,10 +25757,10 @@
         </w:tc>
       </w:tr>
     </w:tbl>
-    <w:bookmarkEnd w:id="269"/>
-    <w:bookmarkEnd w:id="270"/>
-    <w:bookmarkStart w:id="272" w:name="resultadoContieneProducto"/>
-    <w:bookmarkStart w:id="271" w:name="resultado-contiene-producto-op"/>
+    <w:bookmarkEnd w:id="267"/>
+    <w:bookmarkEnd w:id="268"/>
+    <w:bookmarkStart w:id="270" w:name="resultadoContieneProducto"/>
+    <w:bookmarkStart w:id="269" w:name="resultado-contiene-producto-op"/>
     <w:p>
       <w:pPr>
         <w:pStyle w:val="Heading3"/>
@@ -25724,7 +25851,7 @@
             <w:pPr>
               <w:pStyle w:val="Compact"/>
             </w:pPr>
-            <w:hyperlink r:id="rId177">
+            <w:hyperlink r:id="rId175">
               <w:r>
                 <w:rPr>
                   <w:rStyle w:val="Hyperlink"/>
@@ -25773,7 +25900,7 @@
             <w:pPr>
               <w:pStyle w:val="Compact"/>
             </w:pPr>
-            <w:hyperlink r:id="rId178">
+            <w:hyperlink r:id="rId176">
               <w:r>
                 <w:rPr>
                   <w:rStyle w:val="Hyperlink"/>
@@ -25816,10 +25943,10 @@
         </w:tc>
       </w:tr>
     </w:tbl>
-    <w:bookmarkEnd w:id="271"/>
-    <w:bookmarkEnd w:id="272"/>
-    <w:bookmarkStart w:id="274" w:name="stockDeProducto"/>
-    <w:bookmarkStart w:id="273" w:name="stock-de-producto-op"/>
+    <w:bookmarkEnd w:id="269"/>
+    <w:bookmarkEnd w:id="270"/>
+    <w:bookmarkStart w:id="272" w:name="stockDeProducto"/>
+    <w:bookmarkStart w:id="271" w:name="stock-de-producto-op"/>
     <w:p>
       <w:pPr>
         <w:pStyle w:val="Heading3"/>
@@ -25910,7 +26037,7 @@
             <w:pPr>
               <w:pStyle w:val="Compact"/>
             </w:pPr>
-            <w:hyperlink r:id="rId177">
+            <w:hyperlink r:id="rId175">
               <w:r>
                 <w:rPr>
                   <w:rStyle w:val="Hyperlink"/>
@@ -25959,7 +26086,7 @@
             <w:pPr>
               <w:pStyle w:val="Compact"/>
             </w:pPr>
-            <w:hyperlink r:id="rId178">
+            <w:hyperlink r:id="rId176">
               <w:r>
                 <w:rPr>
                   <w:rStyle w:val="Hyperlink"/>
@@ -26002,10 +26129,10 @@
         </w:tc>
       </w:tr>
     </w:tbl>
-    <w:bookmarkEnd w:id="273"/>
-    <w:bookmarkEnd w:id="274"/>
-    <w:bookmarkStart w:id="276" w:name="stockEnCentro"/>
-    <w:bookmarkStart w:id="275" w:name="stock-en-centro-op"/>
+    <w:bookmarkEnd w:id="271"/>
+    <w:bookmarkEnd w:id="272"/>
+    <w:bookmarkStart w:id="274" w:name="stockEnCentro"/>
+    <w:bookmarkStart w:id="273" w:name="stock-en-centro-op"/>
     <w:p>
       <w:pPr>
         <w:pStyle w:val="Heading3"/>
@@ -26096,7 +26223,7 @@
             <w:pPr>
               <w:pStyle w:val="Compact"/>
             </w:pPr>
-            <w:hyperlink r:id="rId177">
+            <w:hyperlink r:id="rId175">
               <w:r>
                 <w:rPr>
                   <w:rStyle w:val="Hyperlink"/>
@@ -26145,7 +26272,7 @@
             <w:pPr>
               <w:pStyle w:val="Compact"/>
             </w:pPr>
-            <w:hyperlink r:id="rId178">
+            <w:hyperlink r:id="rId176">
               <w:r>
                 <w:rPr>
                   <w:rStyle w:val="Hyperlink"/>
@@ -26188,10 +26315,10 @@
         </w:tc>
       </w:tr>
     </w:tbl>
-    <w:bookmarkEnd w:id="275"/>
-    <w:bookmarkEnd w:id="276"/>
-    <w:bookmarkStart w:id="278" w:name="valoracionDeProducto"/>
-    <w:bookmarkStart w:id="277" w:name="valoracion-de-producto-op"/>
+    <w:bookmarkEnd w:id="273"/>
+    <w:bookmarkEnd w:id="274"/>
+    <w:bookmarkStart w:id="276" w:name="valoracionDeProducto"/>
+    <w:bookmarkStart w:id="275" w:name="valoracion-de-producto-op"/>
     <w:p>
       <w:pPr>
         <w:pStyle w:val="Heading3"/>
@@ -26282,7 +26409,7 @@
             <w:pPr>
               <w:pStyle w:val="Compact"/>
             </w:pPr>
-            <w:hyperlink r:id="rId177">
+            <w:hyperlink r:id="rId175">
               <w:r>
                 <w:rPr>
                   <w:rStyle w:val="Hyperlink"/>
@@ -26331,7 +26458,7 @@
             <w:pPr>
               <w:pStyle w:val="Compact"/>
             </w:pPr>
-            <w:hyperlink r:id="rId178">
+            <w:hyperlink r:id="rId176">
               <w:r>
                 <w:rPr>
                   <w:rStyle w:val="Hyperlink"/>
@@ -26374,10 +26501,10 @@
         </w:tc>
       </w:tr>
     </w:tbl>
-    <w:bookmarkEnd w:id="277"/>
-    <w:bookmarkEnd w:id="278"/>
-    <w:bookmarkStart w:id="280" w:name="valoracionEnviadaPor"/>
-    <w:bookmarkStart w:id="279" w:name="valoracion-enviada-por-op"/>
+    <w:bookmarkEnd w:id="275"/>
+    <w:bookmarkEnd w:id="276"/>
+    <w:bookmarkStart w:id="278" w:name="valoracionEnviadaPor"/>
+    <w:bookmarkStart w:id="277" w:name="valoracion-enviada-por-op"/>
     <w:p>
       <w:pPr>
         <w:pStyle w:val="Heading3"/>
@@ -26468,7 +26595,7 @@
             <w:pPr>
               <w:pStyle w:val="Compact"/>
             </w:pPr>
-            <w:hyperlink r:id="rId177">
+            <w:hyperlink r:id="rId175">
               <w:r>
                 <w:rPr>
                   <w:rStyle w:val="Hyperlink"/>
@@ -26517,7 +26644,7 @@
             <w:pPr>
               <w:pStyle w:val="Compact"/>
             </w:pPr>
-            <w:hyperlink r:id="rId178">
+            <w:hyperlink r:id="rId176">
               <w:r>
                 <w:rPr>
                   <w:rStyle w:val="Hyperlink"/>
@@ -26560,10 +26687,10 @@
         </w:tc>
       </w:tr>
     </w:tbl>
-    <w:bookmarkEnd w:id="279"/>
-    <w:bookmarkEnd w:id="280"/>
-    <w:bookmarkStart w:id="282" w:name="vendedorDestinatario"/>
-    <w:bookmarkStart w:id="281" w:name="vendedor-destinatario-op"/>
+    <w:bookmarkEnd w:id="277"/>
+    <w:bookmarkEnd w:id="278"/>
+    <w:bookmarkStart w:id="280" w:name="vendedorDestinatario"/>
+    <w:bookmarkStart w:id="279" w:name="vendedor-destinatario-op"/>
     <w:p>
       <w:pPr>
         <w:pStyle w:val="Heading3"/>
@@ -26654,7 +26781,7 @@
             <w:pPr>
               <w:pStyle w:val="Compact"/>
             </w:pPr>
-            <w:hyperlink r:id="rId177">
+            <w:hyperlink r:id="rId175">
               <w:r>
                 <w:rPr>
                   <w:rStyle w:val="Hyperlink"/>
@@ -26703,7 +26830,7 @@
             <w:pPr>
               <w:pStyle w:val="Compact"/>
             </w:pPr>
-            <w:hyperlink r:id="rId178">
+            <w:hyperlink r:id="rId176">
               <w:r>
                 <w:rPr>
                   <w:rStyle w:val="Hyperlink"/>
@@ -26746,10 +26873,10 @@
         </w:tc>
       </w:tr>
     </w:tbl>
-    <w:bookmarkEnd w:id="281"/>
-    <w:bookmarkEnd w:id="282"/>
-    <w:bookmarkStart w:id="284" w:name="Uri"/>
-    <w:bookmarkStart w:id="283" w:name="uri-op"/>
+    <w:bookmarkEnd w:id="279"/>
+    <w:bookmarkEnd w:id="280"/>
+    <w:bookmarkStart w:id="283" w:name="Uri"/>
+    <w:bookmarkStart w:id="282" w:name="uri-op"/>
     <w:p>
       <w:pPr>
         <w:pStyle w:val="Heading3"/>
@@ -26840,7 +26967,7 @@
             <w:pPr>
               <w:pStyle w:val="Compact"/>
             </w:pPr>
-            <w:hyperlink r:id="rId178">
+            <w:hyperlink r:id="rId176">
               <w:r>
                 <w:rPr>
                   <w:rStyle w:val="Hyperlink"/>
@@ -26856,22 +26983,37 @@
             <w:pPr>
               <w:pStyle w:val="Compact"/>
             </w:pPr>
-            <w:hyperlink r:id="rId32">
-              <w:r>
-                <w:rPr>
-                  <w:rStyle w:val="Hyperlink"/>
-                </w:rPr>
-                <w:t xml:space="preserve">foaf:Agent</w:t>
-              </w:r>
-            </w:hyperlink>
+            <w:r>
+              <w:t xml:space="preserve"> </w:t>
+            </w:r>
+            <w:hyperlink r:id="rId281">
+              <w:r>
+                <w:rPr>
+                  <w:rStyle w:val="Hyperlink"/>
+                </w:rPr>
+                <w:t xml:space="preserve">http://www.semanticweb.org/ecsdi/directory/AgenteDirectorio</w:t>
+              </w:r>
+            </w:hyperlink>
+            <w:r>
+              <w:t xml:space="preserve"> </w:t>
+            </w:r>
+            <w:r>
+              <w:rPr>
+                <w:vertAlign w:val="superscript"/>
+              </w:rPr>
+              <w:t xml:space="preserve">c</w:t>
+            </w:r>
+            <w:r>
+              <w:t xml:space="preserve"> </w:t>
+            </w:r>
           </w:p>
         </w:tc>
       </w:tr>
     </w:tbl>
+    <w:bookmarkEnd w:id="282"/>
     <w:bookmarkEnd w:id="283"/>
-    <w:bookmarkEnd w:id="284"/>
-    <w:bookmarkStart w:id="286" w:name="respuestaDeAccion1"/>
-    <w:bookmarkStart w:id="285" w:name="respuesta-de-accion-op-1"/>
+    <w:bookmarkStart w:id="285" w:name="respuestaDeAccion1"/>
+    <w:bookmarkStart w:id="284" w:name="respuesta-de-accion-op-1"/>
     <w:p>
       <w:pPr>
         <w:pStyle w:val="Heading3"/>
@@ -26962,7 +27104,7 @@
             <w:pPr>
               <w:pStyle w:val="Compact"/>
             </w:pPr>
-            <w:hyperlink r:id="rId177">
+            <w:hyperlink r:id="rId175">
               <w:r>
                 <w:rPr>
                   <w:rStyle w:val="Hyperlink"/>
@@ -26981,7 +27123,7 @@
             <w:r>
               <w:t xml:space="preserve"> </w:t>
             </w:r>
-            <w:hyperlink r:id="rId119">
+            <w:hyperlink r:id="rId115">
               <w:r>
                 <w:rPr>
                   <w:rStyle w:val="Hyperlink"/>
@@ -27011,7 +27153,7 @@
             <w:pPr>
               <w:pStyle w:val="Compact"/>
             </w:pPr>
-            <w:hyperlink r:id="rId178">
+            <w:hyperlink r:id="rId176">
               <w:r>
                 <w:rPr>
                   <w:rStyle w:val="Hyperlink"/>
@@ -27054,10 +27196,10 @@
         </w:tc>
       </w:tr>
     </w:tbl>
+    <w:bookmarkEnd w:id="284"/>
     <w:bookmarkEnd w:id="285"/>
-    <w:bookmarkEnd w:id="286"/>
-    <w:bookmarkStart w:id="288" w:name="resultadoContiene"/>
-    <w:bookmarkStart w:id="287" w:name="resultado-contiene-op"/>
+    <w:bookmarkStart w:id="287" w:name="resultadoContiene"/>
+    <w:bookmarkStart w:id="286" w:name="resultado-contiene-op"/>
     <w:p>
       <w:pPr>
         <w:pStyle w:val="Heading3"/>
@@ -27148,7 +27290,7 @@
             <w:pPr>
               <w:pStyle w:val="Compact"/>
             </w:pPr>
-            <w:hyperlink r:id="rId177">
+            <w:hyperlink r:id="rId175">
               <w:r>
                 <w:rPr>
                   <w:rStyle w:val="Hyperlink"/>
@@ -27167,7 +27309,7 @@
             <w:r>
               <w:t xml:space="preserve"> </w:t>
             </w:r>
-            <w:hyperlink r:id="rId173">
+            <w:hyperlink r:id="rId171">
               <w:r>
                 <w:rPr>
                   <w:rStyle w:val="Hyperlink"/>
@@ -27197,7 +27339,7 @@
             <w:pPr>
               <w:pStyle w:val="Compact"/>
             </w:pPr>
-            <w:hyperlink r:id="rId178">
+            <w:hyperlink r:id="rId176">
               <w:r>
                 <w:rPr>
                   <w:rStyle w:val="Hyperlink"/>
@@ -27216,7 +27358,7 @@
             <w:r>
               <w:t xml:space="preserve"> </w:t>
             </w:r>
-            <w:hyperlink r:id="rId172">
+            <w:hyperlink r:id="rId170">
               <w:r>
                 <w:rPr>
                   <w:rStyle w:val="Hyperlink"/>
@@ -27240,10 +27382,10 @@
         </w:tc>
       </w:tr>
     </w:tbl>
+    <w:bookmarkEnd w:id="286"/>
     <w:bookmarkEnd w:id="287"/>
-    <w:bookmarkEnd w:id="288"/>
-    <w:bookmarkStart w:id="291" w:name="Capability"/>
-    <w:bookmarkStart w:id="290" w:name="capability-op"/>
+    <w:bookmarkStart w:id="289" w:name="Capability"/>
+    <w:bookmarkStart w:id="288" w:name="capability-op"/>
     <w:p>
       <w:pPr>
         <w:pStyle w:val="Heading3"/>
@@ -27322,50 +27464,16 @@
               <w:pStyle w:val="BodyText"/>
             </w:pPr>
             <w:r>
-              <w:t xml:space="preserve">Capacidad funcional declarada o solicitada en el directorio; su valor es una clase de acción o servicio de la ontología compartida</w:t>
-            </w:r>
-          </w:p>
-        </w:tc>
-      </w:tr>
-      <w:tr>
-        <w:tc>
-          <w:tcPr/>
-          <w:p>
-            <w:pPr>
-              <w:pStyle w:val="Compact"/>
-            </w:pPr>
-            <w:hyperlink r:id="rId178">
-              <w:r>
-                <w:rPr>
-                  <w:rStyle w:val="Hyperlink"/>
-                </w:rPr>
-                <w:t xml:space="preserve">Range</w:t>
-              </w:r>
-            </w:hyperlink>
-          </w:p>
-        </w:tc>
-        <w:tc>
-          <w:tcPr/>
-          <w:p>
-            <w:pPr>
-              <w:pStyle w:val="Compact"/>
-            </w:pPr>
-            <w:hyperlink r:id="rId289">
-              <w:r>
-                <w:rPr>
-                  <w:rStyle w:val="Hyperlink"/>
-                </w:rPr>
-                <w:t xml:space="preserve">Class</w:t>
-              </w:r>
-            </w:hyperlink>
+              <w:t xml:space="preserve">Capacidad funcional declarada o solicitada en el directorio; su valor es una URI de acción o servicio de la ontología compartida</w:t>
+            </w:r>
           </w:p>
         </w:tc>
       </w:tr>
     </w:tbl>
+    <w:bookmarkEnd w:id="288"/>
+    <w:bookmarkEnd w:id="289"/>
     <w:bookmarkEnd w:id="290"/>
     <w:bookmarkEnd w:id="291"/>
-    <w:bookmarkEnd w:id="292"/>
-    <w:bookmarkEnd w:id="293"/>
     <w:bookmarkStart w:id="437" w:name="datatypeproperties"/>
     <w:bookmarkStart w:id="436" w:name="datatype-properties"/>
     <w:p>
@@ -27376,8 +27484,8 @@
         <w:t xml:space="preserve">Datatype Properties</w:t>
       </w:r>
     </w:p>
-    <w:bookmarkStart w:id="297" w:name="calle"/>
-    <w:bookmarkStart w:id="296" w:name="calle-dp"/>
+    <w:bookmarkStart w:id="295" w:name="calle"/>
+    <w:bookmarkStart w:id="294" w:name="calle-dp"/>
     <w:p>
       <w:pPr>
         <w:pStyle w:val="Heading3"/>
@@ -27468,7 +27576,7 @@
             <w:pPr>
               <w:pStyle w:val="Compact"/>
             </w:pPr>
-            <w:hyperlink r:id="rId223">
+            <w:hyperlink r:id="rId221">
               <w:r>
                 <w:rPr>
                   <w:rStyle w:val="Hyperlink"/>
@@ -27487,7 +27595,7 @@
             <w:r>
               <w:t xml:space="preserve"> </w:t>
             </w:r>
-            <w:hyperlink r:id="rId294">
+            <w:hyperlink r:id="rId292">
               <w:r>
                 <w:rPr>
                   <w:rStyle w:val="Hyperlink"/>
@@ -27517,7 +27625,7 @@
             <w:pPr>
               <w:pStyle w:val="Compact"/>
             </w:pPr>
-            <w:hyperlink r:id="rId177">
+            <w:hyperlink r:id="rId175">
               <w:r>
                 <w:rPr>
                   <w:rStyle w:val="Hyperlink"/>
@@ -27566,7 +27674,7 @@
             <w:pPr>
               <w:pStyle w:val="Compact"/>
             </w:pPr>
-            <w:hyperlink r:id="rId178">
+            <w:hyperlink r:id="rId176">
               <w:r>
                 <w:rPr>
                   <w:rStyle w:val="Hyperlink"/>
@@ -27582,7 +27690,7 @@
             <w:pPr>
               <w:pStyle w:val="Compact"/>
             </w:pPr>
-            <w:hyperlink r:id="rId295">
+            <w:hyperlink r:id="rId293">
               <w:r>
                 <w:rPr>
                   <w:rStyle w:val="Hyperlink"/>
@@ -27594,10 +27702,10 @@
         </w:tc>
       </w:tr>
     </w:tbl>
-    <w:bookmarkEnd w:id="296"/>
-    <w:bookmarkEnd w:id="297"/>
-    <w:bookmarkStart w:id="300" w:name="cantidad"/>
-    <w:bookmarkStart w:id="299" w:name="cantidad-dp"/>
+    <w:bookmarkEnd w:id="294"/>
+    <w:bookmarkEnd w:id="295"/>
+    <w:bookmarkStart w:id="298" w:name="cantidad"/>
+    <w:bookmarkStart w:id="297" w:name="cantidad-dp"/>
     <w:p>
       <w:pPr>
         <w:pStyle w:val="Heading3"/>
@@ -27688,7 +27796,7 @@
             <w:pPr>
               <w:pStyle w:val="Compact"/>
             </w:pPr>
-            <w:hyperlink r:id="rId223">
+            <w:hyperlink r:id="rId221">
               <w:r>
                 <w:rPr>
                   <w:rStyle w:val="Hyperlink"/>
@@ -27707,7 +27815,7 @@
             <w:r>
               <w:t xml:space="preserve"> </w:t>
             </w:r>
-            <w:hyperlink r:id="rId294">
+            <w:hyperlink r:id="rId292">
               <w:r>
                 <w:rPr>
                   <w:rStyle w:val="Hyperlink"/>
@@ -27737,7 +27845,7 @@
             <w:pPr>
               <w:pStyle w:val="Compact"/>
             </w:pPr>
-            <w:hyperlink r:id="rId177">
+            <w:hyperlink r:id="rId175">
               <w:r>
                 <w:rPr>
                   <w:rStyle w:val="Hyperlink"/>
@@ -27786,7 +27894,7 @@
             <w:pPr>
               <w:pStyle w:val="Compact"/>
             </w:pPr>
-            <w:hyperlink r:id="rId178">
+            <w:hyperlink r:id="rId176">
               <w:r>
                 <w:rPr>
                   <w:rStyle w:val="Hyperlink"/>
@@ -27802,7 +27910,7 @@
             <w:pPr>
               <w:pStyle w:val="Compact"/>
             </w:pPr>
-            <w:hyperlink r:id="rId298">
+            <w:hyperlink r:id="rId296">
               <w:r>
                 <w:rPr>
                   <w:rStyle w:val="Hyperlink"/>
@@ -27814,10 +27922,10 @@
         </w:tc>
       </w:tr>
     </w:tbl>
-    <w:bookmarkEnd w:id="299"/>
-    <w:bookmarkEnd w:id="300"/>
-    <w:bookmarkStart w:id="302" w:name="cantidadDisponible"/>
-    <w:bookmarkStart w:id="301" w:name="cantidad-disponible-dp"/>
+    <w:bookmarkEnd w:id="297"/>
+    <w:bookmarkEnd w:id="298"/>
+    <w:bookmarkStart w:id="300" w:name="cantidadDisponible"/>
+    <w:bookmarkStart w:id="299" w:name="cantidad-disponible-dp"/>
     <w:p>
       <w:pPr>
         <w:pStyle w:val="Heading3"/>
@@ -27908,7 +28016,7 @@
             <w:pPr>
               <w:pStyle w:val="Compact"/>
             </w:pPr>
-            <w:hyperlink r:id="rId223">
+            <w:hyperlink r:id="rId221">
               <w:r>
                 <w:rPr>
                   <w:rStyle w:val="Hyperlink"/>
@@ -27927,7 +28035,7 @@
             <w:r>
               <w:t xml:space="preserve"> </w:t>
             </w:r>
-            <w:hyperlink r:id="rId294">
+            <w:hyperlink r:id="rId292">
               <w:r>
                 <w:rPr>
                   <w:rStyle w:val="Hyperlink"/>
@@ -27957,7 +28065,7 @@
             <w:pPr>
               <w:pStyle w:val="Compact"/>
             </w:pPr>
-            <w:hyperlink r:id="rId177">
+            <w:hyperlink r:id="rId175">
               <w:r>
                 <w:rPr>
                   <w:rStyle w:val="Hyperlink"/>
@@ -28006,7 +28114,7 @@
             <w:pPr>
               <w:pStyle w:val="Compact"/>
             </w:pPr>
-            <w:hyperlink r:id="rId178">
+            <w:hyperlink r:id="rId176">
               <w:r>
                 <w:rPr>
                   <w:rStyle w:val="Hyperlink"/>
@@ -28022,7 +28130,7 @@
             <w:pPr>
               <w:pStyle w:val="Compact"/>
             </w:pPr>
-            <w:hyperlink r:id="rId298">
+            <w:hyperlink r:id="rId296">
               <w:r>
                 <w:rPr>
                   <w:rStyle w:val="Hyperlink"/>
@@ -28034,10 +28142,10 @@
         </w:tc>
       </w:tr>
     </w:tbl>
-    <w:bookmarkEnd w:id="301"/>
-    <w:bookmarkEnd w:id="302"/>
-    <w:bookmarkStart w:id="304" w:name="ciudad"/>
-    <w:bookmarkStart w:id="303" w:name="ciudad-dp"/>
+    <w:bookmarkEnd w:id="299"/>
+    <w:bookmarkEnd w:id="300"/>
+    <w:bookmarkStart w:id="302" w:name="ciudad"/>
+    <w:bookmarkStart w:id="301" w:name="ciudad-dp"/>
     <w:p>
       <w:pPr>
         <w:pStyle w:val="Heading3"/>
@@ -28128,7 +28236,7 @@
             <w:pPr>
               <w:pStyle w:val="Compact"/>
             </w:pPr>
-            <w:hyperlink r:id="rId223">
+            <w:hyperlink r:id="rId221">
               <w:r>
                 <w:rPr>
                   <w:rStyle w:val="Hyperlink"/>
@@ -28147,7 +28255,7 @@
             <w:r>
               <w:t xml:space="preserve"> </w:t>
             </w:r>
-            <w:hyperlink r:id="rId294">
+            <w:hyperlink r:id="rId292">
               <w:r>
                 <w:rPr>
                   <w:rStyle w:val="Hyperlink"/>
@@ -28177,7 +28285,7 @@
             <w:pPr>
               <w:pStyle w:val="Compact"/>
             </w:pPr>
-            <w:hyperlink r:id="rId177">
+            <w:hyperlink r:id="rId175">
               <w:r>
                 <w:rPr>
                   <w:rStyle w:val="Hyperlink"/>
@@ -28226,7 +28334,7 @@
             <w:pPr>
               <w:pStyle w:val="Compact"/>
             </w:pPr>
-            <w:hyperlink r:id="rId178">
+            <w:hyperlink r:id="rId176">
               <w:r>
                 <w:rPr>
                   <w:rStyle w:val="Hyperlink"/>
@@ -28242,7 +28350,7 @@
             <w:pPr>
               <w:pStyle w:val="Compact"/>
             </w:pPr>
-            <w:hyperlink r:id="rId295">
+            <w:hyperlink r:id="rId293">
               <w:r>
                 <w:rPr>
                   <w:rStyle w:val="Hyperlink"/>
@@ -28254,10 +28362,10 @@
         </w:tc>
       </w:tr>
     </w:tbl>
-    <w:bookmarkEnd w:id="303"/>
-    <w:bookmarkEnd w:id="304"/>
-    <w:bookmarkStart w:id="306" w:name="ciudadCentroLogistico"/>
-    <w:bookmarkStart w:id="305" w:name="ciudad-centro-logistico-dp"/>
+    <w:bookmarkEnd w:id="301"/>
+    <w:bookmarkEnd w:id="302"/>
+    <w:bookmarkStart w:id="304" w:name="ciudadCentroLogistico"/>
+    <w:bookmarkStart w:id="303" w:name="ciudad-centro-logistico-dp"/>
     <w:p>
       <w:pPr>
         <w:pStyle w:val="Heading3"/>
@@ -28348,7 +28456,7 @@
             <w:pPr>
               <w:pStyle w:val="Compact"/>
             </w:pPr>
-            <w:hyperlink r:id="rId223">
+            <w:hyperlink r:id="rId221">
               <w:r>
                 <w:rPr>
                   <w:rStyle w:val="Hyperlink"/>
@@ -28367,7 +28475,7 @@
             <w:r>
               <w:t xml:space="preserve"> </w:t>
             </w:r>
-            <w:hyperlink r:id="rId294">
+            <w:hyperlink r:id="rId292">
               <w:r>
                 <w:rPr>
                   <w:rStyle w:val="Hyperlink"/>
@@ -28397,7 +28505,7 @@
             <w:pPr>
               <w:pStyle w:val="Compact"/>
             </w:pPr>
-            <w:hyperlink r:id="rId177">
+            <w:hyperlink r:id="rId175">
               <w:r>
                 <w:rPr>
                   <w:rStyle w:val="Hyperlink"/>
@@ -28446,7 +28554,7 @@
             <w:pPr>
               <w:pStyle w:val="Compact"/>
             </w:pPr>
-            <w:hyperlink r:id="rId178">
+            <w:hyperlink r:id="rId176">
               <w:r>
                 <w:rPr>
                   <w:rStyle w:val="Hyperlink"/>
@@ -28462,7 +28570,7 @@
             <w:pPr>
               <w:pStyle w:val="Compact"/>
             </w:pPr>
-            <w:hyperlink r:id="rId295">
+            <w:hyperlink r:id="rId293">
               <w:r>
                 <w:rPr>
                   <w:rStyle w:val="Hyperlink"/>
@@ -28474,10 +28582,10 @@
         </w:tc>
       </w:tr>
     </w:tbl>
-    <w:bookmarkEnd w:id="305"/>
-    <w:bookmarkEnd w:id="306"/>
-    <w:bookmarkStart w:id="308" w:name="codigoPostal"/>
-    <w:bookmarkStart w:id="307" w:name="codigo-postal-dp"/>
+    <w:bookmarkEnd w:id="303"/>
+    <w:bookmarkEnd w:id="304"/>
+    <w:bookmarkStart w:id="306" w:name="codigoPostal"/>
+    <w:bookmarkStart w:id="305" w:name="codigo-postal-dp"/>
     <w:p>
       <w:pPr>
         <w:pStyle w:val="Heading3"/>
@@ -28568,7 +28676,7 @@
             <w:pPr>
               <w:pStyle w:val="Compact"/>
             </w:pPr>
-            <w:hyperlink r:id="rId223">
+            <w:hyperlink r:id="rId221">
               <w:r>
                 <w:rPr>
                   <w:rStyle w:val="Hyperlink"/>
@@ -28587,7 +28695,7 @@
             <w:r>
               <w:t xml:space="preserve"> </w:t>
             </w:r>
-            <w:hyperlink r:id="rId294">
+            <w:hyperlink r:id="rId292">
               <w:r>
                 <w:rPr>
                   <w:rStyle w:val="Hyperlink"/>
@@ -28617,7 +28725,7 @@
             <w:pPr>
               <w:pStyle w:val="Compact"/>
             </w:pPr>
-            <w:hyperlink r:id="rId177">
+            <w:hyperlink r:id="rId175">
               <w:r>
                 <w:rPr>
                   <w:rStyle w:val="Hyperlink"/>
@@ -28666,7 +28774,7 @@
             <w:pPr>
               <w:pStyle w:val="Compact"/>
             </w:pPr>
-            <w:hyperlink r:id="rId178">
+            <w:hyperlink r:id="rId176">
               <w:r>
                 <w:rPr>
                   <w:rStyle w:val="Hyperlink"/>
@@ -28682,7 +28790,7 @@
             <w:pPr>
               <w:pStyle w:val="Compact"/>
             </w:pPr>
-            <w:hyperlink r:id="rId295">
+            <w:hyperlink r:id="rId293">
               <w:r>
                 <w:rPr>
                   <w:rStyle w:val="Hyperlink"/>
@@ -28694,10 +28802,10 @@
         </w:tc>
       </w:tr>
     </w:tbl>
-    <w:bookmarkEnd w:id="307"/>
-    <w:bookmarkEnd w:id="308"/>
-    <w:bookmarkStart w:id="310" w:name="comentario"/>
-    <w:bookmarkStart w:id="309" w:name="comentario-dp"/>
+    <w:bookmarkEnd w:id="305"/>
+    <w:bookmarkEnd w:id="306"/>
+    <w:bookmarkStart w:id="308" w:name="comentario"/>
+    <w:bookmarkStart w:id="307" w:name="comentario-dp"/>
     <w:p>
       <w:pPr>
         <w:pStyle w:val="Heading3"/>
@@ -28788,7 +28896,7 @@
             <w:pPr>
               <w:pStyle w:val="Compact"/>
             </w:pPr>
-            <w:hyperlink r:id="rId223">
+            <w:hyperlink r:id="rId221">
               <w:r>
                 <w:rPr>
                   <w:rStyle w:val="Hyperlink"/>
@@ -28807,7 +28915,7 @@
             <w:r>
               <w:t xml:space="preserve"> </w:t>
             </w:r>
-            <w:hyperlink r:id="rId294">
+            <w:hyperlink r:id="rId292">
               <w:r>
                 <w:rPr>
                   <w:rStyle w:val="Hyperlink"/>
@@ -28837,7 +28945,7 @@
             <w:pPr>
               <w:pStyle w:val="Compact"/>
             </w:pPr>
-            <w:hyperlink r:id="rId177">
+            <w:hyperlink r:id="rId175">
               <w:r>
                 <w:rPr>
                   <w:rStyle w:val="Hyperlink"/>
@@ -28886,7 +28994,7 @@
             <w:pPr>
               <w:pStyle w:val="Compact"/>
             </w:pPr>
-            <w:hyperlink r:id="rId178">
+            <w:hyperlink r:id="rId176">
               <w:r>
                 <w:rPr>
                   <w:rStyle w:val="Hyperlink"/>
@@ -28902,7 +29010,7 @@
             <w:pPr>
               <w:pStyle w:val="Compact"/>
             </w:pPr>
-            <w:hyperlink r:id="rId295">
+            <w:hyperlink r:id="rId293">
               <w:r>
                 <w:rPr>
                   <w:rStyle w:val="Hyperlink"/>
@@ -28914,10 +29022,10 @@
         </w:tc>
       </w:tr>
     </w:tbl>
-    <w:bookmarkEnd w:id="309"/>
-    <w:bookmarkEnd w:id="310"/>
-    <w:bookmarkStart w:id="312" w:name="descripcionProducto"/>
-    <w:bookmarkStart w:id="311" w:name="descripcion-producto-dp"/>
+    <w:bookmarkEnd w:id="307"/>
+    <w:bookmarkEnd w:id="308"/>
+    <w:bookmarkStart w:id="310" w:name="descripcionProducto"/>
+    <w:bookmarkStart w:id="309" w:name="descripcion-producto-dp"/>
     <w:p>
       <w:pPr>
         <w:pStyle w:val="Heading3"/>
@@ -29008,7 +29116,7 @@
             <w:pPr>
               <w:pStyle w:val="Compact"/>
             </w:pPr>
-            <w:hyperlink r:id="rId223">
+            <w:hyperlink r:id="rId221">
               <w:r>
                 <w:rPr>
                   <w:rStyle w:val="Hyperlink"/>
@@ -29027,7 +29135,7 @@
             <w:r>
               <w:t xml:space="preserve"> </w:t>
             </w:r>
-            <w:hyperlink r:id="rId294">
+            <w:hyperlink r:id="rId292">
               <w:r>
                 <w:rPr>
                   <w:rStyle w:val="Hyperlink"/>
@@ -29057,7 +29165,7 @@
             <w:pPr>
               <w:pStyle w:val="Compact"/>
             </w:pPr>
-            <w:hyperlink r:id="rId177">
+            <w:hyperlink r:id="rId175">
               <w:r>
                 <w:rPr>
                   <w:rStyle w:val="Hyperlink"/>
@@ -29106,7 +29214,7 @@
             <w:pPr>
               <w:pStyle w:val="Compact"/>
             </w:pPr>
-            <w:hyperlink r:id="rId178">
+            <w:hyperlink r:id="rId176">
               <w:r>
                 <w:rPr>
                   <w:rStyle w:val="Hyperlink"/>
@@ -29122,7 +29230,7 @@
             <w:pPr>
               <w:pStyle w:val="Compact"/>
             </w:pPr>
-            <w:hyperlink r:id="rId295">
+            <w:hyperlink r:id="rId293">
               <w:r>
                 <w:rPr>
                   <w:rStyle w:val="Hyperlink"/>
@@ -29134,10 +29242,10 @@
         </w:tc>
       </w:tr>
     </w:tbl>
-    <w:bookmarkEnd w:id="311"/>
-    <w:bookmarkEnd w:id="312"/>
-    <w:bookmarkStart w:id="315" w:name="devolucionAceptada"/>
-    <w:bookmarkStart w:id="314" w:name="devolucion-aceptada-dp"/>
+    <w:bookmarkEnd w:id="309"/>
+    <w:bookmarkEnd w:id="310"/>
+    <w:bookmarkStart w:id="313" w:name="devolucionAceptada"/>
+    <w:bookmarkStart w:id="312" w:name="devolucion-aceptada-dp"/>
     <w:p>
       <w:pPr>
         <w:pStyle w:val="Heading3"/>
@@ -29228,7 +29336,7 @@
             <w:pPr>
               <w:pStyle w:val="Compact"/>
             </w:pPr>
-            <w:hyperlink r:id="rId223">
+            <w:hyperlink r:id="rId221">
               <w:r>
                 <w:rPr>
                   <w:rStyle w:val="Hyperlink"/>
@@ -29247,7 +29355,7 @@
             <w:r>
               <w:t xml:space="preserve"> </w:t>
             </w:r>
-            <w:hyperlink r:id="rId294">
+            <w:hyperlink r:id="rId292">
               <w:r>
                 <w:rPr>
                   <w:rStyle w:val="Hyperlink"/>
@@ -29277,7 +29385,7 @@
             <w:pPr>
               <w:pStyle w:val="Compact"/>
             </w:pPr>
-            <w:hyperlink r:id="rId177">
+            <w:hyperlink r:id="rId175">
               <w:r>
                 <w:rPr>
                   <w:rStyle w:val="Hyperlink"/>
@@ -29326,7 +29434,7 @@
             <w:pPr>
               <w:pStyle w:val="Compact"/>
             </w:pPr>
-            <w:hyperlink r:id="rId178">
+            <w:hyperlink r:id="rId176">
               <w:r>
                 <w:rPr>
                   <w:rStyle w:val="Hyperlink"/>
@@ -29342,7 +29450,7 @@
             <w:pPr>
               <w:pStyle w:val="Compact"/>
             </w:pPr>
-            <w:hyperlink r:id="rId313">
+            <w:hyperlink r:id="rId311">
               <w:r>
                 <w:rPr>
                   <w:rStyle w:val="Hyperlink"/>
@@ -29354,10 +29462,10 @@
         </w:tc>
       </w:tr>
     </w:tbl>
-    <w:bookmarkEnd w:id="314"/>
-    <w:bookmarkEnd w:id="315"/>
-    <w:bookmarkStart w:id="317" w:name="estadoLote"/>
-    <w:bookmarkStart w:id="316" w:name="estado-lote-dp"/>
+    <w:bookmarkEnd w:id="312"/>
+    <w:bookmarkEnd w:id="313"/>
+    <w:bookmarkStart w:id="315" w:name="estadoLote"/>
+    <w:bookmarkStart w:id="314" w:name="estado-lote-dp"/>
     <w:p>
       <w:pPr>
         <w:pStyle w:val="Heading3"/>
@@ -29448,7 +29556,7 @@
             <w:pPr>
               <w:pStyle w:val="Compact"/>
             </w:pPr>
-            <w:hyperlink r:id="rId223">
+            <w:hyperlink r:id="rId221">
               <w:r>
                 <w:rPr>
                   <w:rStyle w:val="Hyperlink"/>
@@ -29467,7 +29575,7 @@
             <w:r>
               <w:t xml:space="preserve"> </w:t>
             </w:r>
-            <w:hyperlink r:id="rId294">
+            <w:hyperlink r:id="rId292">
               <w:r>
                 <w:rPr>
                   <w:rStyle w:val="Hyperlink"/>
@@ -29497,7 +29605,7 @@
             <w:pPr>
               <w:pStyle w:val="Compact"/>
             </w:pPr>
-            <w:hyperlink r:id="rId177">
+            <w:hyperlink r:id="rId175">
               <w:r>
                 <w:rPr>
                   <w:rStyle w:val="Hyperlink"/>
@@ -29546,7 +29654,7 @@
             <w:pPr>
               <w:pStyle w:val="Compact"/>
             </w:pPr>
-            <w:hyperlink r:id="rId178">
+            <w:hyperlink r:id="rId176">
               <w:r>
                 <w:rPr>
                   <w:rStyle w:val="Hyperlink"/>
@@ -29562,7 +29670,7 @@
             <w:pPr>
               <w:pStyle w:val="Compact"/>
             </w:pPr>
-            <w:hyperlink r:id="rId295">
+            <w:hyperlink r:id="rId293">
               <w:r>
                 <w:rPr>
                   <w:rStyle w:val="Hyperlink"/>
@@ -29574,10 +29682,10 @@
         </w:tc>
       </w:tr>
     </w:tbl>
-    <w:bookmarkEnd w:id="316"/>
-    <w:bookmarkEnd w:id="317"/>
-    <w:bookmarkStart w:id="319" w:name="estadoOferta"/>
-    <w:bookmarkStart w:id="318" w:name="estado-oferta-dp"/>
+    <w:bookmarkEnd w:id="314"/>
+    <w:bookmarkEnd w:id="315"/>
+    <w:bookmarkStart w:id="317" w:name="estadoOferta"/>
+    <w:bookmarkStart w:id="316" w:name="estado-oferta-dp"/>
     <w:p>
       <w:pPr>
         <w:pStyle w:val="Heading3"/>
@@ -29668,7 +29776,7 @@
             <w:pPr>
               <w:pStyle w:val="Compact"/>
             </w:pPr>
-            <w:hyperlink r:id="rId223">
+            <w:hyperlink r:id="rId221">
               <w:r>
                 <w:rPr>
                   <w:rStyle w:val="Hyperlink"/>
@@ -29687,7 +29795,7 @@
             <w:r>
               <w:t xml:space="preserve"> </w:t>
             </w:r>
-            <w:hyperlink r:id="rId294">
+            <w:hyperlink r:id="rId292">
               <w:r>
                 <w:rPr>
                   <w:rStyle w:val="Hyperlink"/>
@@ -29717,7 +29825,7 @@
             <w:pPr>
               <w:pStyle w:val="Compact"/>
             </w:pPr>
-            <w:hyperlink r:id="rId177">
+            <w:hyperlink r:id="rId175">
               <w:r>
                 <w:rPr>
                   <w:rStyle w:val="Hyperlink"/>
@@ -29766,7 +29874,7 @@
             <w:pPr>
               <w:pStyle w:val="Compact"/>
             </w:pPr>
-            <w:hyperlink r:id="rId178">
+            <w:hyperlink r:id="rId176">
               <w:r>
                 <w:rPr>
                   <w:rStyle w:val="Hyperlink"/>
@@ -29782,7 +29890,7 @@
             <w:pPr>
               <w:pStyle w:val="Compact"/>
             </w:pPr>
-            <w:hyperlink r:id="rId295">
+            <w:hyperlink r:id="rId293">
               <w:r>
                 <w:rPr>
                   <w:rStyle w:val="Hyperlink"/>
@@ -29794,10 +29902,10 @@
         </w:tc>
       </w:tr>
     </w:tbl>
-    <w:bookmarkEnd w:id="318"/>
-    <w:bookmarkEnd w:id="319"/>
-    <w:bookmarkStart w:id="321" w:name="estadoOperacion"/>
-    <w:bookmarkStart w:id="320" w:name="estado-operacion-dp"/>
+    <w:bookmarkEnd w:id="316"/>
+    <w:bookmarkEnd w:id="317"/>
+    <w:bookmarkStart w:id="319" w:name="estadoOperacion"/>
+    <w:bookmarkStart w:id="318" w:name="estado-operacion-dp"/>
     <w:p>
       <w:pPr>
         <w:pStyle w:val="Heading3"/>
@@ -29888,7 +29996,7 @@
             <w:pPr>
               <w:pStyle w:val="Compact"/>
             </w:pPr>
-            <w:hyperlink r:id="rId223">
+            <w:hyperlink r:id="rId221">
               <w:r>
                 <w:rPr>
                   <w:rStyle w:val="Hyperlink"/>
@@ -29907,7 +30015,7 @@
             <w:r>
               <w:t xml:space="preserve"> </w:t>
             </w:r>
-            <w:hyperlink r:id="rId294">
+            <w:hyperlink r:id="rId292">
               <w:r>
                 <w:rPr>
                   <w:rStyle w:val="Hyperlink"/>
@@ -29937,7 +30045,7 @@
             <w:pPr>
               <w:pStyle w:val="Compact"/>
             </w:pPr>
-            <w:hyperlink r:id="rId177">
+            <w:hyperlink r:id="rId175">
               <w:r>
                 <w:rPr>
                   <w:rStyle w:val="Hyperlink"/>
@@ -29986,7 +30094,7 @@
             <w:pPr>
               <w:pStyle w:val="Compact"/>
             </w:pPr>
-            <w:hyperlink r:id="rId178">
+            <w:hyperlink r:id="rId176">
               <w:r>
                 <w:rPr>
                   <w:rStyle w:val="Hyperlink"/>
@@ -30002,7 +30110,7 @@
             <w:pPr>
               <w:pStyle w:val="Compact"/>
             </w:pPr>
-            <w:hyperlink r:id="rId295">
+            <w:hyperlink r:id="rId293">
               <w:r>
                 <w:rPr>
                   <w:rStyle w:val="Hyperlink"/>
@@ -30014,10 +30122,10 @@
         </w:tc>
       </w:tr>
     </w:tbl>
-    <w:bookmarkEnd w:id="320"/>
-    <w:bookmarkEnd w:id="321"/>
-    <w:bookmarkStart w:id="323" w:name="estadoPedido"/>
-    <w:bookmarkStart w:id="322" w:name="estado-pedido-dp"/>
+    <w:bookmarkEnd w:id="318"/>
+    <w:bookmarkEnd w:id="319"/>
+    <w:bookmarkStart w:id="321" w:name="estadoPedido"/>
+    <w:bookmarkStart w:id="320" w:name="estado-pedido-dp"/>
     <w:p>
       <w:pPr>
         <w:pStyle w:val="Heading3"/>
@@ -30108,7 +30216,7 @@
             <w:pPr>
               <w:pStyle w:val="Compact"/>
             </w:pPr>
-            <w:hyperlink r:id="rId223">
+            <w:hyperlink r:id="rId221">
               <w:r>
                 <w:rPr>
                   <w:rStyle w:val="Hyperlink"/>
@@ -30127,7 +30235,7 @@
             <w:r>
               <w:t xml:space="preserve"> </w:t>
             </w:r>
-            <w:hyperlink r:id="rId294">
+            <w:hyperlink r:id="rId292">
               <w:r>
                 <w:rPr>
                   <w:rStyle w:val="Hyperlink"/>
@@ -30157,7 +30265,7 @@
             <w:pPr>
               <w:pStyle w:val="Compact"/>
             </w:pPr>
-            <w:hyperlink r:id="rId177">
+            <w:hyperlink r:id="rId175">
               <w:r>
                 <w:rPr>
                   <w:rStyle w:val="Hyperlink"/>
@@ -30206,7 +30314,7 @@
             <w:pPr>
               <w:pStyle w:val="Compact"/>
             </w:pPr>
-            <w:hyperlink r:id="rId178">
+            <w:hyperlink r:id="rId176">
               <w:r>
                 <w:rPr>
                   <w:rStyle w:val="Hyperlink"/>
@@ -30222,7 +30330,7 @@
             <w:pPr>
               <w:pStyle w:val="Compact"/>
             </w:pPr>
-            <w:hyperlink r:id="rId295">
+            <w:hyperlink r:id="rId293">
               <w:r>
                 <w:rPr>
                   <w:rStyle w:val="Hyperlink"/>
@@ -30234,10 +30342,10 @@
         </w:tc>
       </w:tr>
     </w:tbl>
-    <w:bookmarkEnd w:id="322"/>
-    <w:bookmarkEnd w:id="323"/>
-    <w:bookmarkStart w:id="326" w:name="fechaEntregaEstimada"/>
-    <w:bookmarkStart w:id="325" w:name="fecha-entrega-estimada-dp"/>
+    <w:bookmarkEnd w:id="320"/>
+    <w:bookmarkEnd w:id="321"/>
+    <w:bookmarkStart w:id="324" w:name="fechaEntregaEstimada"/>
+    <w:bookmarkStart w:id="323" w:name="fecha-entrega-estimada-dp"/>
     <w:p>
       <w:pPr>
         <w:pStyle w:val="Heading3"/>
@@ -30328,7 +30436,7 @@
             <w:pPr>
               <w:pStyle w:val="Compact"/>
             </w:pPr>
-            <w:hyperlink r:id="rId223">
+            <w:hyperlink r:id="rId221">
               <w:r>
                 <w:rPr>
                   <w:rStyle w:val="Hyperlink"/>
@@ -30347,7 +30455,7 @@
             <w:r>
               <w:t xml:space="preserve"> </w:t>
             </w:r>
-            <w:hyperlink r:id="rId294">
+            <w:hyperlink r:id="rId292">
               <w:r>
                 <w:rPr>
                   <w:rStyle w:val="Hyperlink"/>
@@ -30377,7 +30485,7 @@
             <w:pPr>
               <w:pStyle w:val="Compact"/>
             </w:pPr>
-            <w:hyperlink r:id="rId177">
+            <w:hyperlink r:id="rId175">
               <w:r>
                 <w:rPr>
                   <w:rStyle w:val="Hyperlink"/>
@@ -30426,7 +30534,7 @@
             <w:pPr>
               <w:pStyle w:val="Compact"/>
             </w:pPr>
-            <w:hyperlink r:id="rId178">
+            <w:hyperlink r:id="rId176">
               <w:r>
                 <w:rPr>
                   <w:rStyle w:val="Hyperlink"/>
@@ -30442,7 +30550,7 @@
             <w:pPr>
               <w:pStyle w:val="Compact"/>
             </w:pPr>
-            <w:hyperlink r:id="rId324">
+            <w:hyperlink r:id="rId322">
               <w:r>
                 <w:rPr>
                   <w:rStyle w:val="Hyperlink"/>
@@ -30454,10 +30562,10 @@
         </w:tc>
       </w:tr>
     </w:tbl>
-    <w:bookmarkEnd w:id="325"/>
-    <w:bookmarkEnd w:id="326"/>
-    <w:bookmarkStart w:id="328" w:name="fechaFactura"/>
-    <w:bookmarkStart w:id="327" w:name="fecha-factura-dp"/>
+    <w:bookmarkEnd w:id="323"/>
+    <w:bookmarkEnd w:id="324"/>
+    <w:bookmarkStart w:id="326" w:name="fechaFactura"/>
+    <w:bookmarkStart w:id="325" w:name="fecha-factura-dp"/>
     <w:p>
       <w:pPr>
         <w:pStyle w:val="Heading3"/>
@@ -30548,7 +30656,7 @@
             <w:pPr>
               <w:pStyle w:val="Compact"/>
             </w:pPr>
-            <w:hyperlink r:id="rId223">
+            <w:hyperlink r:id="rId221">
               <w:r>
                 <w:rPr>
                   <w:rStyle w:val="Hyperlink"/>
@@ -30567,7 +30675,7 @@
             <w:r>
               <w:t xml:space="preserve"> </w:t>
             </w:r>
-            <w:hyperlink r:id="rId294">
+            <w:hyperlink r:id="rId292">
               <w:r>
                 <w:rPr>
                   <w:rStyle w:val="Hyperlink"/>
@@ -30597,7 +30705,7 @@
             <w:pPr>
               <w:pStyle w:val="Compact"/>
             </w:pPr>
-            <w:hyperlink r:id="rId177">
+            <w:hyperlink r:id="rId175">
               <w:r>
                 <w:rPr>
                   <w:rStyle w:val="Hyperlink"/>
@@ -30646,7 +30754,7 @@
             <w:pPr>
               <w:pStyle w:val="Compact"/>
             </w:pPr>
-            <w:hyperlink r:id="rId178">
+            <w:hyperlink r:id="rId176">
               <w:r>
                 <w:rPr>
                   <w:rStyle w:val="Hyperlink"/>
@@ -30662,7 +30770,7 @@
             <w:pPr>
               <w:pStyle w:val="Compact"/>
             </w:pPr>
-            <w:hyperlink r:id="rId324">
+            <w:hyperlink r:id="rId322">
               <w:r>
                 <w:rPr>
                   <w:rStyle w:val="Hyperlink"/>
@@ -30674,10 +30782,10 @@
         </w:tc>
       </w:tr>
     </w:tbl>
-    <w:bookmarkEnd w:id="327"/>
-    <w:bookmarkEnd w:id="328"/>
-    <w:bookmarkStart w:id="330" w:name="fechaLlegadaProductoExterno"/>
-    <w:bookmarkStart w:id="329" w:name="fecha-llegada-producto-externo-dp"/>
+    <w:bookmarkEnd w:id="325"/>
+    <w:bookmarkEnd w:id="326"/>
+    <w:bookmarkStart w:id="328" w:name="fechaLlegadaProductoExterno"/>
+    <w:bookmarkStart w:id="327" w:name="fecha-llegada-producto-externo-dp"/>
     <w:p>
       <w:pPr>
         <w:pStyle w:val="Heading3"/>
@@ -30739,7 +30847,7 @@
             <w:pPr>
               <w:pStyle w:val="Compact"/>
             </w:pPr>
-            <w:hyperlink r:id="rId223">
+            <w:hyperlink r:id="rId221">
               <w:r>
                 <w:rPr>
                   <w:rStyle w:val="Hyperlink"/>
@@ -30758,7 +30866,7 @@
             <w:r>
               <w:t xml:space="preserve"> </w:t>
             </w:r>
-            <w:hyperlink r:id="rId294">
+            <w:hyperlink r:id="rId292">
               <w:r>
                 <w:rPr>
                   <w:rStyle w:val="Hyperlink"/>
@@ -30788,7 +30896,7 @@
             <w:pPr>
               <w:pStyle w:val="Compact"/>
             </w:pPr>
-            <w:hyperlink r:id="rId177">
+            <w:hyperlink r:id="rId175">
               <w:r>
                 <w:rPr>
                   <w:rStyle w:val="Hyperlink"/>
@@ -30837,7 +30945,7 @@
             <w:pPr>
               <w:pStyle w:val="Compact"/>
             </w:pPr>
-            <w:hyperlink r:id="rId178">
+            <w:hyperlink r:id="rId176">
               <w:r>
                 <w:rPr>
                   <w:rStyle w:val="Hyperlink"/>
@@ -30853,7 +30961,7 @@
             <w:pPr>
               <w:pStyle w:val="Compact"/>
             </w:pPr>
-            <w:hyperlink r:id="rId324">
+            <w:hyperlink r:id="rId322">
               <w:r>
                 <w:rPr>
                   <w:rStyle w:val="Hyperlink"/>
@@ -30865,10 +30973,10 @@
         </w:tc>
       </w:tr>
     </w:tbl>
-    <w:bookmarkEnd w:id="329"/>
-    <w:bookmarkEnd w:id="330"/>
-    <w:bookmarkStart w:id="332" w:name="fechaOperacion"/>
-    <w:bookmarkStart w:id="331" w:name="fecha-operacion-dp"/>
+    <w:bookmarkEnd w:id="327"/>
+    <w:bookmarkEnd w:id="328"/>
+    <w:bookmarkStart w:id="330" w:name="fechaOperacion"/>
+    <w:bookmarkStart w:id="329" w:name="fecha-operacion-dp"/>
     <w:p>
       <w:pPr>
         <w:pStyle w:val="Heading3"/>
@@ -30959,7 +31067,7 @@
             <w:pPr>
               <w:pStyle w:val="Compact"/>
             </w:pPr>
-            <w:hyperlink r:id="rId223">
+            <w:hyperlink r:id="rId221">
               <w:r>
                 <w:rPr>
                   <w:rStyle w:val="Hyperlink"/>
@@ -30978,7 +31086,7 @@
             <w:r>
               <w:t xml:space="preserve"> </w:t>
             </w:r>
-            <w:hyperlink r:id="rId294">
+            <w:hyperlink r:id="rId292">
               <w:r>
                 <w:rPr>
                   <w:rStyle w:val="Hyperlink"/>
@@ -31008,7 +31116,7 @@
             <w:pPr>
               <w:pStyle w:val="Compact"/>
             </w:pPr>
-            <w:hyperlink r:id="rId177">
+            <w:hyperlink r:id="rId175">
               <w:r>
                 <w:rPr>
                   <w:rStyle w:val="Hyperlink"/>
@@ -31057,7 +31165,7 @@
             <w:pPr>
               <w:pStyle w:val="Compact"/>
             </w:pPr>
-            <w:hyperlink r:id="rId178">
+            <w:hyperlink r:id="rId176">
               <w:r>
                 <w:rPr>
                   <w:rStyle w:val="Hyperlink"/>
@@ -31073,7 +31181,7 @@
             <w:pPr>
               <w:pStyle w:val="Compact"/>
             </w:pPr>
-            <w:hyperlink r:id="rId324">
+            <w:hyperlink r:id="rId322">
               <w:r>
                 <w:rPr>
                   <w:rStyle w:val="Hyperlink"/>
@@ -31085,10 +31193,10 @@
         </w:tc>
       </w:tr>
     </w:tbl>
-    <w:bookmarkEnd w:id="331"/>
-    <w:bookmarkEnd w:id="332"/>
-    <w:bookmarkStart w:id="334" w:name="fechaPedido"/>
-    <w:bookmarkStart w:id="333" w:name="fecha-pedido-dp"/>
+    <w:bookmarkEnd w:id="329"/>
+    <w:bookmarkEnd w:id="330"/>
+    <w:bookmarkStart w:id="332" w:name="fechaPedido"/>
+    <w:bookmarkStart w:id="331" w:name="fecha-pedido-dp"/>
     <w:p>
       <w:pPr>
         <w:pStyle w:val="Heading3"/>
@@ -31179,7 +31287,7 @@
             <w:pPr>
               <w:pStyle w:val="Compact"/>
             </w:pPr>
-            <w:hyperlink r:id="rId223">
+            <w:hyperlink r:id="rId221">
               <w:r>
                 <w:rPr>
                   <w:rStyle w:val="Hyperlink"/>
@@ -31198,7 +31306,7 @@
             <w:r>
               <w:t xml:space="preserve"> </w:t>
             </w:r>
-            <w:hyperlink r:id="rId294">
+            <w:hyperlink r:id="rId292">
               <w:r>
                 <w:rPr>
                   <w:rStyle w:val="Hyperlink"/>
@@ -31228,7 +31336,7 @@
             <w:pPr>
               <w:pStyle w:val="Compact"/>
             </w:pPr>
-            <w:hyperlink r:id="rId177">
+            <w:hyperlink r:id="rId175">
               <w:r>
                 <w:rPr>
                   <w:rStyle w:val="Hyperlink"/>
@@ -31277,7 +31385,7 @@
             <w:pPr>
               <w:pStyle w:val="Compact"/>
             </w:pPr>
-            <w:hyperlink r:id="rId178">
+            <w:hyperlink r:id="rId176">
               <w:r>
                 <w:rPr>
                   <w:rStyle w:val="Hyperlink"/>
@@ -31293,7 +31401,7 @@
             <w:pPr>
               <w:pStyle w:val="Compact"/>
             </w:pPr>
-            <w:hyperlink r:id="rId324">
+            <w:hyperlink r:id="rId322">
               <w:r>
                 <w:rPr>
                   <w:rStyle w:val="Hyperlink"/>
@@ -31305,10 +31413,10 @@
         </w:tc>
       </w:tr>
     </w:tbl>
-    <w:bookmarkEnd w:id="333"/>
-    <w:bookmarkEnd w:id="334"/>
-    <w:bookmarkStart w:id="336" w:name="fechaRecogidaDevolucion"/>
-    <w:bookmarkStart w:id="335" w:name="fecha-recogida-devolucion-dp"/>
+    <w:bookmarkEnd w:id="331"/>
+    <w:bookmarkEnd w:id="332"/>
+    <w:bookmarkStart w:id="334" w:name="fechaRecogidaDevolucion"/>
+    <w:bookmarkStart w:id="333" w:name="fecha-recogida-devolucion-dp"/>
     <w:p>
       <w:pPr>
         <w:pStyle w:val="Heading3"/>
@@ -31370,7 +31478,7 @@
             <w:pPr>
               <w:pStyle w:val="Compact"/>
             </w:pPr>
-            <w:hyperlink r:id="rId223">
+            <w:hyperlink r:id="rId221">
               <w:r>
                 <w:rPr>
                   <w:rStyle w:val="Hyperlink"/>
@@ -31389,7 +31497,7 @@
             <w:r>
               <w:t xml:space="preserve"> </w:t>
             </w:r>
-            <w:hyperlink r:id="rId294">
+            <w:hyperlink r:id="rId292">
               <w:r>
                 <w:rPr>
                   <w:rStyle w:val="Hyperlink"/>
@@ -31419,7 +31527,7 @@
             <w:pPr>
               <w:pStyle w:val="Compact"/>
             </w:pPr>
-            <w:hyperlink r:id="rId177">
+            <w:hyperlink r:id="rId175">
               <w:r>
                 <w:rPr>
                   <w:rStyle w:val="Hyperlink"/>
@@ -31468,7 +31576,7 @@
             <w:pPr>
               <w:pStyle w:val="Compact"/>
             </w:pPr>
-            <w:hyperlink r:id="rId178">
+            <w:hyperlink r:id="rId176">
               <w:r>
                 <w:rPr>
                   <w:rStyle w:val="Hyperlink"/>
@@ -31484,7 +31592,7 @@
             <w:pPr>
               <w:pStyle w:val="Compact"/>
             </w:pPr>
-            <w:hyperlink r:id="rId324">
+            <w:hyperlink r:id="rId322">
               <w:r>
                 <w:rPr>
                   <w:rStyle w:val="Hyperlink"/>
@@ -31496,10 +31604,10 @@
         </w:tc>
       </w:tr>
     </w:tbl>
-    <w:bookmarkEnd w:id="335"/>
-    <w:bookmarkEnd w:id="336"/>
-    <w:bookmarkStart w:id="338" w:name="fechaRecomendacion"/>
-    <w:bookmarkStart w:id="337" w:name="fecha-recomendacion-dp"/>
+    <w:bookmarkEnd w:id="333"/>
+    <w:bookmarkEnd w:id="334"/>
+    <w:bookmarkStart w:id="336" w:name="fechaRecomendacion"/>
+    <w:bookmarkStart w:id="335" w:name="fecha-recomendacion-dp"/>
     <w:p>
       <w:pPr>
         <w:pStyle w:val="Heading3"/>
@@ -31590,7 +31698,7 @@
             <w:pPr>
               <w:pStyle w:val="Compact"/>
             </w:pPr>
-            <w:hyperlink r:id="rId223">
+            <w:hyperlink r:id="rId221">
               <w:r>
                 <w:rPr>
                   <w:rStyle w:val="Hyperlink"/>
@@ -31609,7 +31717,7 @@
             <w:r>
               <w:t xml:space="preserve"> </w:t>
             </w:r>
-            <w:hyperlink r:id="rId294">
+            <w:hyperlink r:id="rId292">
               <w:r>
                 <w:rPr>
                   <w:rStyle w:val="Hyperlink"/>
@@ -31639,7 +31747,7 @@
             <w:pPr>
               <w:pStyle w:val="Compact"/>
             </w:pPr>
-            <w:hyperlink r:id="rId177">
+            <w:hyperlink r:id="rId175">
               <w:r>
                 <w:rPr>
                   <w:rStyle w:val="Hyperlink"/>
@@ -31688,7 +31796,7 @@
             <w:pPr>
               <w:pStyle w:val="Compact"/>
             </w:pPr>
-            <w:hyperlink r:id="rId178">
+            <w:hyperlink r:id="rId176">
               <w:r>
                 <w:rPr>
                   <w:rStyle w:val="Hyperlink"/>
@@ -31704,7 +31812,7 @@
             <w:pPr>
               <w:pStyle w:val="Compact"/>
             </w:pPr>
-            <w:hyperlink r:id="rId324">
+            <w:hyperlink r:id="rId322">
               <w:r>
                 <w:rPr>
                   <w:rStyle w:val="Hyperlink"/>
@@ -31716,10 +31824,10 @@
         </w:tc>
       </w:tr>
     </w:tbl>
-    <w:bookmarkEnd w:id="337"/>
-    <w:bookmarkEnd w:id="338"/>
-    <w:bookmarkStart w:id="340" w:name="fechaSolicitudDevolucion"/>
-    <w:bookmarkStart w:id="339" w:name="fecha-solicitud-devolucion-dp"/>
+    <w:bookmarkEnd w:id="335"/>
+    <w:bookmarkEnd w:id="336"/>
+    <w:bookmarkStart w:id="338" w:name="fechaSolicitudDevolucion"/>
+    <w:bookmarkStart w:id="337" w:name="fecha-solicitud-devolucion-dp"/>
     <w:p>
       <w:pPr>
         <w:pStyle w:val="Heading3"/>
@@ -31810,7 +31918,7 @@
             <w:pPr>
               <w:pStyle w:val="Compact"/>
             </w:pPr>
-            <w:hyperlink r:id="rId223">
+            <w:hyperlink r:id="rId221">
               <w:r>
                 <w:rPr>
                   <w:rStyle w:val="Hyperlink"/>
@@ -31829,7 +31937,7 @@
             <w:r>
               <w:t xml:space="preserve"> </w:t>
             </w:r>
-            <w:hyperlink r:id="rId294">
+            <w:hyperlink r:id="rId292">
               <w:r>
                 <w:rPr>
                   <w:rStyle w:val="Hyperlink"/>
@@ -31859,7 +31967,7 @@
             <w:pPr>
               <w:pStyle w:val="Compact"/>
             </w:pPr>
-            <w:hyperlink r:id="rId177">
+            <w:hyperlink r:id="rId175">
               <w:r>
                 <w:rPr>
                   <w:rStyle w:val="Hyperlink"/>
@@ -31908,7 +32016,7 @@
             <w:pPr>
               <w:pStyle w:val="Compact"/>
             </w:pPr>
-            <w:hyperlink r:id="rId178">
+            <w:hyperlink r:id="rId176">
               <w:r>
                 <w:rPr>
                   <w:rStyle w:val="Hyperlink"/>
@@ -31924,7 +32032,7 @@
             <w:pPr>
               <w:pStyle w:val="Compact"/>
             </w:pPr>
-            <w:hyperlink r:id="rId324">
+            <w:hyperlink r:id="rId322">
               <w:r>
                 <w:rPr>
                   <w:rStyle w:val="Hyperlink"/>
@@ -31936,10 +32044,10 @@
         </w:tc>
       </w:tr>
     </w:tbl>
-    <w:bookmarkEnd w:id="339"/>
-    <w:bookmarkEnd w:id="340"/>
-    <w:bookmarkStart w:id="342" w:name="fechaValoracion"/>
-    <w:bookmarkStart w:id="341" w:name="fecha-valoracion-dp"/>
+    <w:bookmarkEnd w:id="337"/>
+    <w:bookmarkEnd w:id="338"/>
+    <w:bookmarkStart w:id="340" w:name="fechaValoracion"/>
+    <w:bookmarkStart w:id="339" w:name="fecha-valoracion-dp"/>
     <w:p>
       <w:pPr>
         <w:pStyle w:val="Heading3"/>
@@ -32030,7 +32138,7 @@
             <w:pPr>
               <w:pStyle w:val="Compact"/>
             </w:pPr>
-            <w:hyperlink r:id="rId177">
+            <w:hyperlink r:id="rId175">
               <w:r>
                 <w:rPr>
                   <w:rStyle w:val="Hyperlink"/>
@@ -32079,7 +32187,7 @@
             <w:pPr>
               <w:pStyle w:val="Compact"/>
             </w:pPr>
-            <w:hyperlink r:id="rId178">
+            <w:hyperlink r:id="rId176">
               <w:r>
                 <w:rPr>
                   <w:rStyle w:val="Hyperlink"/>
@@ -32095,7 +32203,7 @@
             <w:pPr>
               <w:pStyle w:val="Compact"/>
             </w:pPr>
-            <w:hyperlink r:id="rId324">
+            <w:hyperlink r:id="rId322">
               <w:r>
                 <w:rPr>
                   <w:rStyle w:val="Hyperlink"/>
@@ -32107,10 +32215,10 @@
         </w:tc>
       </w:tr>
     </w:tbl>
-    <w:bookmarkEnd w:id="341"/>
-    <w:bookmarkEnd w:id="342"/>
-    <w:bookmarkStart w:id="344" w:name="fechaBusqueda"/>
-    <w:bookmarkStart w:id="343" w:name="fecha-busqueda-dp"/>
+    <w:bookmarkEnd w:id="339"/>
+    <w:bookmarkEnd w:id="340"/>
+    <w:bookmarkStart w:id="342" w:name="fechaBusqueda"/>
+    <w:bookmarkStart w:id="341" w:name="fecha-busqueda-dp"/>
     <w:p>
       <w:pPr>
         <w:pStyle w:val="Heading3"/>
@@ -32201,7 +32309,7 @@
             <w:pPr>
               <w:pStyle w:val="Compact"/>
             </w:pPr>
-            <w:hyperlink r:id="rId177">
+            <w:hyperlink r:id="rId175">
               <w:r>
                 <w:rPr>
                   <w:rStyle w:val="Hyperlink"/>
@@ -32250,7 +32358,7 @@
             <w:pPr>
               <w:pStyle w:val="Compact"/>
             </w:pPr>
-            <w:hyperlink r:id="rId178">
+            <w:hyperlink r:id="rId176">
               <w:r>
                 <w:rPr>
                   <w:rStyle w:val="Hyperlink"/>
@@ -32266,7 +32374,7 @@
             <w:pPr>
               <w:pStyle w:val="Compact"/>
             </w:pPr>
-            <w:hyperlink r:id="rId324">
+            <w:hyperlink r:id="rId322">
               <w:r>
                 <w:rPr>
                   <w:rStyle w:val="Hyperlink"/>
@@ -32278,10 +32386,10 @@
         </w:tc>
       </w:tr>
     </w:tbl>
-    <w:bookmarkEnd w:id="343"/>
-    <w:bookmarkEnd w:id="344"/>
-    <w:bookmarkStart w:id="346" w:name="gestionEnvioExterno"/>
-    <w:bookmarkStart w:id="345" w:name="gestion-envio-externo-dp"/>
+    <w:bookmarkEnd w:id="341"/>
+    <w:bookmarkEnd w:id="342"/>
+    <w:bookmarkStart w:id="344" w:name="gestionEnvioExterno"/>
+    <w:bookmarkStart w:id="343" w:name="gestion-envio-externo-dp"/>
     <w:p>
       <w:pPr>
         <w:pStyle w:val="Heading3"/>
@@ -32372,7 +32480,7 @@
             <w:pPr>
               <w:pStyle w:val="Compact"/>
             </w:pPr>
-            <w:hyperlink r:id="rId177">
+            <w:hyperlink r:id="rId175">
               <w:r>
                 <w:rPr>
                   <w:rStyle w:val="Hyperlink"/>
@@ -32421,7 +32529,7 @@
             <w:pPr>
               <w:pStyle w:val="Compact"/>
             </w:pPr>
-            <w:hyperlink r:id="rId178">
+            <w:hyperlink r:id="rId176">
               <w:r>
                 <w:rPr>
                   <w:rStyle w:val="Hyperlink"/>
@@ -32437,7 +32545,7 @@
             <w:pPr>
               <w:pStyle w:val="Compact"/>
             </w:pPr>
-            <w:hyperlink r:id="rId313">
+            <w:hyperlink r:id="rId311">
               <w:r>
                 <w:rPr>
                   <w:rStyle w:val="Hyperlink"/>
@@ -32449,10 +32557,10 @@
         </w:tc>
       </w:tr>
     </w:tbl>
-    <w:bookmarkEnd w:id="345"/>
-    <w:bookmarkEnd w:id="346"/>
-    <w:bookmarkStart w:id="348" w:name="idCentroLogistico"/>
-    <w:bookmarkStart w:id="347" w:name="id-centro-logistico-dp"/>
+    <w:bookmarkEnd w:id="343"/>
+    <w:bookmarkEnd w:id="344"/>
+    <w:bookmarkStart w:id="346" w:name="idCentroLogistico"/>
+    <w:bookmarkStart w:id="345" w:name="id-centro-logistico-dp"/>
     <w:p>
       <w:pPr>
         <w:pStyle w:val="Heading3"/>
@@ -32543,7 +32651,7 @@
             <w:pPr>
               <w:pStyle w:val="Compact"/>
             </w:pPr>
-            <w:hyperlink r:id="rId223">
+            <w:hyperlink r:id="rId221">
               <w:r>
                 <w:rPr>
                   <w:rStyle w:val="Hyperlink"/>
@@ -32562,7 +32670,7 @@
             <w:r>
               <w:t xml:space="preserve"> </w:t>
             </w:r>
-            <w:hyperlink r:id="rId294">
+            <w:hyperlink r:id="rId292">
               <w:r>
                 <w:rPr>
                   <w:rStyle w:val="Hyperlink"/>
@@ -32592,7 +32700,7 @@
             <w:pPr>
               <w:pStyle w:val="Compact"/>
             </w:pPr>
-            <w:hyperlink r:id="rId177">
+            <w:hyperlink r:id="rId175">
               <w:r>
                 <w:rPr>
                   <w:rStyle w:val="Hyperlink"/>
@@ -32641,7 +32749,7 @@
             <w:pPr>
               <w:pStyle w:val="Compact"/>
             </w:pPr>
-            <w:hyperlink r:id="rId178">
+            <w:hyperlink r:id="rId176">
               <w:r>
                 <w:rPr>
                   <w:rStyle w:val="Hyperlink"/>
@@ -32657,7 +32765,7 @@
             <w:pPr>
               <w:pStyle w:val="Compact"/>
             </w:pPr>
-            <w:hyperlink r:id="rId295">
+            <w:hyperlink r:id="rId293">
               <w:r>
                 <w:rPr>
                   <w:rStyle w:val="Hyperlink"/>
@@ -32669,10 +32777,10 @@
         </w:tc>
       </w:tr>
     </w:tbl>
-    <w:bookmarkEnd w:id="347"/>
-    <w:bookmarkEnd w:id="348"/>
-    <w:bookmarkStart w:id="350" w:name="idDevolucion"/>
-    <w:bookmarkStart w:id="349" w:name="id-devolucion-dp"/>
+    <w:bookmarkEnd w:id="345"/>
+    <w:bookmarkEnd w:id="346"/>
+    <w:bookmarkStart w:id="348" w:name="idDevolucion"/>
+    <w:bookmarkStart w:id="347" w:name="id-devolucion-dp"/>
     <w:p>
       <w:pPr>
         <w:pStyle w:val="Heading3"/>
@@ -32763,7 +32871,7 @@
             <w:pPr>
               <w:pStyle w:val="Compact"/>
             </w:pPr>
-            <w:hyperlink r:id="rId177">
+            <w:hyperlink r:id="rId175">
               <w:r>
                 <w:rPr>
                   <w:rStyle w:val="Hyperlink"/>
@@ -32812,7 +32920,7 @@
             <w:pPr>
               <w:pStyle w:val="Compact"/>
             </w:pPr>
-            <w:hyperlink r:id="rId178">
+            <w:hyperlink r:id="rId176">
               <w:r>
                 <w:rPr>
                   <w:rStyle w:val="Hyperlink"/>
@@ -32828,7 +32936,7 @@
             <w:pPr>
               <w:pStyle w:val="Compact"/>
             </w:pPr>
-            <w:hyperlink r:id="rId295">
+            <w:hyperlink r:id="rId293">
               <w:r>
                 <w:rPr>
                   <w:rStyle w:val="Hyperlink"/>
@@ -32840,10 +32948,10 @@
         </w:tc>
       </w:tr>
     </w:tbl>
-    <w:bookmarkEnd w:id="349"/>
-    <w:bookmarkEnd w:id="350"/>
-    <w:bookmarkStart w:id="352" w:name="idFactura"/>
-    <w:bookmarkStart w:id="351" w:name="id-factura-dp"/>
+    <w:bookmarkEnd w:id="347"/>
+    <w:bookmarkEnd w:id="348"/>
+    <w:bookmarkStart w:id="350" w:name="idFactura"/>
+    <w:bookmarkStart w:id="349" w:name="id-factura-dp"/>
     <w:p>
       <w:pPr>
         <w:pStyle w:val="Heading3"/>
@@ -32934,7 +33042,7 @@
             <w:pPr>
               <w:pStyle w:val="Compact"/>
             </w:pPr>
-            <w:hyperlink r:id="rId177">
+            <w:hyperlink r:id="rId175">
               <w:r>
                 <w:rPr>
                   <w:rStyle w:val="Hyperlink"/>
@@ -32983,7 +33091,7 @@
             <w:pPr>
               <w:pStyle w:val="Compact"/>
             </w:pPr>
-            <w:hyperlink r:id="rId178">
+            <w:hyperlink r:id="rId176">
               <w:r>
                 <w:rPr>
                   <w:rStyle w:val="Hyperlink"/>
@@ -32999,7 +33107,7 @@
             <w:pPr>
               <w:pStyle w:val="Compact"/>
             </w:pPr>
-            <w:hyperlink r:id="rId295">
+            <w:hyperlink r:id="rId293">
               <w:r>
                 <w:rPr>
                   <w:rStyle w:val="Hyperlink"/>
@@ -33011,10 +33119,10 @@
         </w:tc>
       </w:tr>
     </w:tbl>
-    <w:bookmarkEnd w:id="351"/>
-    <w:bookmarkEnd w:id="352"/>
-    <w:bookmarkStart w:id="354" w:name="idLote"/>
-    <w:bookmarkStart w:id="353" w:name="id-lote-dp"/>
+    <w:bookmarkEnd w:id="349"/>
+    <w:bookmarkEnd w:id="350"/>
+    <w:bookmarkStart w:id="352" w:name="idLote"/>
+    <w:bookmarkStart w:id="351" w:name="id-lote-dp"/>
     <w:p>
       <w:pPr>
         <w:pStyle w:val="Heading3"/>
@@ -33105,7 +33213,7 @@
             <w:pPr>
               <w:pStyle w:val="Compact"/>
             </w:pPr>
-            <w:hyperlink r:id="rId223">
+            <w:hyperlink r:id="rId221">
               <w:r>
                 <w:rPr>
                   <w:rStyle w:val="Hyperlink"/>
@@ -33124,7 +33232,7 @@
             <w:r>
               <w:t xml:space="preserve"> </w:t>
             </w:r>
-            <w:hyperlink r:id="rId294">
+            <w:hyperlink r:id="rId292">
               <w:r>
                 <w:rPr>
                   <w:rStyle w:val="Hyperlink"/>
@@ -33154,7 +33262,7 @@
             <w:pPr>
               <w:pStyle w:val="Compact"/>
             </w:pPr>
-            <w:hyperlink r:id="rId177">
+            <w:hyperlink r:id="rId175">
               <w:r>
                 <w:rPr>
                   <w:rStyle w:val="Hyperlink"/>
@@ -33203,7 +33311,7 @@
             <w:pPr>
               <w:pStyle w:val="Compact"/>
             </w:pPr>
-            <w:hyperlink r:id="rId178">
+            <w:hyperlink r:id="rId176">
               <w:r>
                 <w:rPr>
                   <w:rStyle w:val="Hyperlink"/>
@@ -33219,7 +33327,7 @@
             <w:pPr>
               <w:pStyle w:val="Compact"/>
             </w:pPr>
-            <w:hyperlink r:id="rId295">
+            <w:hyperlink r:id="rId293">
               <w:r>
                 <w:rPr>
                   <w:rStyle w:val="Hyperlink"/>
@@ -33231,10 +33339,10 @@
         </w:tc>
       </w:tr>
     </w:tbl>
-    <w:bookmarkEnd w:id="353"/>
-    <w:bookmarkEnd w:id="354"/>
-    <w:bookmarkStart w:id="356" w:name="idOperacionPago"/>
-    <w:bookmarkStart w:id="355" w:name="id-operacion-pago-dp"/>
+    <w:bookmarkEnd w:id="351"/>
+    <w:bookmarkEnd w:id="352"/>
+    <w:bookmarkStart w:id="354" w:name="idOperacionPago"/>
+    <w:bookmarkStart w:id="353" w:name="id-operacion-pago-dp"/>
     <w:p>
       <w:pPr>
         <w:pStyle w:val="Heading3"/>
@@ -33325,7 +33433,7 @@
             <w:pPr>
               <w:pStyle w:val="Compact"/>
             </w:pPr>
-            <w:hyperlink r:id="rId177">
+            <w:hyperlink r:id="rId175">
               <w:r>
                 <w:rPr>
                   <w:rStyle w:val="Hyperlink"/>
@@ -33374,7 +33482,7 @@
             <w:pPr>
               <w:pStyle w:val="Compact"/>
             </w:pPr>
-            <w:hyperlink r:id="rId178">
+            <w:hyperlink r:id="rId176">
               <w:r>
                 <w:rPr>
                   <w:rStyle w:val="Hyperlink"/>
@@ -33390,7 +33498,7 @@
             <w:pPr>
               <w:pStyle w:val="Compact"/>
             </w:pPr>
-            <w:hyperlink r:id="rId295">
+            <w:hyperlink r:id="rId293">
               <w:r>
                 <w:rPr>
                   <w:rStyle w:val="Hyperlink"/>
@@ -33402,10 +33510,10 @@
         </w:tc>
       </w:tr>
     </w:tbl>
-    <w:bookmarkEnd w:id="355"/>
-    <w:bookmarkEnd w:id="356"/>
-    <w:bookmarkStart w:id="358" w:name="idPedido"/>
-    <w:bookmarkStart w:id="357" w:name="id-pedido-dp"/>
+    <w:bookmarkEnd w:id="353"/>
+    <w:bookmarkEnd w:id="354"/>
+    <w:bookmarkStart w:id="356" w:name="idPedido"/>
+    <w:bookmarkStart w:id="355" w:name="id-pedido-dp"/>
     <w:p>
       <w:pPr>
         <w:pStyle w:val="Heading3"/>
@@ -33496,7 +33604,7 @@
             <w:pPr>
               <w:pStyle w:val="Compact"/>
             </w:pPr>
-            <w:hyperlink r:id="rId177">
+            <w:hyperlink r:id="rId175">
               <w:r>
                 <w:rPr>
                   <w:rStyle w:val="Hyperlink"/>
@@ -33545,7 +33653,7 @@
             <w:pPr>
               <w:pStyle w:val="Compact"/>
             </w:pPr>
-            <w:hyperlink r:id="rId178">
+            <w:hyperlink r:id="rId176">
               <w:r>
                 <w:rPr>
                   <w:rStyle w:val="Hyperlink"/>
@@ -33561,7 +33669,7 @@
             <w:pPr>
               <w:pStyle w:val="Compact"/>
             </w:pPr>
-            <w:hyperlink r:id="rId295">
+            <w:hyperlink r:id="rId293">
               <w:r>
                 <w:rPr>
                   <w:rStyle w:val="Hyperlink"/>
@@ -33573,10 +33681,10 @@
         </w:tc>
       </w:tr>
     </w:tbl>
-    <w:bookmarkEnd w:id="357"/>
-    <w:bookmarkEnd w:id="358"/>
-    <w:bookmarkStart w:id="360" w:name="idProducto"/>
-    <w:bookmarkStart w:id="359" w:name="id-producto-dp"/>
+    <w:bookmarkEnd w:id="355"/>
+    <w:bookmarkEnd w:id="356"/>
+    <w:bookmarkStart w:id="358" w:name="idProducto"/>
+    <w:bookmarkStart w:id="357" w:name="id-producto-dp"/>
     <w:p>
       <w:pPr>
         <w:pStyle w:val="Heading3"/>
@@ -33667,7 +33775,7 @@
             <w:pPr>
               <w:pStyle w:val="Compact"/>
             </w:pPr>
-            <w:hyperlink r:id="rId177">
+            <w:hyperlink r:id="rId175">
               <w:r>
                 <w:rPr>
                   <w:rStyle w:val="Hyperlink"/>
@@ -33716,7 +33824,7 @@
             <w:pPr>
               <w:pStyle w:val="Compact"/>
             </w:pPr>
-            <w:hyperlink r:id="rId178">
+            <w:hyperlink r:id="rId176">
               <w:r>
                 <w:rPr>
                   <w:rStyle w:val="Hyperlink"/>
@@ -33732,7 +33840,7 @@
             <w:pPr>
               <w:pStyle w:val="Compact"/>
             </w:pPr>
-            <w:hyperlink r:id="rId295">
+            <w:hyperlink r:id="rId293">
               <w:r>
                 <w:rPr>
                   <w:rStyle w:val="Hyperlink"/>
@@ -33744,10 +33852,10 @@
         </w:tc>
       </w:tr>
     </w:tbl>
-    <w:bookmarkEnd w:id="359"/>
-    <w:bookmarkEnd w:id="360"/>
-    <w:bookmarkStart w:id="362" w:name="idRecomendacion"/>
-    <w:bookmarkStart w:id="361" w:name="id-recomendacion-dp"/>
+    <w:bookmarkEnd w:id="357"/>
+    <w:bookmarkEnd w:id="358"/>
+    <w:bookmarkStart w:id="360" w:name="idRecomendacion"/>
+    <w:bookmarkStart w:id="359" w:name="id-recomendacion-dp"/>
     <w:p>
       <w:pPr>
         <w:pStyle w:val="Heading3"/>
@@ -33838,7 +33946,7 @@
             <w:pPr>
               <w:pStyle w:val="Compact"/>
             </w:pPr>
-            <w:hyperlink r:id="rId223">
+            <w:hyperlink r:id="rId221">
               <w:r>
                 <w:rPr>
                   <w:rStyle w:val="Hyperlink"/>
@@ -33857,7 +33965,7 @@
             <w:r>
               <w:t xml:space="preserve"> </w:t>
             </w:r>
-            <w:hyperlink r:id="rId294">
+            <w:hyperlink r:id="rId292">
               <w:r>
                 <w:rPr>
                   <w:rStyle w:val="Hyperlink"/>
@@ -33887,7 +33995,7 @@
             <w:pPr>
               <w:pStyle w:val="Compact"/>
             </w:pPr>
-            <w:hyperlink r:id="rId177">
+            <w:hyperlink r:id="rId175">
               <w:r>
                 <w:rPr>
                   <w:rStyle w:val="Hyperlink"/>
@@ -33936,7 +34044,7 @@
             <w:pPr>
               <w:pStyle w:val="Compact"/>
             </w:pPr>
-            <w:hyperlink r:id="rId178">
+            <w:hyperlink r:id="rId176">
               <w:r>
                 <w:rPr>
                   <w:rStyle w:val="Hyperlink"/>
@@ -33952,7 +34060,7 @@
             <w:pPr>
               <w:pStyle w:val="Compact"/>
             </w:pPr>
-            <w:hyperlink r:id="rId295">
+            <w:hyperlink r:id="rId293">
               <w:r>
                 <w:rPr>
                   <w:rStyle w:val="Hyperlink"/>
@@ -33964,10 +34072,10 @@
         </w:tc>
       </w:tr>
     </w:tbl>
-    <w:bookmarkEnd w:id="361"/>
-    <w:bookmarkEnd w:id="362"/>
-    <w:bookmarkStart w:id="364" w:name="idVendedor"/>
-    <w:bookmarkStart w:id="363" w:name="id-vendedor-dp"/>
+    <w:bookmarkEnd w:id="359"/>
+    <w:bookmarkEnd w:id="360"/>
+    <w:bookmarkStart w:id="362" w:name="idVendedor"/>
+    <w:bookmarkStart w:id="361" w:name="id-vendedor-dp"/>
     <w:p>
       <w:pPr>
         <w:pStyle w:val="Heading3"/>
@@ -34058,7 +34166,7 @@
             <w:pPr>
               <w:pStyle w:val="Compact"/>
             </w:pPr>
-            <w:hyperlink r:id="rId223">
+            <w:hyperlink r:id="rId221">
               <w:r>
                 <w:rPr>
                   <w:rStyle w:val="Hyperlink"/>
@@ -34077,7 +34185,7 @@
             <w:r>
               <w:t xml:space="preserve"> </w:t>
             </w:r>
-            <w:hyperlink r:id="rId294">
+            <w:hyperlink r:id="rId292">
               <w:r>
                 <w:rPr>
                   <w:rStyle w:val="Hyperlink"/>
@@ -34107,7 +34215,7 @@
             <w:pPr>
               <w:pStyle w:val="Compact"/>
             </w:pPr>
-            <w:hyperlink r:id="rId177">
+            <w:hyperlink r:id="rId175">
               <w:r>
                 <w:rPr>
                   <w:rStyle w:val="Hyperlink"/>
@@ -34156,7 +34264,7 @@
             <w:pPr>
               <w:pStyle w:val="Compact"/>
             </w:pPr>
-            <w:hyperlink r:id="rId178">
+            <w:hyperlink r:id="rId176">
               <w:r>
                 <w:rPr>
                   <w:rStyle w:val="Hyperlink"/>
@@ -34172,7 +34280,7 @@
             <w:pPr>
               <w:pStyle w:val="Compact"/>
             </w:pPr>
-            <w:hyperlink r:id="rId295">
+            <w:hyperlink r:id="rId293">
               <w:r>
                 <w:rPr>
                   <w:rStyle w:val="Hyperlink"/>
@@ -34184,10 +34292,10 @@
         </w:tc>
       </w:tr>
     </w:tbl>
-    <w:bookmarkEnd w:id="363"/>
-    <w:bookmarkEnd w:id="364"/>
-    <w:bookmarkStart w:id="367" w:name="importeCobro"/>
-    <w:bookmarkStart w:id="366" w:name="importe-cobro-dp"/>
+    <w:bookmarkEnd w:id="361"/>
+    <w:bookmarkEnd w:id="362"/>
+    <w:bookmarkStart w:id="365" w:name="importeCobro"/>
+    <w:bookmarkStart w:id="364" w:name="importe-cobro-dp"/>
     <w:p>
       <w:pPr>
         <w:pStyle w:val="Heading3"/>
@@ -34278,7 +34386,7 @@
             <w:pPr>
               <w:pStyle w:val="Compact"/>
             </w:pPr>
-            <w:hyperlink r:id="rId223">
+            <w:hyperlink r:id="rId221">
               <w:r>
                 <w:rPr>
                   <w:rStyle w:val="Hyperlink"/>
@@ -34297,7 +34405,7 @@
             <w:r>
               <w:t xml:space="preserve"> </w:t>
             </w:r>
-            <w:hyperlink r:id="rId294">
+            <w:hyperlink r:id="rId292">
               <w:r>
                 <w:rPr>
                   <w:rStyle w:val="Hyperlink"/>
@@ -34327,7 +34435,7 @@
             <w:pPr>
               <w:pStyle w:val="Compact"/>
             </w:pPr>
-            <w:hyperlink r:id="rId177">
+            <w:hyperlink r:id="rId175">
               <w:r>
                 <w:rPr>
                   <w:rStyle w:val="Hyperlink"/>
@@ -34376,7 +34484,7 @@
             <w:pPr>
               <w:pStyle w:val="Compact"/>
             </w:pPr>
-            <w:hyperlink r:id="rId178">
+            <w:hyperlink r:id="rId176">
               <w:r>
                 <w:rPr>
                   <w:rStyle w:val="Hyperlink"/>
@@ -34392,7 +34500,7 @@
             <w:pPr>
               <w:pStyle w:val="Compact"/>
             </w:pPr>
-            <w:hyperlink r:id="rId365">
+            <w:hyperlink r:id="rId363">
               <w:r>
                 <w:rPr>
                   <w:rStyle w:val="Hyperlink"/>
@@ -34404,10 +34512,10 @@
         </w:tc>
       </w:tr>
     </w:tbl>
-    <w:bookmarkEnd w:id="366"/>
-    <w:bookmarkEnd w:id="367"/>
-    <w:bookmarkStart w:id="369" w:name="importeFactura"/>
-    <w:bookmarkStart w:id="368" w:name="importe-factura-dp"/>
+    <w:bookmarkEnd w:id="364"/>
+    <w:bookmarkEnd w:id="365"/>
+    <w:bookmarkStart w:id="367" w:name="importeFactura"/>
+    <w:bookmarkStart w:id="366" w:name="importe-factura-dp"/>
     <w:p>
       <w:pPr>
         <w:pStyle w:val="Heading3"/>
@@ -34498,7 +34606,7 @@
             <w:pPr>
               <w:pStyle w:val="Compact"/>
             </w:pPr>
-            <w:hyperlink r:id="rId223">
+            <w:hyperlink r:id="rId221">
               <w:r>
                 <w:rPr>
                   <w:rStyle w:val="Hyperlink"/>
@@ -34517,7 +34625,7 @@
             <w:r>
               <w:t xml:space="preserve"> </w:t>
             </w:r>
-            <w:hyperlink r:id="rId294">
+            <w:hyperlink r:id="rId292">
               <w:r>
                 <w:rPr>
                   <w:rStyle w:val="Hyperlink"/>
@@ -34547,7 +34655,7 @@
             <w:pPr>
               <w:pStyle w:val="Compact"/>
             </w:pPr>
-            <w:hyperlink r:id="rId177">
+            <w:hyperlink r:id="rId175">
               <w:r>
                 <w:rPr>
                   <w:rStyle w:val="Hyperlink"/>
@@ -34596,7 +34704,7 @@
             <w:pPr>
               <w:pStyle w:val="Compact"/>
             </w:pPr>
-            <w:hyperlink r:id="rId178">
+            <w:hyperlink r:id="rId176">
               <w:r>
                 <w:rPr>
                   <w:rStyle w:val="Hyperlink"/>
@@ -34612,7 +34720,7 @@
             <w:pPr>
               <w:pStyle w:val="Compact"/>
             </w:pPr>
-            <w:hyperlink r:id="rId365">
+            <w:hyperlink r:id="rId363">
               <w:r>
                 <w:rPr>
                   <w:rStyle w:val="Hyperlink"/>
@@ -34624,10 +34732,10 @@
         </w:tc>
       </w:tr>
     </w:tbl>
-    <w:bookmarkEnd w:id="368"/>
-    <w:bookmarkEnd w:id="369"/>
-    <w:bookmarkStart w:id="371" w:name="importeOperacion"/>
-    <w:bookmarkStart w:id="370" w:name="importe-operacion-dp"/>
+    <w:bookmarkEnd w:id="366"/>
+    <w:bookmarkEnd w:id="367"/>
+    <w:bookmarkStart w:id="369" w:name="importeOperacion"/>
+    <w:bookmarkStart w:id="368" w:name="importe-operacion-dp"/>
     <w:p>
       <w:pPr>
         <w:pStyle w:val="Heading3"/>
@@ -34718,7 +34826,7 @@
             <w:pPr>
               <w:pStyle w:val="Compact"/>
             </w:pPr>
-            <w:hyperlink r:id="rId223">
+            <w:hyperlink r:id="rId221">
               <w:r>
                 <w:rPr>
                   <w:rStyle w:val="Hyperlink"/>
@@ -34737,7 +34845,7 @@
             <w:r>
               <w:t xml:space="preserve"> </w:t>
             </w:r>
-            <w:hyperlink r:id="rId294">
+            <w:hyperlink r:id="rId292">
               <w:r>
                 <w:rPr>
                   <w:rStyle w:val="Hyperlink"/>
@@ -34767,7 +34875,7 @@
             <w:pPr>
               <w:pStyle w:val="Compact"/>
             </w:pPr>
-            <w:hyperlink r:id="rId177">
+            <w:hyperlink r:id="rId175">
               <w:r>
                 <w:rPr>
                   <w:rStyle w:val="Hyperlink"/>
@@ -34816,7 +34924,7 @@
             <w:pPr>
               <w:pStyle w:val="Compact"/>
             </w:pPr>
-            <w:hyperlink r:id="rId178">
+            <w:hyperlink r:id="rId176">
               <w:r>
                 <w:rPr>
                   <w:rStyle w:val="Hyperlink"/>
@@ -34832,7 +34940,7 @@
             <w:pPr>
               <w:pStyle w:val="Compact"/>
             </w:pPr>
-            <w:hyperlink r:id="rId365">
+            <w:hyperlink r:id="rId363">
               <w:r>
                 <w:rPr>
                   <w:rStyle w:val="Hyperlink"/>
@@ -34844,10 +34952,10 @@
         </w:tc>
       </w:tr>
     </w:tbl>
-    <w:bookmarkEnd w:id="370"/>
-    <w:bookmarkEnd w:id="371"/>
-    <w:bookmarkStart w:id="373" w:name="importeTotalPedido"/>
-    <w:bookmarkStart w:id="372" w:name="importe-total-pedido-dp"/>
+    <w:bookmarkEnd w:id="368"/>
+    <w:bookmarkEnd w:id="369"/>
+    <w:bookmarkStart w:id="371" w:name="importeTotalPedido"/>
+    <w:bookmarkStart w:id="370" w:name="importe-total-pedido-dp"/>
     <w:p>
       <w:pPr>
         <w:pStyle w:val="Heading3"/>
@@ -34938,7 +35046,7 @@
             <w:pPr>
               <w:pStyle w:val="Compact"/>
             </w:pPr>
-            <w:hyperlink r:id="rId223">
+            <w:hyperlink r:id="rId221">
               <w:r>
                 <w:rPr>
                   <w:rStyle w:val="Hyperlink"/>
@@ -34957,7 +35065,7 @@
             <w:r>
               <w:t xml:space="preserve"> </w:t>
             </w:r>
-            <w:hyperlink r:id="rId294">
+            <w:hyperlink r:id="rId292">
               <w:r>
                 <w:rPr>
                   <w:rStyle w:val="Hyperlink"/>
@@ -34987,7 +35095,7 @@
             <w:pPr>
               <w:pStyle w:val="Compact"/>
             </w:pPr>
-            <w:hyperlink r:id="rId177">
+            <w:hyperlink r:id="rId175">
               <w:r>
                 <w:rPr>
                   <w:rStyle w:val="Hyperlink"/>
@@ -35036,7 +35144,7 @@
             <w:pPr>
               <w:pStyle w:val="Compact"/>
             </w:pPr>
-            <w:hyperlink r:id="rId178">
+            <w:hyperlink r:id="rId176">
               <w:r>
                 <w:rPr>
                   <w:rStyle w:val="Hyperlink"/>
@@ -35052,7 +35160,7 @@
             <w:pPr>
               <w:pStyle w:val="Compact"/>
             </w:pPr>
-            <w:hyperlink r:id="rId365">
+            <w:hyperlink r:id="rId363">
               <w:r>
                 <w:rPr>
                   <w:rStyle w:val="Hyperlink"/>
@@ -35064,10 +35172,10 @@
         </w:tc>
       </w:tr>
     </w:tbl>
-    <w:bookmarkEnd w:id="372"/>
-    <w:bookmarkEnd w:id="373"/>
-    <w:bookmarkStart w:id="375" w:name="instruccionesDevolucion"/>
-    <w:bookmarkStart w:id="374" w:name="instrucciones-devolucion-dp"/>
+    <w:bookmarkEnd w:id="370"/>
+    <w:bookmarkEnd w:id="371"/>
+    <w:bookmarkStart w:id="373" w:name="instruccionesDevolucion"/>
+    <w:bookmarkStart w:id="372" w:name="instrucciones-devolucion-dp"/>
     <w:p>
       <w:pPr>
         <w:pStyle w:val="Heading3"/>
@@ -35158,7 +35266,7 @@
             <w:pPr>
               <w:pStyle w:val="Compact"/>
             </w:pPr>
-            <w:hyperlink r:id="rId223">
+            <w:hyperlink r:id="rId221">
               <w:r>
                 <w:rPr>
                   <w:rStyle w:val="Hyperlink"/>
@@ -35177,7 +35285,7 @@
             <w:r>
               <w:t xml:space="preserve"> </w:t>
             </w:r>
-            <w:hyperlink r:id="rId294">
+            <w:hyperlink r:id="rId292">
               <w:r>
                 <w:rPr>
                   <w:rStyle w:val="Hyperlink"/>
@@ -35207,7 +35315,7 @@
             <w:pPr>
               <w:pStyle w:val="Compact"/>
             </w:pPr>
-            <w:hyperlink r:id="rId177">
+            <w:hyperlink r:id="rId175">
               <w:r>
                 <w:rPr>
                   <w:rStyle w:val="Hyperlink"/>
@@ -35256,7 +35364,7 @@
             <w:pPr>
               <w:pStyle w:val="Compact"/>
             </w:pPr>
-            <w:hyperlink r:id="rId178">
+            <w:hyperlink r:id="rId176">
               <w:r>
                 <w:rPr>
                   <w:rStyle w:val="Hyperlink"/>
@@ -35272,7 +35380,7 @@
             <w:pPr>
               <w:pStyle w:val="Compact"/>
             </w:pPr>
-            <w:hyperlink r:id="rId295">
+            <w:hyperlink r:id="rId293">
               <w:r>
                 <w:rPr>
                   <w:rStyle w:val="Hyperlink"/>
@@ -35284,10 +35392,10 @@
         </w:tc>
       </w:tr>
     </w:tbl>
-    <w:bookmarkEnd w:id="374"/>
-    <w:bookmarkEnd w:id="375"/>
-    <w:bookmarkStart w:id="377" w:name="marcaProducto"/>
-    <w:bookmarkStart w:id="376" w:name="marca-producto-dp"/>
+    <w:bookmarkEnd w:id="372"/>
+    <w:bookmarkEnd w:id="373"/>
+    <w:bookmarkStart w:id="375" w:name="marcaProducto"/>
+    <w:bookmarkStart w:id="374" w:name="marca-producto-dp"/>
     <w:p>
       <w:pPr>
         <w:pStyle w:val="Heading3"/>
@@ -35378,7 +35486,7 @@
             <w:pPr>
               <w:pStyle w:val="Compact"/>
             </w:pPr>
-            <w:hyperlink r:id="rId223">
+            <w:hyperlink r:id="rId221">
               <w:r>
                 <w:rPr>
                   <w:rStyle w:val="Hyperlink"/>
@@ -35397,7 +35505,7 @@
             <w:r>
               <w:t xml:space="preserve"> </w:t>
             </w:r>
-            <w:hyperlink r:id="rId294">
+            <w:hyperlink r:id="rId292">
               <w:r>
                 <w:rPr>
                   <w:rStyle w:val="Hyperlink"/>
@@ -35427,7 +35535,7 @@
             <w:pPr>
               <w:pStyle w:val="Compact"/>
             </w:pPr>
-            <w:hyperlink r:id="rId177">
+            <w:hyperlink r:id="rId175">
               <w:r>
                 <w:rPr>
                   <w:rStyle w:val="Hyperlink"/>
@@ -35476,7 +35584,7 @@
             <w:pPr>
               <w:pStyle w:val="Compact"/>
             </w:pPr>
-            <w:hyperlink r:id="rId178">
+            <w:hyperlink r:id="rId176">
               <w:r>
                 <w:rPr>
                   <w:rStyle w:val="Hyperlink"/>
@@ -35492,7 +35600,7 @@
             <w:pPr>
               <w:pStyle w:val="Compact"/>
             </w:pPr>
-            <w:hyperlink r:id="rId295">
+            <w:hyperlink r:id="rId293">
               <w:r>
                 <w:rPr>
                   <w:rStyle w:val="Hyperlink"/>
@@ -35504,10 +35612,10 @@
         </w:tc>
       </w:tr>
     </w:tbl>
-    <w:bookmarkEnd w:id="376"/>
-    <w:bookmarkEnd w:id="377"/>
-    <w:bookmarkStart w:id="379" w:name="motivoDevolucion"/>
-    <w:bookmarkStart w:id="378" w:name="motivo-devolucion-dp"/>
+    <w:bookmarkEnd w:id="374"/>
+    <w:bookmarkEnd w:id="375"/>
+    <w:bookmarkStart w:id="377" w:name="motivoDevolucion"/>
+    <w:bookmarkStart w:id="376" w:name="motivo-devolucion-dp"/>
     <w:p>
       <w:pPr>
         <w:pStyle w:val="Heading3"/>
@@ -35598,7 +35706,7 @@
             <w:pPr>
               <w:pStyle w:val="Compact"/>
             </w:pPr>
-            <w:hyperlink r:id="rId223">
+            <w:hyperlink r:id="rId221">
               <w:r>
                 <w:rPr>
                   <w:rStyle w:val="Hyperlink"/>
@@ -35617,7 +35725,7 @@
             <w:r>
               <w:t xml:space="preserve"> </w:t>
             </w:r>
-            <w:hyperlink r:id="rId294">
+            <w:hyperlink r:id="rId292">
               <w:r>
                 <w:rPr>
                   <w:rStyle w:val="Hyperlink"/>
@@ -35647,7 +35755,7 @@
             <w:pPr>
               <w:pStyle w:val="Compact"/>
             </w:pPr>
-            <w:hyperlink r:id="rId177">
+            <w:hyperlink r:id="rId175">
               <w:r>
                 <w:rPr>
                   <w:rStyle w:val="Hyperlink"/>
@@ -35696,7 +35804,7 @@
             <w:pPr>
               <w:pStyle w:val="Compact"/>
             </w:pPr>
-            <w:hyperlink r:id="rId178">
+            <w:hyperlink r:id="rId176">
               <w:r>
                 <w:rPr>
                   <w:rStyle w:val="Hyperlink"/>
@@ -35712,7 +35820,7 @@
             <w:pPr>
               <w:pStyle w:val="Compact"/>
             </w:pPr>
-            <w:hyperlink r:id="rId295">
+            <w:hyperlink r:id="rId293">
               <w:r>
                 <w:rPr>
                   <w:rStyle w:val="Hyperlink"/>
@@ -35724,10 +35832,10 @@
         </w:tc>
       </w:tr>
     </w:tbl>
-    <w:bookmarkEnd w:id="378"/>
-    <w:bookmarkEnd w:id="379"/>
-    <w:bookmarkStart w:id="381" w:name="motivoRecomendacion"/>
-    <w:bookmarkStart w:id="380" w:name="motivo-recomendacion-dp"/>
+    <w:bookmarkEnd w:id="376"/>
+    <w:bookmarkEnd w:id="377"/>
+    <w:bookmarkStart w:id="379" w:name="motivoRecomendacion"/>
+    <w:bookmarkStart w:id="378" w:name="motivo-recomendacion-dp"/>
     <w:p>
       <w:pPr>
         <w:pStyle w:val="Heading3"/>
@@ -35818,7 +35926,7 @@
             <w:pPr>
               <w:pStyle w:val="Compact"/>
             </w:pPr>
-            <w:hyperlink r:id="rId223">
+            <w:hyperlink r:id="rId221">
               <w:r>
                 <w:rPr>
                   <w:rStyle w:val="Hyperlink"/>
@@ -35837,7 +35945,7 @@
             <w:r>
               <w:t xml:space="preserve"> </w:t>
             </w:r>
-            <w:hyperlink r:id="rId294">
+            <w:hyperlink r:id="rId292">
               <w:r>
                 <w:rPr>
                   <w:rStyle w:val="Hyperlink"/>
@@ -35867,7 +35975,7 @@
             <w:pPr>
               <w:pStyle w:val="Compact"/>
             </w:pPr>
-            <w:hyperlink r:id="rId177">
+            <w:hyperlink r:id="rId175">
               <w:r>
                 <w:rPr>
                   <w:rStyle w:val="Hyperlink"/>
@@ -35916,7 +36024,7 @@
             <w:pPr>
               <w:pStyle w:val="Compact"/>
             </w:pPr>
-            <w:hyperlink r:id="rId178">
+            <w:hyperlink r:id="rId176">
               <w:r>
                 <w:rPr>
                   <w:rStyle w:val="Hyperlink"/>
@@ -35932,7 +36040,7 @@
             <w:pPr>
               <w:pStyle w:val="Compact"/>
             </w:pPr>
-            <w:hyperlink r:id="rId295">
+            <w:hyperlink r:id="rId293">
               <w:r>
                 <w:rPr>
                   <w:rStyle w:val="Hyperlink"/>
@@ -35944,10 +36052,10 @@
         </w:tc>
       </w:tr>
     </w:tbl>
-    <w:bookmarkEnd w:id="380"/>
-    <w:bookmarkEnd w:id="381"/>
-    <w:bookmarkStart w:id="383" w:name="nombreCentroLogistico"/>
-    <w:bookmarkStart w:id="382" w:name="nombre-centro-logistico-dp"/>
+    <w:bookmarkEnd w:id="378"/>
+    <w:bookmarkEnd w:id="379"/>
+    <w:bookmarkStart w:id="381" w:name="nombreCentroLogistico"/>
+    <w:bookmarkStart w:id="380" w:name="nombre-centro-logistico-dp"/>
     <w:p>
       <w:pPr>
         <w:pStyle w:val="Heading3"/>
@@ -36038,7 +36146,7 @@
             <w:pPr>
               <w:pStyle w:val="Compact"/>
             </w:pPr>
-            <w:hyperlink r:id="rId223">
+            <w:hyperlink r:id="rId221">
               <w:r>
                 <w:rPr>
                   <w:rStyle w:val="Hyperlink"/>
@@ -36057,7 +36165,7 @@
             <w:r>
               <w:t xml:space="preserve"> </w:t>
             </w:r>
-            <w:hyperlink r:id="rId294">
+            <w:hyperlink r:id="rId292">
               <w:r>
                 <w:rPr>
                   <w:rStyle w:val="Hyperlink"/>
@@ -36087,7 +36195,7 @@
             <w:pPr>
               <w:pStyle w:val="Compact"/>
             </w:pPr>
-            <w:hyperlink r:id="rId177">
+            <w:hyperlink r:id="rId175">
               <w:r>
                 <w:rPr>
                   <w:rStyle w:val="Hyperlink"/>
@@ -36136,7 +36244,7 @@
             <w:pPr>
               <w:pStyle w:val="Compact"/>
             </w:pPr>
-            <w:hyperlink r:id="rId178">
+            <w:hyperlink r:id="rId176">
               <w:r>
                 <w:rPr>
                   <w:rStyle w:val="Hyperlink"/>
@@ -36152,7 +36260,7 @@
             <w:pPr>
               <w:pStyle w:val="Compact"/>
             </w:pPr>
-            <w:hyperlink r:id="rId295">
+            <w:hyperlink r:id="rId293">
               <w:r>
                 <w:rPr>
                   <w:rStyle w:val="Hyperlink"/>
@@ -36164,10 +36272,10 @@
         </w:tc>
       </w:tr>
     </w:tbl>
-    <w:bookmarkEnd w:id="382"/>
-    <w:bookmarkEnd w:id="383"/>
-    <w:bookmarkStart w:id="385" w:name="nombreEmpresaTransportista"/>
-    <w:bookmarkStart w:id="384" w:name="nombre-empresa-transportista-dp"/>
+    <w:bookmarkEnd w:id="380"/>
+    <w:bookmarkEnd w:id="381"/>
+    <w:bookmarkStart w:id="383" w:name="nombreEmpresaTransportista"/>
+    <w:bookmarkStart w:id="382" w:name="nombre-empresa-transportista-dp"/>
     <w:p>
       <w:pPr>
         <w:pStyle w:val="Heading3"/>
@@ -36229,7 +36337,7 @@
             <w:pPr>
               <w:pStyle w:val="Compact"/>
             </w:pPr>
-            <w:hyperlink r:id="rId223">
+            <w:hyperlink r:id="rId221">
               <w:r>
                 <w:rPr>
                   <w:rStyle w:val="Hyperlink"/>
@@ -36248,7 +36356,7 @@
             <w:r>
               <w:t xml:space="preserve"> </w:t>
             </w:r>
-            <w:hyperlink r:id="rId294">
+            <w:hyperlink r:id="rId292">
               <w:r>
                 <w:rPr>
                   <w:rStyle w:val="Hyperlink"/>
@@ -36278,7 +36386,7 @@
             <w:pPr>
               <w:pStyle w:val="Compact"/>
             </w:pPr>
-            <w:hyperlink r:id="rId177">
+            <w:hyperlink r:id="rId175">
               <w:r>
                 <w:rPr>
                   <w:rStyle w:val="Hyperlink"/>
@@ -36327,7 +36435,7 @@
             <w:pPr>
               <w:pStyle w:val="Compact"/>
             </w:pPr>
-            <w:hyperlink r:id="rId178">
+            <w:hyperlink r:id="rId176">
               <w:r>
                 <w:rPr>
                   <w:rStyle w:val="Hyperlink"/>
@@ -36343,7 +36451,7 @@
             <w:pPr>
               <w:pStyle w:val="Compact"/>
             </w:pPr>
-            <w:hyperlink r:id="rId295">
+            <w:hyperlink r:id="rId293">
               <w:r>
                 <w:rPr>
                   <w:rStyle w:val="Hyperlink"/>
@@ -36355,10 +36463,10 @@
         </w:tc>
       </w:tr>
     </w:tbl>
-    <w:bookmarkEnd w:id="384"/>
-    <w:bookmarkEnd w:id="385"/>
-    <w:bookmarkStart w:id="387" w:name="nombreProducto"/>
-    <w:bookmarkStart w:id="386" w:name="nombre-producto-dp"/>
+    <w:bookmarkEnd w:id="382"/>
+    <w:bookmarkEnd w:id="383"/>
+    <w:bookmarkStart w:id="385" w:name="nombreProducto"/>
+    <w:bookmarkStart w:id="384" w:name="nombre-producto-dp"/>
     <w:p>
       <w:pPr>
         <w:pStyle w:val="Heading3"/>
@@ -36449,7 +36557,7 @@
             <w:pPr>
               <w:pStyle w:val="Compact"/>
             </w:pPr>
-            <w:hyperlink r:id="rId223">
+            <w:hyperlink r:id="rId221">
               <w:r>
                 <w:rPr>
                   <w:rStyle w:val="Hyperlink"/>
@@ -36468,7 +36576,7 @@
             <w:r>
               <w:t xml:space="preserve"> </w:t>
             </w:r>
-            <w:hyperlink r:id="rId294">
+            <w:hyperlink r:id="rId292">
               <w:r>
                 <w:rPr>
                   <w:rStyle w:val="Hyperlink"/>
@@ -36498,7 +36606,7 @@
             <w:pPr>
               <w:pStyle w:val="Compact"/>
             </w:pPr>
-            <w:hyperlink r:id="rId177">
+            <w:hyperlink r:id="rId175">
               <w:r>
                 <w:rPr>
                   <w:rStyle w:val="Hyperlink"/>
@@ -36547,7 +36655,7 @@
             <w:pPr>
               <w:pStyle w:val="Compact"/>
             </w:pPr>
-            <w:hyperlink r:id="rId178">
+            <w:hyperlink r:id="rId176">
               <w:r>
                 <w:rPr>
                   <w:rStyle w:val="Hyperlink"/>
@@ -36563,7 +36671,7 @@
             <w:pPr>
               <w:pStyle w:val="Compact"/>
             </w:pPr>
-            <w:hyperlink r:id="rId295">
+            <w:hyperlink r:id="rId293">
               <w:r>
                 <w:rPr>
                   <w:rStyle w:val="Hyperlink"/>
@@ -36575,10 +36683,10 @@
         </w:tc>
       </w:tr>
     </w:tbl>
-    <w:bookmarkEnd w:id="386"/>
-    <w:bookmarkEnd w:id="387"/>
-    <w:bookmarkStart w:id="389" w:name="nombreVendedor"/>
-    <w:bookmarkStart w:id="388" w:name="nombre-vendedor-dp"/>
+    <w:bookmarkEnd w:id="384"/>
+    <w:bookmarkEnd w:id="385"/>
+    <w:bookmarkStart w:id="387" w:name="nombreVendedor"/>
+    <w:bookmarkStart w:id="386" w:name="nombre-vendedor-dp"/>
     <w:p>
       <w:pPr>
         <w:pStyle w:val="Heading3"/>
@@ -36669,7 +36777,7 @@
             <w:pPr>
               <w:pStyle w:val="Compact"/>
             </w:pPr>
-            <w:hyperlink r:id="rId223">
+            <w:hyperlink r:id="rId221">
               <w:r>
                 <w:rPr>
                   <w:rStyle w:val="Hyperlink"/>
@@ -36688,7 +36796,7 @@
             <w:r>
               <w:t xml:space="preserve"> </w:t>
             </w:r>
-            <w:hyperlink r:id="rId294">
+            <w:hyperlink r:id="rId292">
               <w:r>
                 <w:rPr>
                   <w:rStyle w:val="Hyperlink"/>
@@ -36718,7 +36826,7 @@
             <w:pPr>
               <w:pStyle w:val="Compact"/>
             </w:pPr>
-            <w:hyperlink r:id="rId177">
+            <w:hyperlink r:id="rId175">
               <w:r>
                 <w:rPr>
                   <w:rStyle w:val="Hyperlink"/>
@@ -36767,7 +36875,7 @@
             <w:pPr>
               <w:pStyle w:val="Compact"/>
             </w:pPr>
-            <w:hyperlink r:id="rId178">
+            <w:hyperlink r:id="rId176">
               <w:r>
                 <w:rPr>
                   <w:rStyle w:val="Hyperlink"/>
@@ -36783,7 +36891,7 @@
             <w:pPr>
               <w:pStyle w:val="Compact"/>
             </w:pPr>
-            <w:hyperlink r:id="rId295">
+            <w:hyperlink r:id="rId293">
               <w:r>
                 <w:rPr>
                   <w:rStyle w:val="Hyperlink"/>
@@ -36795,10 +36903,10 @@
         </w:tc>
       </w:tr>
     </w:tbl>
-    <w:bookmarkEnd w:id="388"/>
-    <w:bookmarkEnd w:id="389"/>
-    <w:bookmarkStart w:id="391" w:name="pais"/>
-    <w:bookmarkStart w:id="390" w:name="pais-dp"/>
+    <w:bookmarkEnd w:id="386"/>
+    <w:bookmarkEnd w:id="387"/>
+    <w:bookmarkStart w:id="389" w:name="pais"/>
+    <w:bookmarkStart w:id="388" w:name="pais-dp"/>
     <w:p>
       <w:pPr>
         <w:pStyle w:val="Heading3"/>
@@ -36889,7 +36997,7 @@
             <w:pPr>
               <w:pStyle w:val="Compact"/>
             </w:pPr>
-            <w:hyperlink r:id="rId223">
+            <w:hyperlink r:id="rId221">
               <w:r>
                 <w:rPr>
                   <w:rStyle w:val="Hyperlink"/>
@@ -36908,7 +37016,7 @@
             <w:r>
               <w:t xml:space="preserve"> </w:t>
             </w:r>
-            <w:hyperlink r:id="rId294">
+            <w:hyperlink r:id="rId292">
               <w:r>
                 <w:rPr>
                   <w:rStyle w:val="Hyperlink"/>
@@ -36938,7 +37046,7 @@
             <w:pPr>
               <w:pStyle w:val="Compact"/>
             </w:pPr>
-            <w:hyperlink r:id="rId177">
+            <w:hyperlink r:id="rId175">
               <w:r>
                 <w:rPr>
                   <w:rStyle w:val="Hyperlink"/>
@@ -36987,7 +37095,7 @@
             <w:pPr>
               <w:pStyle w:val="Compact"/>
             </w:pPr>
-            <w:hyperlink r:id="rId178">
+            <w:hyperlink r:id="rId176">
               <w:r>
                 <w:rPr>
                   <w:rStyle w:val="Hyperlink"/>
@@ -37003,7 +37111,7 @@
             <w:pPr>
               <w:pStyle w:val="Compact"/>
             </w:pPr>
-            <w:hyperlink r:id="rId295">
+            <w:hyperlink r:id="rId293">
               <w:r>
                 <w:rPr>
                   <w:rStyle w:val="Hyperlink"/>
@@ -37015,10 +37123,10 @@
         </w:tc>
       </w:tr>
     </w:tbl>
-    <w:bookmarkEnd w:id="390"/>
-    <w:bookmarkEnd w:id="391"/>
-    <w:bookmarkStart w:id="393" w:name="pesoProducto"/>
-    <w:bookmarkStart w:id="392" w:name="peso-producto-dp"/>
+    <w:bookmarkEnd w:id="388"/>
+    <w:bookmarkEnd w:id="389"/>
+    <w:bookmarkStart w:id="391" w:name="pesoProducto"/>
+    <w:bookmarkStart w:id="390" w:name="peso-producto-dp"/>
     <w:p>
       <w:pPr>
         <w:pStyle w:val="Heading3"/>
@@ -37109,7 +37217,7 @@
             <w:pPr>
               <w:pStyle w:val="Compact"/>
             </w:pPr>
-            <w:hyperlink r:id="rId223">
+            <w:hyperlink r:id="rId221">
               <w:r>
                 <w:rPr>
                   <w:rStyle w:val="Hyperlink"/>
@@ -37128,7 +37236,7 @@
             <w:r>
               <w:t xml:space="preserve"> </w:t>
             </w:r>
-            <w:hyperlink r:id="rId294">
+            <w:hyperlink r:id="rId292">
               <w:r>
                 <w:rPr>
                   <w:rStyle w:val="Hyperlink"/>
@@ -37158,7 +37266,7 @@
             <w:pPr>
               <w:pStyle w:val="Compact"/>
             </w:pPr>
-            <w:hyperlink r:id="rId177">
+            <w:hyperlink r:id="rId175">
               <w:r>
                 <w:rPr>
                   <w:rStyle w:val="Hyperlink"/>
@@ -37207,7 +37315,7 @@
             <w:pPr>
               <w:pStyle w:val="Compact"/>
             </w:pPr>
-            <w:hyperlink r:id="rId178">
+            <w:hyperlink r:id="rId176">
               <w:r>
                 <w:rPr>
                   <w:rStyle w:val="Hyperlink"/>
@@ -37223,7 +37331,7 @@
             <w:pPr>
               <w:pStyle w:val="Compact"/>
             </w:pPr>
-            <w:hyperlink r:id="rId365">
+            <w:hyperlink r:id="rId363">
               <w:r>
                 <w:rPr>
                   <w:rStyle w:val="Hyperlink"/>
@@ -37235,10 +37343,10 @@
         </w:tc>
       </w:tr>
     </w:tbl>
-    <w:bookmarkEnd w:id="392"/>
-    <w:bookmarkEnd w:id="393"/>
-    <w:bookmarkStart w:id="395" w:name="pesoTotalLote"/>
-    <w:bookmarkStart w:id="394" w:name="peso-total-lote-dp"/>
+    <w:bookmarkEnd w:id="390"/>
+    <w:bookmarkEnd w:id="391"/>
+    <w:bookmarkStart w:id="393" w:name="pesoTotalLote"/>
+    <w:bookmarkStart w:id="392" w:name="peso-total-lote-dp"/>
     <w:p>
       <w:pPr>
         <w:pStyle w:val="Heading3"/>
@@ -37329,7 +37437,7 @@
             <w:pPr>
               <w:pStyle w:val="Compact"/>
             </w:pPr>
-            <w:hyperlink r:id="rId223">
+            <w:hyperlink r:id="rId221">
               <w:r>
                 <w:rPr>
                   <w:rStyle w:val="Hyperlink"/>
@@ -37348,7 +37456,7 @@
             <w:r>
               <w:t xml:space="preserve"> </w:t>
             </w:r>
-            <w:hyperlink r:id="rId294">
+            <w:hyperlink r:id="rId292">
               <w:r>
                 <w:rPr>
                   <w:rStyle w:val="Hyperlink"/>
@@ -37378,7 +37486,7 @@
             <w:pPr>
               <w:pStyle w:val="Compact"/>
             </w:pPr>
-            <w:hyperlink r:id="rId177">
+            <w:hyperlink r:id="rId175">
               <w:r>
                 <w:rPr>
                   <w:rStyle w:val="Hyperlink"/>
@@ -37427,7 +37535,7 @@
             <w:pPr>
               <w:pStyle w:val="Compact"/>
             </w:pPr>
-            <w:hyperlink r:id="rId178">
+            <w:hyperlink r:id="rId176">
               <w:r>
                 <w:rPr>
                   <w:rStyle w:val="Hyperlink"/>
@@ -37443,7 +37551,7 @@
             <w:pPr>
               <w:pStyle w:val="Compact"/>
             </w:pPr>
-            <w:hyperlink r:id="rId365">
+            <w:hyperlink r:id="rId363">
               <w:r>
                 <w:rPr>
                   <w:rStyle w:val="Hyperlink"/>
@@ -37455,10 +37563,10 @@
         </w:tc>
       </w:tr>
     </w:tbl>
-    <w:bookmarkEnd w:id="394"/>
-    <w:bookmarkEnd w:id="395"/>
-    <w:bookmarkStart w:id="397" w:name="plazoMaximoDias"/>
-    <w:bookmarkStart w:id="396" w:name="plazo-maximo-dias-dp"/>
+    <w:bookmarkEnd w:id="392"/>
+    <w:bookmarkEnd w:id="393"/>
+    <w:bookmarkStart w:id="395" w:name="plazoMaximoDias"/>
+    <w:bookmarkStart w:id="394" w:name="plazo-maximo-dias-dp"/>
     <w:p>
       <w:pPr>
         <w:pStyle w:val="Heading3"/>
@@ -37549,7 +37657,7 @@
             <w:pPr>
               <w:pStyle w:val="Compact"/>
             </w:pPr>
-            <w:hyperlink r:id="rId223">
+            <w:hyperlink r:id="rId221">
               <w:r>
                 <w:rPr>
                   <w:rStyle w:val="Hyperlink"/>
@@ -37568,7 +37676,7 @@
             <w:r>
               <w:t xml:space="preserve"> </w:t>
             </w:r>
-            <w:hyperlink r:id="rId294">
+            <w:hyperlink r:id="rId292">
               <w:r>
                 <w:rPr>
                   <w:rStyle w:val="Hyperlink"/>
@@ -37598,7 +37706,7 @@
             <w:pPr>
               <w:pStyle w:val="Compact"/>
             </w:pPr>
-            <w:hyperlink r:id="rId177">
+            <w:hyperlink r:id="rId175">
               <w:r>
                 <w:rPr>
                   <w:rStyle w:val="Hyperlink"/>
@@ -37647,7 +37755,7 @@
             <w:pPr>
               <w:pStyle w:val="Compact"/>
             </w:pPr>
-            <w:hyperlink r:id="rId178">
+            <w:hyperlink r:id="rId176">
               <w:r>
                 <w:rPr>
                   <w:rStyle w:val="Hyperlink"/>
@@ -37663,7 +37771,7 @@
             <w:pPr>
               <w:pStyle w:val="Compact"/>
             </w:pPr>
-            <w:hyperlink r:id="rId298">
+            <w:hyperlink r:id="rId296">
               <w:r>
                 <w:rPr>
                   <w:rStyle w:val="Hyperlink"/>
@@ -37675,10 +37783,10 @@
         </w:tc>
       </w:tr>
     </w:tbl>
-    <w:bookmarkEnd w:id="396"/>
-    <w:bookmarkEnd w:id="397"/>
-    <w:bookmarkStart w:id="399" w:name="precioMaximo"/>
-    <w:bookmarkStart w:id="398" w:name="precio-maximo-dp"/>
+    <w:bookmarkEnd w:id="394"/>
+    <w:bookmarkEnd w:id="395"/>
+    <w:bookmarkStart w:id="397" w:name="precioMaximo"/>
+    <w:bookmarkStart w:id="396" w:name="precio-maximo-dp"/>
     <w:p>
       <w:pPr>
         <w:pStyle w:val="Heading3"/>
@@ -37769,7 +37877,7 @@
             <w:pPr>
               <w:pStyle w:val="Compact"/>
             </w:pPr>
-            <w:hyperlink r:id="rId223">
+            <w:hyperlink r:id="rId221">
               <w:r>
                 <w:rPr>
                   <w:rStyle w:val="Hyperlink"/>
@@ -37788,7 +37896,7 @@
             <w:r>
               <w:t xml:space="preserve"> </w:t>
             </w:r>
-            <w:hyperlink r:id="rId294">
+            <w:hyperlink r:id="rId292">
               <w:r>
                 <w:rPr>
                   <w:rStyle w:val="Hyperlink"/>
@@ -37818,7 +37926,7 @@
             <w:pPr>
               <w:pStyle w:val="Compact"/>
             </w:pPr>
-            <w:hyperlink r:id="rId177">
+            <w:hyperlink r:id="rId175">
               <w:r>
                 <w:rPr>
                   <w:rStyle w:val="Hyperlink"/>
@@ -37867,7 +37975,7 @@
             <w:pPr>
               <w:pStyle w:val="Compact"/>
             </w:pPr>
-            <w:hyperlink r:id="rId178">
+            <w:hyperlink r:id="rId176">
               <w:r>
                 <w:rPr>
                   <w:rStyle w:val="Hyperlink"/>
@@ -37883,7 +37991,7 @@
             <w:pPr>
               <w:pStyle w:val="Compact"/>
             </w:pPr>
-            <w:hyperlink r:id="rId365">
+            <w:hyperlink r:id="rId363">
               <w:r>
                 <w:rPr>
                   <w:rStyle w:val="Hyperlink"/>
@@ -37895,10 +38003,10 @@
         </w:tc>
       </w:tr>
     </w:tbl>
-    <w:bookmarkEnd w:id="398"/>
-    <w:bookmarkEnd w:id="399"/>
-    <w:bookmarkStart w:id="401" w:name="precioMinimo"/>
-    <w:bookmarkStart w:id="400" w:name="precio-minimo-dp"/>
+    <w:bookmarkEnd w:id="396"/>
+    <w:bookmarkEnd w:id="397"/>
+    <w:bookmarkStart w:id="399" w:name="precioMinimo"/>
+    <w:bookmarkStart w:id="398" w:name="precio-minimo-dp"/>
     <w:p>
       <w:pPr>
         <w:pStyle w:val="Heading3"/>
@@ -37989,7 +38097,7 @@
             <w:pPr>
               <w:pStyle w:val="Compact"/>
             </w:pPr>
-            <w:hyperlink r:id="rId223">
+            <w:hyperlink r:id="rId221">
               <w:r>
                 <w:rPr>
                   <w:rStyle w:val="Hyperlink"/>
@@ -38008,7 +38116,7 @@
             <w:r>
               <w:t xml:space="preserve"> </w:t>
             </w:r>
-            <w:hyperlink r:id="rId294">
+            <w:hyperlink r:id="rId292">
               <w:r>
                 <w:rPr>
                   <w:rStyle w:val="Hyperlink"/>
@@ -38038,7 +38146,7 @@
             <w:pPr>
               <w:pStyle w:val="Compact"/>
             </w:pPr>
-            <w:hyperlink r:id="rId177">
+            <w:hyperlink r:id="rId175">
               <w:r>
                 <w:rPr>
                   <w:rStyle w:val="Hyperlink"/>
@@ -38087,7 +38195,7 @@
             <w:pPr>
               <w:pStyle w:val="Compact"/>
             </w:pPr>
-            <w:hyperlink r:id="rId178">
+            <w:hyperlink r:id="rId176">
               <w:r>
                 <w:rPr>
                   <w:rStyle w:val="Hyperlink"/>
@@ -38103,7 +38211,7 @@
             <w:pPr>
               <w:pStyle w:val="Compact"/>
             </w:pPr>
-            <w:hyperlink r:id="rId365">
+            <w:hyperlink r:id="rId363">
               <w:r>
                 <w:rPr>
                   <w:rStyle w:val="Hyperlink"/>
@@ -38115,10 +38223,10 @@
         </w:tc>
       </w:tr>
     </w:tbl>
-    <w:bookmarkEnd w:id="400"/>
-    <w:bookmarkEnd w:id="401"/>
-    <w:bookmarkStart w:id="403" w:name="precioOferta"/>
-    <w:bookmarkStart w:id="402" w:name="precio-oferta-dp"/>
+    <w:bookmarkEnd w:id="398"/>
+    <w:bookmarkEnd w:id="399"/>
+    <w:bookmarkStart w:id="401" w:name="precioOferta"/>
+    <w:bookmarkStart w:id="400" w:name="precio-oferta-dp"/>
     <w:p>
       <w:pPr>
         <w:pStyle w:val="Heading3"/>
@@ -38209,7 +38317,7 @@
             <w:pPr>
               <w:pStyle w:val="Compact"/>
             </w:pPr>
-            <w:hyperlink r:id="rId223">
+            <w:hyperlink r:id="rId221">
               <w:r>
                 <w:rPr>
                   <w:rStyle w:val="Hyperlink"/>
@@ -38228,7 +38336,7 @@
             <w:r>
               <w:t xml:space="preserve"> </w:t>
             </w:r>
-            <w:hyperlink r:id="rId294">
+            <w:hyperlink r:id="rId292">
               <w:r>
                 <w:rPr>
                   <w:rStyle w:val="Hyperlink"/>
@@ -38258,7 +38366,7 @@
             <w:pPr>
               <w:pStyle w:val="Compact"/>
             </w:pPr>
-            <w:hyperlink r:id="rId177">
+            <w:hyperlink r:id="rId175">
               <w:r>
                 <w:rPr>
                   <w:rStyle w:val="Hyperlink"/>
@@ -38307,7 +38415,7 @@
             <w:pPr>
               <w:pStyle w:val="Compact"/>
             </w:pPr>
-            <w:hyperlink r:id="rId178">
+            <w:hyperlink r:id="rId176">
               <w:r>
                 <w:rPr>
                   <w:rStyle w:val="Hyperlink"/>
@@ -38323,7 +38431,7 @@
             <w:pPr>
               <w:pStyle w:val="Compact"/>
             </w:pPr>
-            <w:hyperlink r:id="rId365">
+            <w:hyperlink r:id="rId363">
               <w:r>
                 <w:rPr>
                   <w:rStyle w:val="Hyperlink"/>
@@ -38335,10 +38443,10 @@
         </w:tc>
       </w:tr>
     </w:tbl>
-    <w:bookmarkEnd w:id="402"/>
-    <w:bookmarkEnd w:id="403"/>
-    <w:bookmarkStart w:id="405" w:name="precioProducto"/>
-    <w:bookmarkStart w:id="404" w:name="precio-producto-dp"/>
+    <w:bookmarkEnd w:id="400"/>
+    <w:bookmarkEnd w:id="401"/>
+    <w:bookmarkStart w:id="403" w:name="precioProducto"/>
+    <w:bookmarkStart w:id="402" w:name="precio-producto-dp"/>
     <w:p>
       <w:pPr>
         <w:pStyle w:val="Heading3"/>
@@ -38429,7 +38537,7 @@
             <w:pPr>
               <w:pStyle w:val="Compact"/>
             </w:pPr>
-            <w:hyperlink r:id="rId223">
+            <w:hyperlink r:id="rId221">
               <w:r>
                 <w:rPr>
                   <w:rStyle w:val="Hyperlink"/>
@@ -38448,7 +38556,7 @@
             <w:r>
               <w:t xml:space="preserve"> </w:t>
             </w:r>
-            <w:hyperlink r:id="rId294">
+            <w:hyperlink r:id="rId292">
               <w:r>
                 <w:rPr>
                   <w:rStyle w:val="Hyperlink"/>
@@ -38478,7 +38586,7 @@
             <w:pPr>
               <w:pStyle w:val="Compact"/>
             </w:pPr>
-            <w:hyperlink r:id="rId177">
+            <w:hyperlink r:id="rId175">
               <w:r>
                 <w:rPr>
                   <w:rStyle w:val="Hyperlink"/>
@@ -38527,7 +38635,7 @@
             <w:pPr>
               <w:pStyle w:val="Compact"/>
             </w:pPr>
-            <w:hyperlink r:id="rId178">
+            <w:hyperlink r:id="rId176">
               <w:r>
                 <w:rPr>
                   <w:rStyle w:val="Hyperlink"/>
@@ -38543,7 +38651,7 @@
             <w:pPr>
               <w:pStyle w:val="Compact"/>
             </w:pPr>
-            <w:hyperlink r:id="rId365">
+            <w:hyperlink r:id="rId363">
               <w:r>
                 <w:rPr>
                   <w:rStyle w:val="Hyperlink"/>
@@ -38555,10 +38663,10 @@
         </w:tc>
       </w:tr>
     </w:tbl>
-    <w:bookmarkEnd w:id="404"/>
-    <w:bookmarkEnd w:id="405"/>
-    <w:bookmarkStart w:id="407" w:name="precioUnitario"/>
-    <w:bookmarkStart w:id="406" w:name="precio-unitario-dp"/>
+    <w:bookmarkEnd w:id="402"/>
+    <w:bookmarkEnd w:id="403"/>
+    <w:bookmarkStart w:id="405" w:name="precioUnitario"/>
+    <w:bookmarkStart w:id="404" w:name="precio-unitario-dp"/>
     <w:p>
       <w:pPr>
         <w:pStyle w:val="Heading3"/>
@@ -38649,7 +38757,7 @@
             <w:pPr>
               <w:pStyle w:val="Compact"/>
             </w:pPr>
-            <w:hyperlink r:id="rId223">
+            <w:hyperlink r:id="rId221">
               <w:r>
                 <w:rPr>
                   <w:rStyle w:val="Hyperlink"/>
@@ -38668,7 +38776,7 @@
             <w:r>
               <w:t xml:space="preserve"> </w:t>
             </w:r>
-            <w:hyperlink r:id="rId294">
+            <w:hyperlink r:id="rId292">
               <w:r>
                 <w:rPr>
                   <w:rStyle w:val="Hyperlink"/>
@@ -38698,7 +38806,7 @@
             <w:pPr>
               <w:pStyle w:val="Compact"/>
             </w:pPr>
-            <w:hyperlink r:id="rId177">
+            <w:hyperlink r:id="rId175">
               <w:r>
                 <w:rPr>
                   <w:rStyle w:val="Hyperlink"/>
@@ -38747,7 +38855,7 @@
             <w:pPr>
               <w:pStyle w:val="Compact"/>
             </w:pPr>
-            <w:hyperlink r:id="rId178">
+            <w:hyperlink r:id="rId176">
               <w:r>
                 <w:rPr>
                   <w:rStyle w:val="Hyperlink"/>
@@ -38763,7 +38871,7 @@
             <w:pPr>
               <w:pStyle w:val="Compact"/>
             </w:pPr>
-            <w:hyperlink r:id="rId365">
+            <w:hyperlink r:id="rId363">
               <w:r>
                 <w:rPr>
                   <w:rStyle w:val="Hyperlink"/>
@@ -38775,10 +38883,10 @@
         </w:tc>
       </w:tr>
     </w:tbl>
-    <w:bookmarkEnd w:id="406"/>
-    <w:bookmarkEnd w:id="407"/>
-    <w:bookmarkStart w:id="409" w:name="prioridadEntrega"/>
-    <w:bookmarkStart w:id="408" w:name="prioridad-entrega-dp"/>
+    <w:bookmarkEnd w:id="404"/>
+    <w:bookmarkEnd w:id="405"/>
+    <w:bookmarkStart w:id="407" w:name="prioridadEntrega"/>
+    <w:bookmarkStart w:id="406" w:name="prioridad-entrega-dp"/>
     <w:p>
       <w:pPr>
         <w:pStyle w:val="Heading3"/>
@@ -38869,7 +38977,7 @@
             <w:pPr>
               <w:pStyle w:val="Compact"/>
             </w:pPr>
-            <w:hyperlink r:id="rId223">
+            <w:hyperlink r:id="rId221">
               <w:r>
                 <w:rPr>
                   <w:rStyle w:val="Hyperlink"/>
@@ -38888,7 +38996,7 @@
             <w:r>
               <w:t xml:space="preserve"> </w:t>
             </w:r>
-            <w:hyperlink r:id="rId294">
+            <w:hyperlink r:id="rId292">
               <w:r>
                 <w:rPr>
                   <w:rStyle w:val="Hyperlink"/>
@@ -38918,7 +39026,7 @@
             <w:pPr>
               <w:pStyle w:val="Compact"/>
             </w:pPr>
-            <w:hyperlink r:id="rId177">
+            <w:hyperlink r:id="rId175">
               <w:r>
                 <w:rPr>
                   <w:rStyle w:val="Hyperlink"/>
@@ -38967,7 +39075,7 @@
             <w:pPr>
               <w:pStyle w:val="Compact"/>
             </w:pPr>
-            <w:hyperlink r:id="rId178">
+            <w:hyperlink r:id="rId176">
               <w:r>
                 <w:rPr>
                   <w:rStyle w:val="Hyperlink"/>
@@ -38983,7 +39091,7 @@
             <w:pPr>
               <w:pStyle w:val="Compact"/>
             </w:pPr>
-            <w:hyperlink r:id="rId298">
+            <w:hyperlink r:id="rId296">
               <w:r>
                 <w:rPr>
                   <w:rStyle w:val="Hyperlink"/>
@@ -38995,10 +39103,10 @@
         </w:tc>
       </w:tr>
     </w:tbl>
-    <w:bookmarkEnd w:id="408"/>
-    <w:bookmarkEnd w:id="409"/>
-    <w:bookmarkStart w:id="411" w:name="prioridadLote"/>
-    <w:bookmarkStart w:id="410" w:name="prioridad-lote-dp"/>
+    <w:bookmarkEnd w:id="406"/>
+    <w:bookmarkEnd w:id="407"/>
+    <w:bookmarkStart w:id="409" w:name="prioridadLote"/>
+    <w:bookmarkStart w:id="408" w:name="prioridad-lote-dp"/>
     <w:p>
       <w:pPr>
         <w:pStyle w:val="Heading3"/>
@@ -39089,7 +39197,7 @@
             <w:pPr>
               <w:pStyle w:val="Compact"/>
             </w:pPr>
-            <w:hyperlink r:id="rId223">
+            <w:hyperlink r:id="rId221">
               <w:r>
                 <w:rPr>
                   <w:rStyle w:val="Hyperlink"/>
@@ -39108,7 +39216,7 @@
             <w:r>
               <w:t xml:space="preserve"> </w:t>
             </w:r>
-            <w:hyperlink r:id="rId294">
+            <w:hyperlink r:id="rId292">
               <w:r>
                 <w:rPr>
                   <w:rStyle w:val="Hyperlink"/>
@@ -39138,7 +39246,7 @@
             <w:pPr>
               <w:pStyle w:val="Compact"/>
             </w:pPr>
-            <w:hyperlink r:id="rId177">
+            <w:hyperlink r:id="rId175">
               <w:r>
                 <w:rPr>
                   <w:rStyle w:val="Hyperlink"/>
@@ -39187,7 +39295,7 @@
             <w:pPr>
               <w:pStyle w:val="Compact"/>
             </w:pPr>
-            <w:hyperlink r:id="rId178">
+            <w:hyperlink r:id="rId176">
               <w:r>
                 <w:rPr>
                   <w:rStyle w:val="Hyperlink"/>
@@ -39203,7 +39311,7 @@
             <w:pPr>
               <w:pStyle w:val="Compact"/>
             </w:pPr>
-            <w:hyperlink r:id="rId298">
+            <w:hyperlink r:id="rId296">
               <w:r>
                 <w:rPr>
                   <w:rStyle w:val="Hyperlink"/>
@@ -39215,10 +39323,10 @@
         </w:tc>
       </w:tr>
     </w:tbl>
-    <w:bookmarkEnd w:id="410"/>
-    <w:bookmarkEnd w:id="411"/>
-    <w:bookmarkStart w:id="413" w:name="puntosRecomendacion"/>
-    <w:bookmarkStart w:id="412" w:name="puntos-recomendacion-dp"/>
+    <w:bookmarkEnd w:id="408"/>
+    <w:bookmarkEnd w:id="409"/>
+    <w:bookmarkStart w:id="411" w:name="puntosRecomendacion"/>
+    <w:bookmarkStart w:id="410" w:name="puntos-recomendacion-dp"/>
     <w:p>
       <w:pPr>
         <w:pStyle w:val="Heading3"/>
@@ -39309,7 +39417,7 @@
             <w:pPr>
               <w:pStyle w:val="Compact"/>
             </w:pPr>
-            <w:hyperlink r:id="rId223">
+            <w:hyperlink r:id="rId221">
               <w:r>
                 <w:rPr>
                   <w:rStyle w:val="Hyperlink"/>
@@ -39328,7 +39436,7 @@
             <w:r>
               <w:t xml:space="preserve"> </w:t>
             </w:r>
-            <w:hyperlink r:id="rId294">
+            <w:hyperlink r:id="rId292">
               <w:r>
                 <w:rPr>
                   <w:rStyle w:val="Hyperlink"/>
@@ -39358,7 +39466,7 @@
             <w:pPr>
               <w:pStyle w:val="Compact"/>
             </w:pPr>
-            <w:hyperlink r:id="rId177">
+            <w:hyperlink r:id="rId175">
               <w:r>
                 <w:rPr>
                   <w:rStyle w:val="Hyperlink"/>
@@ -39407,7 +39515,7 @@
             <w:pPr>
               <w:pStyle w:val="Compact"/>
             </w:pPr>
-            <w:hyperlink r:id="rId178">
+            <w:hyperlink r:id="rId176">
               <w:r>
                 <w:rPr>
                   <w:rStyle w:val="Hyperlink"/>
@@ -39423,7 +39531,7 @@
             <w:pPr>
               <w:pStyle w:val="Compact"/>
             </w:pPr>
-            <w:hyperlink r:id="rId365">
+            <w:hyperlink r:id="rId363">
               <w:r>
                 <w:rPr>
                   <w:rStyle w:val="Hyperlink"/>
@@ -39435,10 +39543,10 @@
         </w:tc>
       </w:tr>
     </w:tbl>
-    <w:bookmarkEnd w:id="412"/>
-    <w:bookmarkEnd w:id="413"/>
-    <w:bookmarkStart w:id="415" w:name="puntuacion"/>
-    <w:bookmarkStart w:id="414" w:name="puntuacion-dp"/>
+    <w:bookmarkEnd w:id="410"/>
+    <w:bookmarkEnd w:id="411"/>
+    <w:bookmarkStart w:id="413" w:name="puntuacion"/>
+    <w:bookmarkStart w:id="412" w:name="puntuacion-dp"/>
     <w:p>
       <w:pPr>
         <w:pStyle w:val="Heading3"/>
@@ -39529,7 +39637,7 @@
             <w:pPr>
               <w:pStyle w:val="Compact"/>
             </w:pPr>
-            <w:hyperlink r:id="rId223">
+            <w:hyperlink r:id="rId221">
               <w:r>
                 <w:rPr>
                   <w:rStyle w:val="Hyperlink"/>
@@ -39548,7 +39656,7 @@
             <w:r>
               <w:t xml:space="preserve"> </w:t>
             </w:r>
-            <w:hyperlink r:id="rId294">
+            <w:hyperlink r:id="rId292">
               <w:r>
                 <w:rPr>
                   <w:rStyle w:val="Hyperlink"/>
@@ -39578,7 +39686,7 @@
             <w:pPr>
               <w:pStyle w:val="Compact"/>
             </w:pPr>
-            <w:hyperlink r:id="rId177">
+            <w:hyperlink r:id="rId175">
               <w:r>
                 <w:rPr>
                   <w:rStyle w:val="Hyperlink"/>
@@ -39627,7 +39735,7 @@
             <w:pPr>
               <w:pStyle w:val="Compact"/>
             </w:pPr>
-            <w:hyperlink r:id="rId178">
+            <w:hyperlink r:id="rId176">
               <w:r>
                 <w:rPr>
                   <w:rStyle w:val="Hyperlink"/>
@@ -39643,7 +39751,7 @@
             <w:pPr>
               <w:pStyle w:val="Compact"/>
             </w:pPr>
-            <w:hyperlink r:id="rId298">
+            <w:hyperlink r:id="rId296">
               <w:r>
                 <w:rPr>
                   <w:rStyle w:val="Hyperlink"/>
@@ -39655,10 +39763,10 @@
         </w:tc>
       </w:tr>
     </w:tbl>
-    <w:bookmarkEnd w:id="414"/>
-    <w:bookmarkEnd w:id="415"/>
-    <w:bookmarkStart w:id="417" w:name="referenciaPago"/>
-    <w:bookmarkStart w:id="416" w:name="referencia-pago-dp"/>
+    <w:bookmarkEnd w:id="412"/>
+    <w:bookmarkEnd w:id="413"/>
+    <w:bookmarkStart w:id="415" w:name="referenciaPago"/>
+    <w:bookmarkStart w:id="414" w:name="referencia-pago-dp"/>
     <w:p>
       <w:pPr>
         <w:pStyle w:val="Heading3"/>
@@ -39749,7 +39857,7 @@
             <w:pPr>
               <w:pStyle w:val="Compact"/>
             </w:pPr>
-            <w:hyperlink r:id="rId223">
+            <w:hyperlink r:id="rId221">
               <w:r>
                 <w:rPr>
                   <w:rStyle w:val="Hyperlink"/>
@@ -39768,7 +39876,7 @@
             <w:r>
               <w:t xml:space="preserve"> </w:t>
             </w:r>
-            <w:hyperlink r:id="rId294">
+            <w:hyperlink r:id="rId292">
               <w:r>
                 <w:rPr>
                   <w:rStyle w:val="Hyperlink"/>
@@ -39798,7 +39906,7 @@
             <w:pPr>
               <w:pStyle w:val="Compact"/>
             </w:pPr>
-            <w:hyperlink r:id="rId177">
+            <w:hyperlink r:id="rId175">
               <w:r>
                 <w:rPr>
                   <w:rStyle w:val="Hyperlink"/>
@@ -39847,7 +39955,7 @@
             <w:pPr>
               <w:pStyle w:val="Compact"/>
             </w:pPr>
-            <w:hyperlink r:id="rId178">
+            <w:hyperlink r:id="rId176">
               <w:r>
                 <w:rPr>
                   <w:rStyle w:val="Hyperlink"/>
@@ -39863,7 +39971,7 @@
             <w:pPr>
               <w:pStyle w:val="Compact"/>
             </w:pPr>
-            <w:hyperlink r:id="rId295">
+            <w:hyperlink r:id="rId293">
               <w:r>
                 <w:rPr>
                   <w:rStyle w:val="Hyperlink"/>
@@ -39875,10 +39983,10 @@
         </w:tc>
       </w:tr>
     </w:tbl>
-    <w:bookmarkEnd w:id="416"/>
-    <w:bookmarkEnd w:id="417"/>
-    <w:bookmarkStart w:id="419" w:name="tipoBusqueda"/>
-    <w:bookmarkStart w:id="418" w:name="tipo-busqueda-dp"/>
+    <w:bookmarkEnd w:id="414"/>
+    <w:bookmarkEnd w:id="415"/>
+    <w:bookmarkStart w:id="417" w:name="tipoBusqueda"/>
+    <w:bookmarkStart w:id="416" w:name="tipo-busqueda-dp"/>
     <w:p>
       <w:pPr>
         <w:pStyle w:val="Heading3"/>
@@ -39969,7 +40077,7 @@
             <w:pPr>
               <w:pStyle w:val="Compact"/>
             </w:pPr>
-            <w:hyperlink r:id="rId223">
+            <w:hyperlink r:id="rId221">
               <w:r>
                 <w:rPr>
                   <w:rStyle w:val="Hyperlink"/>
@@ -39988,7 +40096,7 @@
             <w:r>
               <w:t xml:space="preserve"> </w:t>
             </w:r>
-            <w:hyperlink r:id="rId294">
+            <w:hyperlink r:id="rId292">
               <w:r>
                 <w:rPr>
                   <w:rStyle w:val="Hyperlink"/>
@@ -40018,7 +40126,7 @@
             <w:pPr>
               <w:pStyle w:val="Compact"/>
             </w:pPr>
-            <w:hyperlink r:id="rId177">
+            <w:hyperlink r:id="rId175">
               <w:r>
                 <w:rPr>
                   <w:rStyle w:val="Hyperlink"/>
@@ -40067,7 +40175,7 @@
             <w:pPr>
               <w:pStyle w:val="Compact"/>
             </w:pPr>
-            <w:hyperlink r:id="rId178">
+            <w:hyperlink r:id="rId176">
               <w:r>
                 <w:rPr>
                   <w:rStyle w:val="Hyperlink"/>
@@ -40083,7 +40191,7 @@
             <w:pPr>
               <w:pStyle w:val="Compact"/>
             </w:pPr>
-            <w:hyperlink r:id="rId295">
+            <w:hyperlink r:id="rId293">
               <w:r>
                 <w:rPr>
                   <w:rStyle w:val="Hyperlink"/>
@@ -40095,10 +40203,10 @@
         </w:tc>
       </w:tr>
     </w:tbl>
-    <w:bookmarkEnd w:id="418"/>
-    <w:bookmarkEnd w:id="419"/>
-    <w:bookmarkStart w:id="421" w:name="tipoEnvio"/>
-    <w:bookmarkStart w:id="420" w:name="tipo-envio-dp"/>
+    <w:bookmarkEnd w:id="416"/>
+    <w:bookmarkEnd w:id="417"/>
+    <w:bookmarkStart w:id="419" w:name="tipoEnvio"/>
+    <w:bookmarkStart w:id="418" w:name="tipo-envio-dp"/>
     <w:p>
       <w:pPr>
         <w:pStyle w:val="Heading3"/>
@@ -40161,7 +40269,7 @@
             <w:pPr>
               <w:pStyle w:val="Compact"/>
             </w:pPr>
-            <w:hyperlink r:id="rId223">
+            <w:hyperlink r:id="rId221">
               <w:r>
                 <w:rPr>
                   <w:rStyle w:val="Hyperlink"/>
@@ -40180,7 +40288,7 @@
             <w:r>
               <w:t xml:space="preserve"> </w:t>
             </w:r>
-            <w:hyperlink r:id="rId294">
+            <w:hyperlink r:id="rId292">
               <w:r>
                 <w:rPr>
                   <w:rStyle w:val="Hyperlink"/>
@@ -40210,7 +40318,7 @@
             <w:pPr>
               <w:pStyle w:val="Compact"/>
             </w:pPr>
-            <w:hyperlink r:id="rId177">
+            <w:hyperlink r:id="rId175">
               <w:r>
                 <w:rPr>
                   <w:rStyle w:val="Hyperlink"/>
@@ -40295,7 +40403,7 @@
             <w:pPr>
               <w:pStyle w:val="Compact"/>
             </w:pPr>
-            <w:hyperlink r:id="rId178">
+            <w:hyperlink r:id="rId176">
               <w:r>
                 <w:rPr>
                   <w:rStyle w:val="Hyperlink"/>
@@ -40311,7 +40419,7 @@
             <w:pPr>
               <w:pStyle w:val="Compact"/>
             </w:pPr>
-            <w:hyperlink r:id="rId295">
+            <w:hyperlink r:id="rId293">
               <w:r>
                 <w:rPr>
                   <w:rStyle w:val="Hyperlink"/>
@@ -40323,10 +40431,10 @@
         </w:tc>
       </w:tr>
     </w:tbl>
-    <w:bookmarkEnd w:id="420"/>
-    <w:bookmarkEnd w:id="421"/>
-    <w:bookmarkStart w:id="423" w:name="valorTextoRestriccion"/>
-    <w:bookmarkStart w:id="422" w:name="valor-texto-restriccion-dp"/>
+    <w:bookmarkEnd w:id="418"/>
+    <w:bookmarkEnd w:id="419"/>
+    <w:bookmarkStart w:id="421" w:name="valorTextoRestriccion"/>
+    <w:bookmarkStart w:id="420" w:name="valor-texto-restriccion-dp"/>
     <w:p>
       <w:pPr>
         <w:pStyle w:val="Heading3"/>
@@ -40417,7 +40525,7 @@
             <w:pPr>
               <w:pStyle w:val="Compact"/>
             </w:pPr>
-            <w:hyperlink r:id="rId223">
+            <w:hyperlink r:id="rId221">
               <w:r>
                 <w:rPr>
                   <w:rStyle w:val="Hyperlink"/>
@@ -40436,7 +40544,7 @@
             <w:r>
               <w:t xml:space="preserve"> </w:t>
             </w:r>
-            <w:hyperlink r:id="rId294">
+            <w:hyperlink r:id="rId292">
               <w:r>
                 <w:rPr>
                   <w:rStyle w:val="Hyperlink"/>
@@ -40466,7 +40574,7 @@
             <w:pPr>
               <w:pStyle w:val="Compact"/>
             </w:pPr>
-            <w:hyperlink r:id="rId177">
+            <w:hyperlink r:id="rId175">
               <w:r>
                 <w:rPr>
                   <w:rStyle w:val="Hyperlink"/>
@@ -40515,7 +40623,7 @@
             <w:pPr>
               <w:pStyle w:val="Compact"/>
             </w:pPr>
-            <w:hyperlink r:id="rId178">
+            <w:hyperlink r:id="rId176">
               <w:r>
                 <w:rPr>
                   <w:rStyle w:val="Hyperlink"/>
@@ -40531,7 +40639,7 @@
             <w:pPr>
               <w:pStyle w:val="Compact"/>
             </w:pPr>
-            <w:hyperlink r:id="rId295">
+            <w:hyperlink r:id="rId293">
               <w:r>
                 <w:rPr>
                   <w:rStyle w:val="Hyperlink"/>
@@ -40543,10 +40651,10 @@
         </w:tc>
       </w:tr>
     </w:tbl>
-    <w:bookmarkEnd w:id="422"/>
-    <w:bookmarkEnd w:id="423"/>
-    <w:bookmarkStart w:id="425" w:name="valoracionDePedido"/>
-    <w:bookmarkStart w:id="424" w:name="valoracion-de-pedido-dp"/>
+    <w:bookmarkEnd w:id="420"/>
+    <w:bookmarkEnd w:id="421"/>
+    <w:bookmarkStart w:id="423" w:name="valoracionDePedido"/>
+    <w:bookmarkStart w:id="422" w:name="valoracion-de-pedido-dp"/>
     <w:p>
       <w:pPr>
         <w:pStyle w:val="Heading3"/>
@@ -40637,7 +40745,7 @@
             <w:pPr>
               <w:pStyle w:val="Compact"/>
             </w:pPr>
-            <w:hyperlink r:id="rId223">
+            <w:hyperlink r:id="rId221">
               <w:r>
                 <w:rPr>
                   <w:rStyle w:val="Hyperlink"/>
@@ -40656,7 +40764,7 @@
             <w:r>
               <w:t xml:space="preserve"> </w:t>
             </w:r>
-            <w:hyperlink r:id="rId294">
+            <w:hyperlink r:id="rId292">
               <w:r>
                 <w:rPr>
                   <w:rStyle w:val="Hyperlink"/>
@@ -40686,7 +40794,7 @@
             <w:pPr>
               <w:pStyle w:val="Compact"/>
             </w:pPr>
-            <w:hyperlink r:id="rId177">
+            <w:hyperlink r:id="rId175">
               <w:r>
                 <w:rPr>
                   <w:rStyle w:val="Hyperlink"/>
@@ -40735,7 +40843,7 @@
             <w:pPr>
               <w:pStyle w:val="Compact"/>
             </w:pPr>
-            <w:hyperlink r:id="rId178">
+            <w:hyperlink r:id="rId176">
               <w:r>
                 <w:rPr>
                   <w:rStyle w:val="Hyperlink"/>
@@ -40751,7 +40859,7 @@
             <w:pPr>
               <w:pStyle w:val="Compact"/>
             </w:pPr>
-            <w:hyperlink r:id="rId295">
+            <w:hyperlink r:id="rId293">
               <w:r>
                 <w:rPr>
                   <w:rStyle w:val="Hyperlink"/>
@@ -40763,10 +40871,10 @@
         </w:tc>
       </w:tr>
     </w:tbl>
-    <w:bookmarkEnd w:id="424"/>
-    <w:bookmarkEnd w:id="425"/>
-    <w:bookmarkStart w:id="427" w:name="valoracionMedia"/>
-    <w:bookmarkStart w:id="426" w:name="valoracion-media-dp"/>
+    <w:bookmarkEnd w:id="422"/>
+    <w:bookmarkEnd w:id="423"/>
+    <w:bookmarkStart w:id="425" w:name="valoracionMedia"/>
+    <w:bookmarkStart w:id="424" w:name="valoracion-media-dp"/>
     <w:p>
       <w:pPr>
         <w:pStyle w:val="Heading3"/>
@@ -40857,7 +40965,7 @@
             <w:pPr>
               <w:pStyle w:val="Compact"/>
             </w:pPr>
-            <w:hyperlink r:id="rId223">
+            <w:hyperlink r:id="rId221">
               <w:r>
                 <w:rPr>
                   <w:rStyle w:val="Hyperlink"/>
@@ -40876,7 +40984,7 @@
             <w:r>
               <w:t xml:space="preserve"> </w:t>
             </w:r>
-            <w:hyperlink r:id="rId294">
+            <w:hyperlink r:id="rId292">
               <w:r>
                 <w:rPr>
                   <w:rStyle w:val="Hyperlink"/>
@@ -40906,7 +41014,7 @@
             <w:pPr>
               <w:pStyle w:val="Compact"/>
             </w:pPr>
-            <w:hyperlink r:id="rId177">
+            <w:hyperlink r:id="rId175">
               <w:r>
                 <w:rPr>
                   <w:rStyle w:val="Hyperlink"/>
@@ -40955,7 +41063,7 @@
             <w:pPr>
               <w:pStyle w:val="Compact"/>
             </w:pPr>
-            <w:hyperlink r:id="rId178">
+            <w:hyperlink r:id="rId176">
               <w:r>
                 <w:rPr>
                   <w:rStyle w:val="Hyperlink"/>
@@ -40971,7 +41079,7 @@
             <w:pPr>
               <w:pStyle w:val="Compact"/>
             </w:pPr>
-            <w:hyperlink r:id="rId365">
+            <w:hyperlink r:id="rId363">
               <w:r>
                 <w:rPr>
                   <w:rStyle w:val="Hyperlink"/>
@@ -40983,10 +41091,10 @@
         </w:tc>
       </w:tr>
     </w:tbl>
-    <w:bookmarkEnd w:id="426"/>
-    <w:bookmarkEnd w:id="427"/>
-    <w:bookmarkStart w:id="429" w:name="valoracionMinima"/>
-    <w:bookmarkStart w:id="428" w:name="valoracion-minima-dp"/>
+    <w:bookmarkEnd w:id="424"/>
+    <w:bookmarkEnd w:id="425"/>
+    <w:bookmarkStart w:id="427" w:name="valoracionMinima"/>
+    <w:bookmarkStart w:id="426" w:name="valoracion-minima-dp"/>
     <w:p>
       <w:pPr>
         <w:pStyle w:val="Heading3"/>
@@ -41077,7 +41185,7 @@
             <w:pPr>
               <w:pStyle w:val="Compact"/>
             </w:pPr>
-            <w:hyperlink r:id="rId223">
+            <w:hyperlink r:id="rId221">
               <w:r>
                 <w:rPr>
                   <w:rStyle w:val="Hyperlink"/>
@@ -41096,7 +41204,7 @@
             <w:r>
               <w:t xml:space="preserve"> </w:t>
             </w:r>
-            <w:hyperlink r:id="rId294">
+            <w:hyperlink r:id="rId292">
               <w:r>
                 <w:rPr>
                   <w:rStyle w:val="Hyperlink"/>
@@ -41126,7 +41234,7 @@
             <w:pPr>
               <w:pStyle w:val="Compact"/>
             </w:pPr>
-            <w:hyperlink r:id="rId177">
+            <w:hyperlink r:id="rId175">
               <w:r>
                 <w:rPr>
                   <w:rStyle w:val="Hyperlink"/>
@@ -41175,7 +41283,7 @@
             <w:pPr>
               <w:pStyle w:val="Compact"/>
             </w:pPr>
-            <w:hyperlink r:id="rId178">
+            <w:hyperlink r:id="rId176">
               <w:r>
                 <w:rPr>
                   <w:rStyle w:val="Hyperlink"/>
@@ -41191,7 +41299,7 @@
             <w:pPr>
               <w:pStyle w:val="Compact"/>
             </w:pPr>
-            <w:hyperlink r:id="rId365">
+            <w:hyperlink r:id="rId363">
               <w:r>
                 <w:rPr>
                   <w:rStyle w:val="Hyperlink"/>
@@ -41203,10 +41311,10 @@
         </w:tc>
       </w:tr>
     </w:tbl>
-    <w:bookmarkEnd w:id="428"/>
-    <w:bookmarkEnd w:id="429"/>
-    <w:bookmarkStart w:id="431" w:name="Address"/>
-    <w:bookmarkStart w:id="430" w:name="address-dp"/>
+    <w:bookmarkEnd w:id="426"/>
+    <w:bookmarkEnd w:id="427"/>
+    <w:bookmarkStart w:id="429" w:name="Address"/>
+    <w:bookmarkStart w:id="428" w:name="address-dp"/>
     <w:p>
       <w:pPr>
         <w:pStyle w:val="Heading3"/>
@@ -41297,7 +41405,7 @@
             <w:pPr>
               <w:pStyle w:val="Compact"/>
             </w:pPr>
-            <w:hyperlink r:id="rId178">
+            <w:hyperlink r:id="rId176">
               <w:r>
                 <w:rPr>
                   <w:rStyle w:val="Hyperlink"/>
@@ -41313,7 +41421,7 @@
             <w:pPr>
               <w:pStyle w:val="Compact"/>
             </w:pPr>
-            <w:hyperlink r:id="rId295">
+            <w:hyperlink r:id="rId293">
               <w:r>
                 <w:rPr>
                   <w:rStyle w:val="Hyperlink"/>
@@ -41325,16 +41433,16 @@
         </w:tc>
       </w:tr>
     </w:tbl>
-    <w:bookmarkEnd w:id="430"/>
-    <w:bookmarkEnd w:id="431"/>
-    <w:bookmarkStart w:id="433" w:name="AgentType"/>
-    <w:bookmarkStart w:id="432" w:name="agent-type-dp"/>
+    <w:bookmarkEnd w:id="428"/>
+    <w:bookmarkEnd w:id="429"/>
+    <w:bookmarkStart w:id="431" w:name="Name"/>
+    <w:bookmarkStart w:id="430" w:name="name-dp"/>
     <w:p>
       <w:pPr>
         <w:pStyle w:val="Heading3"/>
       </w:pPr>
       <w:r>
-        <w:t xml:space="preserve">Agent Type</w:t>
+        <w:t xml:space="preserve">Name</w:t>
       </w:r>
       <w:r>
         <w:t xml:space="preserve"> </w:t>
@@ -41378,7 +41486,7 @@
               <w:rPr>
                 <w:rStyle w:val="VerbatimChar"/>
               </w:rPr>
-              <w:t xml:space="preserve">http://www.semanticweb.org/ecsdi/directory/AgentType</w:t>
+              <w:t xml:space="preserve">http://www.semanticweb.org/ecsdi/directory/Name</w:t>
             </w:r>
           </w:p>
         </w:tc>
@@ -41407,19 +41515,19 @@
               <w:pStyle w:val="BodyText"/>
             </w:pPr>
             <w:r>
-              <w:t xml:space="preserve">Tipo funcional con el que un agente se registra o se busca en el servicio de directorio</w:t>
-            </w:r>
-          </w:p>
-        </w:tc>
-      </w:tr>
-      <w:tr>
-        <w:tc>
-          <w:tcPr/>
-          <w:p>
-            <w:pPr>
-              <w:pStyle w:val="Compact"/>
-            </w:pPr>
-            <w:hyperlink r:id="rId178">
+              <w:t xml:space="preserve">Nombre identificador usado en el registro de un agente y en su entrada del servicio de directorio</w:t>
+            </w:r>
+          </w:p>
+        </w:tc>
+      </w:tr>
+      <w:tr>
+        <w:tc>
+          <w:tcPr/>
+          <w:p>
+            <w:pPr>
+              <w:pStyle w:val="Compact"/>
+            </w:pPr>
+            <w:hyperlink r:id="rId176">
               <w:r>
                 <w:rPr>
                   <w:rStyle w:val="Hyperlink"/>
@@ -41435,7 +41543,7 @@
             <w:pPr>
               <w:pStyle w:val="Compact"/>
             </w:pPr>
-            <w:hyperlink r:id="rId295">
+            <w:hyperlink r:id="rId293">
               <w:r>
                 <w:rPr>
                   <w:rStyle w:val="Hyperlink"/>
@@ -41447,16 +41555,16 @@
         </w:tc>
       </w:tr>
     </w:tbl>
-    <w:bookmarkEnd w:id="432"/>
-    <w:bookmarkEnd w:id="433"/>
-    <w:bookmarkStart w:id="435" w:name="motivo"/>
-    <w:bookmarkStart w:id="434" w:name="motivo-dp"/>
+    <w:bookmarkEnd w:id="430"/>
+    <w:bookmarkEnd w:id="431"/>
+    <w:bookmarkStart w:id="433" w:name="AgentType"/>
+    <w:bookmarkStart w:id="432" w:name="agent-type-dp"/>
     <w:p>
       <w:pPr>
         <w:pStyle w:val="Heading3"/>
       </w:pPr>
       <w:r>
-        <w:t xml:space="preserve">motivo</w:t>
+        <w:t xml:space="preserve">Agent Type</w:t>
       </w:r>
       <w:r>
         <w:t xml:space="preserve"> </w:t>
@@ -41500,6 +41608,128 @@
               <w:rPr>
                 <w:rStyle w:val="VerbatimChar"/>
               </w:rPr>
+              <w:t xml:space="preserve">http://www.semanticweb.org/ecsdi/directory/AgentType</w:t>
+            </w:r>
+          </w:p>
+        </w:tc>
+      </w:tr>
+      <w:tr>
+        <w:tc>
+          <w:tcPr/>
+          <w:p>
+            <w:pPr>
+              <w:pStyle w:val="Compact"/>
+            </w:pPr>
+            <w:hyperlink r:id="rId15">
+              <w:r>
+                <w:rPr>
+                  <w:rStyle w:val="Hyperlink"/>
+                </w:rPr>
+                <w:t xml:space="preserve">Description</w:t>
+              </w:r>
+            </w:hyperlink>
+          </w:p>
+        </w:tc>
+        <w:tc>
+          <w:tcPr/>
+          <w:p>
+            <w:pPr>
+              <w:pStyle w:val="BodyText"/>
+            </w:pPr>
+            <w:r>
+              <w:t xml:space="preserve">Tipo funcional con el que un agente se registra o se busca en el servicio de directorio</w:t>
+            </w:r>
+          </w:p>
+        </w:tc>
+      </w:tr>
+      <w:tr>
+        <w:tc>
+          <w:tcPr/>
+          <w:p>
+            <w:pPr>
+              <w:pStyle w:val="Compact"/>
+            </w:pPr>
+            <w:hyperlink r:id="rId176">
+              <w:r>
+                <w:rPr>
+                  <w:rStyle w:val="Hyperlink"/>
+                </w:rPr>
+                <w:t xml:space="preserve">Range</w:t>
+              </w:r>
+            </w:hyperlink>
+          </w:p>
+        </w:tc>
+        <w:tc>
+          <w:tcPr/>
+          <w:p>
+            <w:pPr>
+              <w:pStyle w:val="Compact"/>
+            </w:pPr>
+            <w:hyperlink r:id="rId293">
+              <w:r>
+                <w:rPr>
+                  <w:rStyle w:val="Hyperlink"/>
+                </w:rPr>
+                <w:t xml:space="preserve">xsd:string</w:t>
+              </w:r>
+            </w:hyperlink>
+          </w:p>
+        </w:tc>
+      </w:tr>
+    </w:tbl>
+    <w:bookmarkEnd w:id="432"/>
+    <w:bookmarkEnd w:id="433"/>
+    <w:bookmarkStart w:id="435" w:name="motivo"/>
+    <w:bookmarkStart w:id="434" w:name="motivo-dp"/>
+    <w:p>
+      <w:pPr>
+        <w:pStyle w:val="Heading3"/>
+      </w:pPr>
+      <w:r>
+        <w:t xml:space="preserve">motivo</w:t>
+      </w:r>
+      <w:r>
+        <w:t xml:space="preserve"> </w:t>
+      </w:r>
+      <w:r>
+        <w:rPr>
+          <w:vertAlign w:val="superscript"/>
+        </w:rPr>
+        <w:t xml:space="preserve">dp</w:t>
+      </w:r>
+    </w:p>
+    <w:tbl>
+      <w:tblPr>
+        <w:tblStyle w:val="Table"/>
+        <w:tblW w:type="auto" w:w="0"/>
+        <w:tblLook w:firstRow="0" w:lastRow="0" w:firstColumn="0" w:lastColumn="0" w:noHBand="0" w:noVBand="0" w:val="0000"/>
+      </w:tblPr>
+      <w:tblGrid>
+        <w:gridCol w:w="3960"/>
+        <w:gridCol w:w="3960"/>
+      </w:tblGrid>
+      <w:tr>
+        <w:tc>
+          <w:tcPr/>
+          <w:p>
+            <w:pPr>
+              <w:pStyle w:val="Compact"/>
+            </w:pPr>
+            <w:r>
+              <w:t xml:space="preserve">IRI</w:t>
+            </w:r>
+          </w:p>
+        </w:tc>
+        <w:tc>
+          <w:tcPr/>
+          <w:p>
+            <w:pPr>
+              <w:pStyle w:val="Compact"/>
+            </w:pPr>
+            <w:r>
+              <w:rPr>
+                <w:rStyle w:val="VerbatimChar"/>
+              </w:rPr>
               <w:t xml:space="preserve">http://www.semanticweb.org/ecsdi/directory/motivo</w:t>
             </w:r>
           </w:p>
@@ -41541,7 +41771,7 @@
             <w:pPr>
               <w:pStyle w:val="Compact"/>
             </w:pPr>
-            <w:hyperlink r:id="rId178">
+            <w:hyperlink r:id="rId176">
               <w:r>
                 <w:rPr>
                   <w:rStyle w:val="Hyperlink"/>
@@ -41557,7 +41787,7 @@
             <w:pPr>
               <w:pStyle w:val="Compact"/>
             </w:pPr>
-            <w:hyperlink r:id="rId295">
+            <w:hyperlink r:id="rId293">
               <w:r>
                 <w:rPr>
                   <w:rStyle w:val="Hyperlink"/>
@@ -41675,7 +41905,7 @@
             <w:pPr>
               <w:pStyle w:val="Compact"/>
             </w:pPr>
-            <w:hyperlink r:id="rId177">
+            <w:hyperlink r:id="rId175">
               <w:r>
                 <w:rPr>
                   <w:rStyle w:val="Hyperlink"/>
@@ -41724,7 +41954,7 @@
             <w:pPr>
               <w:pStyle w:val="Compact"/>
             </w:pPr>
-            <w:hyperlink r:id="rId178">
+            <w:hyperlink r:id="rId176">
               <w:r>
                 <w:rPr>
                   <w:rStyle w:val="Hyperlink"/>
@@ -41861,7 +42091,7 @@
             <w:pPr>
               <w:pStyle w:val="Compact"/>
             </w:pPr>
-            <w:hyperlink r:id="rId177">
+            <w:hyperlink r:id="rId175">
               <w:r>
                 <w:rPr>
                   <w:rStyle w:val="Hyperlink"/>
@@ -41910,7 +42140,7 @@
             <w:pPr>
               <w:pStyle w:val="Compact"/>
             </w:pPr>
-            <w:hyperlink r:id="rId178">
+            <w:hyperlink r:id="rId176">
               <w:r>
                 <w:rPr>
                   <w:rStyle w:val="Hyperlink"/>
@@ -42047,7 +42277,7 @@
             <w:pPr>
               <w:pStyle w:val="Compact"/>
             </w:pPr>
-            <w:hyperlink r:id="rId177">
+            <w:hyperlink r:id="rId175">
               <w:r>
                 <w:rPr>
                   <w:rStyle w:val="Hyperlink"/>
@@ -42096,7 +42326,7 @@
             <w:pPr>
               <w:pStyle w:val="Compact"/>
             </w:pPr>
-            <w:hyperlink r:id="rId178">
+            <w:hyperlink r:id="rId176">
               <w:r>
                 <w:rPr>
                   <w:rStyle w:val="Hyperlink"/>
@@ -42233,7 +42463,7 @@
             <w:pPr>
               <w:pStyle w:val="Compact"/>
             </w:pPr>
-            <w:hyperlink r:id="rId177">
+            <w:hyperlink r:id="rId175">
               <w:r>
                 <w:rPr>
                   <w:rStyle w:val="Hyperlink"/>
@@ -42282,7 +42512,7 @@
             <w:pPr>
               <w:pStyle w:val="Compact"/>
             </w:pPr>
-            <w:hyperlink r:id="rId178">
+            <w:hyperlink r:id="rId176">
               <w:r>
                 <w:rPr>
                   <w:rStyle w:val="Hyperlink"/>
@@ -42298,7 +42528,7 @@
             <w:pPr>
               <w:pStyle w:val="Compact"/>
             </w:pPr>
-            <w:hyperlink r:id="rId295">
+            <w:hyperlink r:id="rId293">
               <w:r>
                 <w:rPr>
                   <w:rStyle w:val="Hyperlink"/>
@@ -42404,7 +42634,7 @@
             <w:pPr>
               <w:pStyle w:val="Compact"/>
             </w:pPr>
-            <w:hyperlink r:id="rId177">
+            <w:hyperlink r:id="rId175">
               <w:r>
                 <w:rPr>
                   <w:rStyle w:val="Hyperlink"/>
@@ -42453,7 +42683,7 @@
             <w:pPr>
               <w:pStyle w:val="Compact"/>
             </w:pPr>
-            <w:hyperlink r:id="rId178">
+            <w:hyperlink r:id="rId176">
               <w:r>
                 <w:rPr>
                   <w:rStyle w:val="Hyperlink"/>
@@ -42469,7 +42699,7 @@
             <w:pPr>
               <w:pStyle w:val="Compact"/>
             </w:pPr>
-            <w:hyperlink r:id="rId295">
+            <w:hyperlink r:id="rId293">
               <w:r>
                 <w:rPr>
                   <w:rStyle w:val="Hyperlink"/>
@@ -42575,7 +42805,7 @@
             <w:pPr>
               <w:pStyle w:val="Compact"/>
             </w:pPr>
-            <w:hyperlink r:id="rId177">
+            <w:hyperlink r:id="rId175">
               <w:r>
                 <w:rPr>
                   <w:rStyle w:val="Hyperlink"/>
@@ -42624,7 +42854,7 @@
             <w:pPr>
               <w:pStyle w:val="Compact"/>
             </w:pPr>
-            <w:hyperlink r:id="rId178">
+            <w:hyperlink r:id="rId176">
               <w:r>
                 <w:rPr>
                   <w:rStyle w:val="Hyperlink"/>
@@ -42640,7 +42870,7 @@
             <w:pPr>
               <w:pStyle w:val="Compact"/>
             </w:pPr>
-            <w:hyperlink r:id="rId295">
+            <w:hyperlink r:id="rId293">
               <w:r>
                 <w:rPr>
                   <w:rStyle w:val="Hyperlink"/>
@@ -42746,7 +42976,7 @@
             <w:pPr>
               <w:pStyle w:val="Compact"/>
             </w:pPr>
-            <w:hyperlink r:id="rId177">
+            <w:hyperlink r:id="rId175">
               <w:r>
                 <w:rPr>
                   <w:rStyle w:val="Hyperlink"/>
@@ -42795,7 +43025,7 @@
             <w:pPr>
               <w:pStyle w:val="Compact"/>
             </w:pPr>
-            <w:hyperlink r:id="rId178">
+            <w:hyperlink r:id="rId176">
               <w:r>
                 <w:rPr>
                   <w:rStyle w:val="Hyperlink"/>
@@ -42811,7 +43041,7 @@
             <w:pPr>
               <w:pStyle w:val="Compact"/>
             </w:pPr>
-            <w:hyperlink r:id="rId295">
+            <w:hyperlink r:id="rId293">
               <w:r>
                 <w:rPr>
                   <w:rStyle w:val="Hyperlink"/>
@@ -42917,7 +43147,7 @@
             <w:pPr>
               <w:pStyle w:val="Compact"/>
             </w:pPr>
-            <w:hyperlink r:id="rId177">
+            <w:hyperlink r:id="rId175">
               <w:r>
                 <w:rPr>
                   <w:rStyle w:val="Hyperlink"/>
@@ -42966,7 +43196,7 @@
             <w:pPr>
               <w:pStyle w:val="Compact"/>
             </w:pPr>
-            <w:hyperlink r:id="rId178">
+            <w:hyperlink r:id="rId176">
               <w:r>
                 <w:rPr>
                   <w:rStyle w:val="Hyperlink"/>
@@ -42982,7 +43212,7 @@
             <w:pPr>
               <w:pStyle w:val="Compact"/>
             </w:pPr>
-            <w:hyperlink r:id="rId295">
+            <w:hyperlink r:id="rId293">
               <w:r>
                 <w:rPr>
                   <w:rStyle w:val="Hyperlink"/>
@@ -43050,7 +43280,7 @@
         <w:pStyle w:val="DefinitionTerm"/>
       </w:pPr>
       <w:r>
-        <w:t xml:space="preserve">foaf</w:t>
+        <w:t xml:space="preserve">ns1</w:t>
       </w:r>
     </w:p>
     <w:p>
@@ -43061,7 +43291,7 @@
         <w:rPr>
           <w:rStyle w:val="VerbatimChar"/>
         </w:rPr>
-        <w:t xml:space="preserve">http://xmlns.com/foaf/0.1/</w:t>
+        <w:t xml:space="preserve">http://www.semanticweb.org/ecsdi/</w:t>
       </w:r>
     </w:p>
     <w:p>
@@ -43069,7 +43299,7 @@
         <w:pStyle w:val="DefinitionTerm"/>
       </w:pPr>
       <w:r>
-        <w:t xml:space="preserve">ns1</w:t>
+        <w:t xml:space="preserve">owl</w:t>
       </w:r>
     </w:p>
     <w:p>
@@ -43080,7 +43310,7 @@
         <w:rPr>
           <w:rStyle w:val="VerbatimChar"/>
         </w:rPr>
-        <w:t xml:space="preserve">http://www.semanticweb.org/ecsdi/</w:t>
+        <w:t xml:space="preserve">http://www.w3.org/2002/07/owl#</w:t>
       </w:r>
     </w:p>
     <w:p>
@@ -43088,7 +43318,7 @@
         <w:pStyle w:val="DefinitionTerm"/>
       </w:pPr>
       <w:r>
-        <w:t xml:space="preserve">owl</w:t>
+        <w:t xml:space="preserve">rdf</w:t>
       </w:r>
     </w:p>
     <w:p>
@@ -43099,7 +43329,7 @@
         <w:rPr>
           <w:rStyle w:val="VerbatimChar"/>
         </w:rPr>
-        <w:t xml:space="preserve">http://www.w3.org/2002/07/owl#</w:t>
+        <w:t xml:space="preserve">http://www.w3.org/1999/02/22-rdf-syntax-ns#</w:t>
       </w:r>
     </w:p>
     <w:p>
@@ -43107,7 +43337,7 @@
         <w:pStyle w:val="DefinitionTerm"/>
       </w:pPr>
       <w:r>
-        <w:t xml:space="preserve">rdf</w:t>
+        <w:t xml:space="preserve">rdfs</w:t>
       </w:r>
     </w:p>
     <w:p>
@@ -43118,45 +43348,7 @@
         <w:rPr>
           <w:rStyle w:val="VerbatimChar"/>
         </w:rPr>
-        <w:t xml:space="preserve">http://www.w3.org/1999/02/22-rdf-syntax-ns#</w:t>
-      </w:r>
-    </w:p>
-    <w:p>
-      <w:pPr>
-        <w:pStyle w:val="DefinitionTerm"/>
-      </w:pPr>
-      <w:r>
-        <w:t xml:space="preserve">rdfs</w:t>
-      </w:r>
-    </w:p>
-    <w:p>
-      <w:pPr>
-        <w:pStyle w:val="Definition"/>
-      </w:pPr>
-      <w:r>
-        <w:rPr>
-          <w:rStyle w:val="VerbatimChar"/>
-        </w:rPr>
         <w:t xml:space="preserve">http://www.w3.org/2000/01/rdf-schema#</w:t>
-      </w:r>
-    </w:p>
-    <w:p>
-      <w:pPr>
-        <w:pStyle w:val="DefinitionTerm"/>
-      </w:pPr>
-      <w:r>
-        <w:t xml:space="preserve">schema</w:t>
-      </w:r>
-    </w:p>
-    <w:p>
-      <w:pPr>
-        <w:pStyle w:val="Definition"/>
-      </w:pPr>
-      <w:r>
-        <w:rPr>
-          <w:rStyle w:val="VerbatimChar"/>
-        </w:rPr>
-        <w:t xml:space="preserve">http://schema.org/</w:t>
       </w:r>
     </w:p>
     <w:p>
@@ -43477,6 +43669,23 @@
             <w:rStyle w:val="Hyperlink"/>
           </w:rPr>
           <w:t xml:space="preserve">Actor</w:t>
+        </w:r>
+      </w:hyperlink>
+    </w:p>
+    <w:p>
+      <w:pPr>
+        <w:pStyle w:val="Compact"/>
+        <w:numPr>
+          <w:ilvl w:val="1"/>
+          <w:numId w:val="1050"/>
+        </w:numPr>
+      </w:pPr>
+      <w:hyperlink w:anchor="AgenteExterno">
+        <w:r>
+          <w:rPr>
+            <w:rStyle w:val="Hyperlink"/>
+          </w:rPr>
+          <w:t xml:space="preserve">Agente Externo</w:t>
         </w:r>
       </w:hyperlink>
     </w:p>
@@ -44480,6 +44689,23 @@
             <w:rStyle w:val="Hyperlink"/>
           </w:rPr>
           <w:t xml:space="preserve">Vendedor Externo</w:t>
+        </w:r>
+      </w:hyperlink>
+    </w:p>
+    <w:p>
+      <w:pPr>
+        <w:pStyle w:val="Compact"/>
+        <w:numPr>
+          <w:ilvl w:val="1"/>
+          <w:numId w:val="1050"/>
+        </w:numPr>
+      </w:pPr>
+      <w:hyperlink w:anchor="AgenteDirectorio">
+        <w:r>
+          <w:rPr>
+            <w:rStyle w:val="Hyperlink"/>
+          </w:rPr>
+          <w:t xml:space="preserve">Agente Directorio</w:t>
         </w:r>
       </w:hyperlink>
     </w:p>
@@ -46705,6 +46931,23 @@
           <w:numId w:val="1052"/>
         </w:numPr>
       </w:pPr>
+      <w:hyperlink w:anchor="Name">
+        <w:r>
+          <w:rPr>
+            <w:rStyle w:val="Hyperlink"/>
+          </w:rPr>
+          <w:t xml:space="preserve">Name</w:t>
+        </w:r>
+      </w:hyperlink>
+    </w:p>
+    <w:p>
+      <w:pPr>
+        <w:pStyle w:val="Compact"/>
+        <w:numPr>
+          <w:ilvl w:val="1"/>
+          <w:numId w:val="1052"/>
+        </w:numPr>
+      </w:pPr>
       <w:hyperlink w:anchor="AgentType">
         <w:r>
           <w:rPr>
@@ -46940,23 +47183,6 @@
           <w:numId w:val="1054"/>
         </w:numPr>
       </w:pPr>
-      <w:hyperlink w:anchor="foaf">
-        <w:r>
-          <w:rPr>
-            <w:rStyle w:val="Hyperlink"/>
-          </w:rPr>
-          <w:t xml:space="preserve">foaf</w:t>
-        </w:r>
-      </w:hyperlink>
-    </w:p>
-    <w:p>
-      <w:pPr>
-        <w:pStyle w:val="Compact"/>
-        <w:numPr>
-          <w:ilvl w:val="1"/>
-          <w:numId w:val="1054"/>
-        </w:numPr>
-      </w:pPr>
       <w:hyperlink w:anchor="ns1">
         <w:r>
           <w:rPr>
@@ -47014,23 +47240,6 @@
             <w:rStyle w:val="Hyperlink"/>
           </w:rPr>
           <w:t xml:space="preserve">rdfs</w:t>
-        </w:r>
-      </w:hyperlink>
-    </w:p>
-    <w:p>
-      <w:pPr>
-        <w:pStyle w:val="Compact"/>
-        <w:numPr>
-          <w:ilvl w:val="1"/>
-          <w:numId w:val="1054"/>
-        </w:numPr>
-      </w:pPr>
-      <w:hyperlink w:anchor="schema">
-        <w:r>
-          <w:rPr>
-            <w:rStyle w:val="Hyperlink"/>
-          </w:rPr>
-          <w:t xml:space="preserve">schema</w:t>
         </w:r>
       </w:hyperlink>
     </w:p>
